--- a/_Documects/end/บทที่-3.docx
+++ b/_Documects/end/บทที่-3.docx
@@ -1,6 +1,6 @@
 
 <file path=word/document.xml><?xml version="1.0" encoding="utf-8"?>
-<w:document xmlns:wpc="http://schemas.microsoft.com/office/word/2010/wordprocessingCanvas" xmlns:cx="http://schemas.microsoft.com/office/drawing/2014/chartex" xmlns:cx1="http://schemas.microsoft.com/office/drawing/2015/9/8/chartex" xmlns:cx2="http://schemas.microsoft.com/office/drawing/2015/10/21/chartex" xmlns:cx3="http://schemas.microsoft.com/office/drawing/2016/5/9/chartex" xmlns:cx4="http://schemas.microsoft.com/office/drawing/2016/5/10/chartex" xmlns:cx5="http://schemas.microsoft.com/office/drawing/2016/5/11/chartex" xmlns:cx6="http://schemas.microsoft.com/office/drawing/2016/5/12/chartex" xmlns:cx7="http://schemas.microsoft.com/office/drawing/2016/5/13/chartex" xmlns:cx8="http://schemas.microsoft.com/office/drawing/2016/5/14/chartex" xmlns:mc="http://schemas.openxmlformats.org/markup-compatibility/2006" xmlns:aink="http://schemas.microsoft.com/office/drawing/2016/ink" xmlns:am3d="http://schemas.microsoft.com/office/drawing/2017/model3d" xmlns:o="urn:schemas-microsoft-com:office:office" xmlns:oel="http://schemas.microsoft.com/office/2019/extlst" xmlns:r="http://schemas.openxmlformats.org/officeDocument/2006/relationships" xmlns:m="http://schemas.openxmlformats.org/officeDocument/2006/math" xmlns:v="urn:schemas-microsoft-com:vml" xmlns:wp14="http://schemas.microsoft.com/office/word/2010/wordprocessingDrawing" xmlns:wp="http://schemas.openxmlformats.org/drawingml/2006/wordprocessingDrawing" xmlns:w10="urn:schemas-microsoft-com:office:word" xmlns:w="http://schemas.openxmlformats.org/wordprocessingml/2006/main" xmlns:w14="http://schemas.microsoft.com/office/word/2010/wordml" xmlns:w15="http://schemas.microsoft.com/office/word/2012/wordml" xmlns:w16cex="http://schemas.microsoft.com/office/word/2018/wordml/cex" xmlns:w16cid="http://schemas.microsoft.com/office/word/2016/wordml/cid" xmlns:w16="http://schemas.microsoft.com/office/word/2018/wordml" xmlns:w16du="http://schemas.microsoft.com/office/word/2023/wordml/word16du" xmlns:w16sdtdh="http://schemas.microsoft.com/office/word/2020/wordml/sdtdatahash" xmlns:w16sdtfl="http://schemas.microsoft.com/office/word/2024/wordml/sdtformatlock" xmlns:w16se="http://schemas.microsoft.com/office/word/2015/wordml/symex" xmlns:wpg="http://schemas.microsoft.com/office/word/2010/wordprocessingGroup" xmlns:wpi="http://schemas.microsoft.com/office/word/2010/wordprocessingInk" xmlns:wne="http://schemas.microsoft.com/office/word/2006/wordml" xmlns:wps="http://schemas.microsoft.com/office/word/2010/wordprocessingShape" mc:Ignorable="w14 w15 w16se w16cid w16 w16cex w16sdtdh w16sdtfl w16du wp14">
+<w:document xmlns:wpc="http://schemas.microsoft.com/office/word/2010/wordprocessingCanvas" xmlns:cx="http://schemas.microsoft.com/office/drawing/2014/chartex" xmlns:cx1="http://schemas.microsoft.com/office/drawing/2015/9/8/chartex" xmlns:cx2="http://schemas.microsoft.com/office/drawing/2015/10/21/chartex" xmlns:cx3="http://schemas.microsoft.com/office/drawing/2016/5/9/chartex" xmlns:cx4="http://schemas.microsoft.com/office/drawing/2016/5/10/chartex" xmlns:cx5="http://schemas.microsoft.com/office/drawing/2016/5/11/chartex" xmlns:cx6="http://schemas.microsoft.com/office/drawing/2016/5/12/chartex" xmlns:cx7="http://schemas.microsoft.com/office/drawing/2016/5/13/chartex" xmlns:cx8="http://schemas.microsoft.com/office/drawing/2016/5/14/chartex" xmlns:mc="http://schemas.openxmlformats.org/markup-compatibility/2006" xmlns:aink="http://schemas.microsoft.com/office/drawing/2016/ink" xmlns:am3d="http://schemas.microsoft.com/office/drawing/2017/model3d" xmlns:o="urn:schemas-microsoft-com:office:office" xmlns:oel="http://schemas.microsoft.com/office/2019/extlst" xmlns:r="http://schemas.openxmlformats.org/officeDocument/2006/relationships" xmlns:m="http://schemas.openxmlformats.org/officeDocument/2006/math" xmlns:v="urn:schemas-microsoft-com:vml" xmlns:wp14="http://schemas.microsoft.com/office/word/2010/wordprocessingDrawing" xmlns:wp="http://schemas.openxmlformats.org/drawingml/2006/wordprocessingDrawing" xmlns:w10="urn:schemas-microsoft-com:office:word" xmlns:w="http://schemas.openxmlformats.org/wordprocessingml/2006/main" xmlns:w14="http://schemas.microsoft.com/office/word/2010/wordml" xmlns:w15="http://schemas.microsoft.com/office/word/2012/wordml" xmlns:w16cex="http://schemas.microsoft.com/office/word/2018/wordml/cex" xmlns:w16cid="http://schemas.microsoft.com/office/word/2016/wordml/cid" xmlns:w16="http://schemas.microsoft.com/office/word/2018/wordml" xmlns:w16sdtdh="http://schemas.microsoft.com/office/word/2020/wordml/sdtdatahash" xmlns:w16se="http://schemas.microsoft.com/office/word/2015/wordml/symex" xmlns:wpg="http://schemas.microsoft.com/office/word/2010/wordprocessingGroup" xmlns:wpi="http://schemas.microsoft.com/office/word/2010/wordprocessingInk" xmlns:wne="http://schemas.microsoft.com/office/word/2006/wordml" xmlns:wps="http://schemas.microsoft.com/office/word/2010/wordprocessingShape" mc:Ignorable="w14 w15 w16se w16cid w16 w16cex w16sdtdh wp14">
   <w:body>
     <w:p>
       <w:pPr>
@@ -16,6 +16,86 @@
       </w:pPr>
       <w:bookmarkStart w:id="0" w:name="_Hlk193250303"/>
       <w:bookmarkEnd w:id="0"/>
+      <w:r>
+        <w:rPr>
+          <w:rFonts w:ascii="TH SarabunPSK" w:hAnsi="TH SarabunPSK" w:cs="TH SarabunPSK" w:hint="cs"/>
+          <w:b/>
+          <w:bCs/>
+          <w:noProof/>
+          <w:sz w:val="36"/>
+          <w:szCs w:val="36"/>
+          <w:lang w:val="th-TH"/>
+        </w:rPr>
+        <mc:AlternateContent>
+          <mc:Choice Requires="wps">
+            <w:drawing>
+              <wp:anchor distT="0" distB="0" distL="114300" distR="114300" simplePos="0" relativeHeight="251662336" behindDoc="0" locked="0" layoutInCell="1" allowOverlap="1" wp14:anchorId="0388EB1C" wp14:editId="7D86D7A7">
+                <wp:simplePos x="0" y="0"/>
+                <wp:positionH relativeFrom="column">
+                  <wp:posOffset>5076825</wp:posOffset>
+                </wp:positionH>
+                <wp:positionV relativeFrom="paragraph">
+                  <wp:posOffset>-895350</wp:posOffset>
+                </wp:positionV>
+                <wp:extent cx="276225" cy="228600"/>
+                <wp:effectExtent l="0" t="0" r="9525" b="0"/>
+                <wp:wrapNone/>
+                <wp:docPr id="1" name="Rectangle 1"/>
+                <wp:cNvGraphicFramePr/>
+                <a:graphic xmlns:a="http://schemas.openxmlformats.org/drawingml/2006/main">
+                  <a:graphicData uri="http://schemas.microsoft.com/office/word/2010/wordprocessingShape">
+                    <wps:wsp>
+                      <wps:cNvSpPr/>
+                      <wps:spPr>
+                        <a:xfrm>
+                          <a:off x="0" y="0"/>
+                          <a:ext cx="276225" cy="228600"/>
+                        </a:xfrm>
+                        <a:prstGeom prst="rect">
+                          <a:avLst/>
+                        </a:prstGeom>
+                        <a:solidFill>
+                          <a:schemeClr val="bg1"/>
+                        </a:solidFill>
+                        <a:ln>
+                          <a:noFill/>
+                        </a:ln>
+                      </wps:spPr>
+                      <wps:style>
+                        <a:lnRef idx="2">
+                          <a:schemeClr val="accent1">
+                            <a:shade val="15000"/>
+                          </a:schemeClr>
+                        </a:lnRef>
+                        <a:fillRef idx="1">
+                          <a:schemeClr val="accent1"/>
+                        </a:fillRef>
+                        <a:effectRef idx="0">
+                          <a:schemeClr val="accent1"/>
+                        </a:effectRef>
+                        <a:fontRef idx="minor">
+                          <a:schemeClr val="lt1"/>
+                        </a:fontRef>
+                      </wps:style>
+                      <wps:bodyPr rot="0" spcFirstLastPara="0" vertOverflow="overflow" horzOverflow="overflow" vert="horz" wrap="square" lIns="91440" tIns="45720" rIns="91440" bIns="45720" numCol="1" spcCol="0" rtlCol="0" fromWordArt="0" anchor="ctr" anchorCtr="0" forceAA="0" compatLnSpc="1">
+                        <a:prstTxWarp prst="textNoShape">
+                          <a:avLst/>
+                        </a:prstTxWarp>
+                        <a:noAutofit/>
+                      </wps:bodyPr>
+                    </wps:wsp>
+                  </a:graphicData>
+                </a:graphic>
+              </wp:anchor>
+            </w:drawing>
+          </mc:Choice>
+          <mc:Fallback>
+            <w:pict>
+              <v:rect w14:anchorId="6D9FC328" id="Rectangle 1" o:spid="_x0000_s1026" style="position:absolute;margin-left:399.75pt;margin-top:-70.5pt;width:21.75pt;height:18pt;z-index:251662336;visibility:visible;mso-wrap-style:square;mso-wrap-distance-left:9pt;mso-wrap-distance-top:0;mso-wrap-distance-right:9pt;mso-wrap-distance-bottom:0;mso-position-horizontal:absolute;mso-position-horizontal-relative:text;mso-position-vertical:absolute;mso-position-vertical-relative:text;v-text-anchor:middle" o:gfxdata="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" fillcolor="white [3212]" stroked="f" strokeweight="1pt"/>
+            </w:pict>
+          </mc:Fallback>
+        </mc:AlternateContent>
+      </w:r>
       <w:r>
         <w:rPr>
           <w:rFonts w:ascii="TH SarabunPSK" w:hAnsi="TH SarabunPSK" w:cs="TH SarabunPSK" w:hint="cs"/>
@@ -3913,13 +3993,12 @@
       <w:r>
         <w:rPr>
           <w:rFonts w:ascii="TH SarabunPSK" w:hAnsi="TH SarabunPSK" w:cs="TH SarabunPSK"/>
-          <w:noProof/>
         </w:rPr>
         <w:drawing>
-          <wp:inline distT="0" distB="0" distL="0" distR="0" wp14:anchorId="5B77ADC9" wp14:editId="59B36999">
-            <wp:extent cx="5274310" cy="4898390"/>
+          <wp:inline distT="0" distB="0" distL="0" distR="0" wp14:anchorId="5FE1C9B4" wp14:editId="3194B657">
+            <wp:extent cx="5274310" cy="4706620"/>
             <wp:effectExtent l="0" t="0" r="2540" b="0"/>
-            <wp:docPr id="1266493486" name="Picture 1"/>
+            <wp:docPr id="2" name="Picture 2"/>
             <wp:cNvGraphicFramePr>
               <a:graphicFrameLocks xmlns:a="http://schemas.openxmlformats.org/drawingml/2006/main" noChangeAspect="1"/>
             </wp:cNvGraphicFramePr>
@@ -3927,7 +4006,7 @@
               <a:graphicData uri="http://schemas.openxmlformats.org/drawingml/2006/picture">
                 <pic:pic xmlns:pic="http://schemas.openxmlformats.org/drawingml/2006/picture">
                   <pic:nvPicPr>
-                    <pic:cNvPr id="1266493486" name=""/>
+                    <pic:cNvPr id="1" name=""/>
                     <pic:cNvPicPr/>
                   </pic:nvPicPr>
                   <pic:blipFill>
@@ -3939,7 +4018,7 @@
                   <pic:spPr>
                     <a:xfrm>
                       <a:off x="0" y="0"/>
-                      <a:ext cx="5274310" cy="4898390"/>
+                      <a:ext cx="5274310" cy="4706620"/>
                     </a:xfrm>
                     <a:prstGeom prst="rect">
                       <a:avLst/>
@@ -4010,6 +4089,15 @@
         </w:rPr>
         <w:t>เริ่มต้นระบบจะทำการแสดงข้อมูลสมาชิกจากนั้นระบบจะทำการตรวจสอบว่าต้องการแก้ไขข้อมูลหรือไม่ หากต้องการแก้ไขข้อมูลระบบจะทำการบันทึกข้อมูล หากไม่ต้องการบันทึกข้อมูล จบการทำงาน</w:t>
       </w:r>
+    </w:p>
+    <w:p>
+      <w:pPr>
+        <w:pStyle w:val="Thesis-Style"/>
+        <w:jc w:val="center"/>
+        <w:rPr>
+          <w:rFonts w:ascii="TH SarabunPSK" w:hAnsi="TH SarabunPSK" w:cs="TH SarabunPSK"/>
+        </w:rPr>
+      </w:pPr>
     </w:p>
     <w:p>
       <w:pPr>
@@ -10760,9 +10848,12 @@
           <w:color w:val="000000"/>
         </w:rPr>
         <w:sectPr>
-          <w:headerReference w:type="default" r:id="rId29"/>
-          <w:footerReference w:type="default" r:id="rId30"/>
-          <w:headerReference w:type="first" r:id="rId31"/>
+          <w:headerReference w:type="even" r:id="rId29"/>
+          <w:headerReference w:type="default" r:id="rId30"/>
+          <w:footerReference w:type="even" r:id="rId31"/>
+          <w:footerReference w:type="default" r:id="rId32"/>
+          <w:headerReference w:type="first" r:id="rId33"/>
+          <w:footerReference w:type="first" r:id="rId34"/>
           <w:pgSz w:w="11906" w:h="16838"/>
           <w:pgMar w:top="2160" w:right="1440" w:bottom="1440" w:left="2160" w:header="706" w:footer="706" w:gutter="0"/>
           <w:pgNumType w:start="13"/>
@@ -20379,17 +20470,7 @@
           <w:sz w:val="32"/>
           <w:szCs w:val="32"/>
         </w:rPr>
-        <w:t>1</w:t>
-      </w:r>
-      <w:r>
-        <w:rPr>
-          <w:rFonts w:ascii="TH SarabunPSK" w:hAnsi="TH SarabunPSK" w:cs="TH SarabunPSK"/>
-          <w:b/>
-          <w:color w:val="000000" w:themeColor="text1"/>
-          <w:sz w:val="32"/>
-          <w:szCs w:val="32"/>
-        </w:rPr>
-        <w:t>0</w:t>
+        <w:t>10</w:t>
       </w:r>
       <w:r>
         <w:rPr>
@@ -21502,8 +21583,8 @@
           <w:szCs w:val="32"/>
         </w:rPr>
         <w:sectPr>
-          <w:headerReference w:type="default" r:id="rId32"/>
-          <w:footerReference w:type="default" r:id="rId33"/>
+          <w:headerReference w:type="default" r:id="rId35"/>
+          <w:footerReference w:type="default" r:id="rId36"/>
           <w:pgSz w:w="16838" w:h="11906" w:orient="landscape" w:code="9"/>
           <w:pgMar w:top="2160" w:right="2160" w:bottom="1080" w:left="1440" w:header="720" w:footer="720" w:gutter="0"/>
           <w:cols w:space="720"/>
@@ -22062,9 +22143,9 @@
             <o:lock v:ext="edit" aspectratio="t"/>
           </v:shapetype>
           <v:shape id="_x0000_i1025" type="#_x0000_t75" style="width:13.5pt;height:16.5pt" o:ole="">
-            <v:imagedata r:id="rId34" o:title=""/>
+            <v:imagedata r:id="rId37" o:title=""/>
           </v:shape>
-          <o:OLEObject Type="Embed" ProgID="Equation.3" ShapeID="_x0000_i1025" DrawAspect="Content" ObjectID="_1804072798" r:id="rId35"/>
+          <o:OLEObject Type="Embed" ProgID="Equation.3" ShapeID="_x0000_i1025" DrawAspect="Content" ObjectID="_1804271608" r:id="rId38"/>
         </w:object>
       </w:r>
       <w:r>
@@ -22084,9 +22165,9 @@
         </w:rPr>
         <w:object w:dxaOrig="440" w:dyaOrig="460" w14:anchorId="76A00A70">
           <v:shape id="_x0000_i1026" type="#_x0000_t75" style="width:21pt;height:22.5pt" o:ole="">
-            <v:imagedata r:id="rId36" o:title=""/>
+            <v:imagedata r:id="rId39" o:title=""/>
           </v:shape>
-          <o:OLEObject Type="Embed" ProgID="Equation.3" ShapeID="_x0000_i1026" DrawAspect="Content" ObjectID="_1804072799" r:id="rId37"/>
+          <o:OLEObject Type="Embed" ProgID="Equation.3" ShapeID="_x0000_i1026" DrawAspect="Content" ObjectID="_1804271609" r:id="rId40"/>
         </w:object>
       </w:r>
       <w:r>
@@ -22155,9 +22236,9 @@
         </w:rPr>
         <w:object w:dxaOrig="279" w:dyaOrig="320" w14:anchorId="74BD66FE">
           <v:shape id="_x0000_i1027" type="#_x0000_t75" style="width:13.5pt;height:16.5pt" o:ole="">
-            <v:imagedata r:id="rId38" o:title=""/>
+            <v:imagedata r:id="rId41" o:title=""/>
           </v:shape>
-          <o:OLEObject Type="Embed" ProgID="Equation.3" ShapeID="_x0000_i1027" DrawAspect="Content" ObjectID="_1804072800" r:id="rId39"/>
+          <o:OLEObject Type="Embed" ProgID="Equation.3" ShapeID="_x0000_i1027" DrawAspect="Content" ObjectID="_1804271610" r:id="rId42"/>
         </w:object>
       </w:r>
       <w:r>
@@ -22228,9 +22309,9 @@
         </w:rPr>
         <w:object w:dxaOrig="560" w:dyaOrig="400" w14:anchorId="2125054D">
           <v:shape id="_x0000_i1028" type="#_x0000_t75" style="width:27.75pt;height:20.25pt" o:ole="">
-            <v:imagedata r:id="rId40" o:title=""/>
+            <v:imagedata r:id="rId43" o:title=""/>
           </v:shape>
-          <o:OLEObject Type="Embed" ProgID="Equation.3" ShapeID="_x0000_i1028" DrawAspect="Content" ObjectID="_1804072801" r:id="rId41"/>
+          <o:OLEObject Type="Embed" ProgID="Equation.3" ShapeID="_x0000_i1028" DrawAspect="Content" ObjectID="_1804271611" r:id="rId44"/>
         </w:object>
       </w:r>
       <w:r>
@@ -22365,9 +22446,9 @@
         </w:rPr>
         <w:object w:dxaOrig="2120" w:dyaOrig="1140" w14:anchorId="24492B86">
           <v:shape id="_x0000_i1029" type="#_x0000_t75" style="width:105.05pt;height:57pt" o:ole="">
-            <v:imagedata r:id="rId42" o:title=""/>
+            <v:imagedata r:id="rId45" o:title=""/>
           </v:shape>
-          <o:OLEObject Type="Embed" ProgID="Equation.3" ShapeID="_x0000_i1029" DrawAspect="Content" ObjectID="_1804072802" r:id="rId43"/>
+          <o:OLEObject Type="Embed" ProgID="Equation.3" ShapeID="_x0000_i1029" DrawAspect="Content" ObjectID="_1804271612" r:id="rId46"/>
         </w:object>
       </w:r>
     </w:p>
@@ -22658,7 +22739,7 @@
               </wp:anchor>
             </w:drawing>
           </mc:Choice>
-          <mc:Fallback>
+          <mc:Fallback xmlns:w16sdtfl="http://schemas.microsoft.com/office/word/2024/wordml/sdtformatlock" xmlns:w16du="http://schemas.microsoft.com/office/word/2023/wordml/word16du">
             <w:pict>
               <v:rect w14:anchorId="2C5115D1" id="Rectangle 2" o:spid="_x0000_s1026" style="position:absolute;margin-left:417.75pt;margin-top:9.65pt;width:27.85pt;height:20.4pt;z-index:251659264;visibility:visible;mso-wrap-style:square;mso-wrap-distance-left:9pt;mso-wrap-distance-top:0;mso-wrap-distance-right:9pt;mso-wrap-distance-bottom:0;mso-position-horizontal:absolute;mso-position-horizontal-relative:text;mso-position-vertical:absolute;mso-position-vertical-relative:text;v-text-anchor:middle" o:gfxdata="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" fillcolor="white [3212]" stroked="f" strokeweight="1pt"/>
             </w:pict>
@@ -23141,9 +23222,9 @@
         </w:rPr>
         <w:object w:dxaOrig="279" w:dyaOrig="320" w14:anchorId="26177146">
           <v:shape id="_x0000_i1030" type="#_x0000_t75" style="width:13.5pt;height:16.5pt" o:ole="">
-            <v:imagedata r:id="rId38" o:title=""/>
+            <v:imagedata r:id="rId41" o:title=""/>
           </v:shape>
-          <o:OLEObject Type="Embed" ProgID="Equation.3" ShapeID="_x0000_i1030" DrawAspect="Content" ObjectID="_1804072803" r:id="rId44"/>
+          <o:OLEObject Type="Embed" ProgID="Equation.3" ShapeID="_x0000_i1030" DrawAspect="Content" ObjectID="_1804271613" r:id="rId47"/>
         </w:object>
       </w:r>
       <w:r>
@@ -23569,7 +23650,7 @@
               </wp:anchor>
             </w:drawing>
           </mc:Choice>
-          <mc:Fallback>
+          <mc:Fallback xmlns:w16sdtfl="http://schemas.microsoft.com/office/word/2024/wordml/sdtformatlock" xmlns:w16du="http://schemas.microsoft.com/office/word/2023/wordml/word16du">
             <w:pict>
               <v:rect w14:anchorId="5863A9EC" id="Rectangle 2" o:spid="_x0000_s1026" style="position:absolute;margin-left:0;margin-top:165.25pt;width:27.85pt;height:20.4pt;z-index:251661312;visibility:visible;mso-wrap-style:square;mso-wrap-distance-left:9pt;mso-wrap-distance-top:0;mso-wrap-distance-right:9pt;mso-wrap-distance-bottom:0;mso-position-horizontal:left;mso-position-horizontal-relative:right-margin-area;mso-position-vertical:absolute;mso-position-vertical-relative:text;v-text-anchor:middle" o:gfxdata="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" fillcolor="white [3212]" stroked="f" strokeweight="1pt">
                 <w10:wrap anchorx="margin"/>
@@ -23580,7 +23661,7 @@
       </w:r>
     </w:p>
     <w:sectPr>
-      <w:headerReference w:type="default" r:id="rId45"/>
+      <w:headerReference w:type="default" r:id="rId48"/>
       <w:pgSz w:w="11906" w:h="16838"/>
       <w:pgMar w:top="2160" w:right="1440" w:bottom="1440" w:left="2160" w:header="706" w:footer="706" w:gutter="0"/>
       <w:cols w:space="708"/>
@@ -23591,7 +23672,7 @@
 </file>
 
 <file path=word/endnotes.xml><?xml version="1.0" encoding="utf-8"?>
-<w:endnotes xmlns:wpc="http://schemas.microsoft.com/office/word/2010/wordprocessingCanvas" xmlns:cx="http://schemas.microsoft.com/office/drawing/2014/chartex" xmlns:cx1="http://schemas.microsoft.com/office/drawing/2015/9/8/chartex" xmlns:cx2="http://schemas.microsoft.com/office/drawing/2015/10/21/chartex" xmlns:cx3="http://schemas.microsoft.com/office/drawing/2016/5/9/chartex" xmlns:cx4="http://schemas.microsoft.com/office/drawing/2016/5/10/chartex" xmlns:cx5="http://schemas.microsoft.com/office/drawing/2016/5/11/chartex" xmlns:cx6="http://schemas.microsoft.com/office/drawing/2016/5/12/chartex" xmlns:cx7="http://schemas.microsoft.com/office/drawing/2016/5/13/chartex" xmlns:cx8="http://schemas.microsoft.com/office/drawing/2016/5/14/chartex" xmlns:mc="http://schemas.openxmlformats.org/markup-compatibility/2006" xmlns:aink="http://schemas.microsoft.com/office/drawing/2016/ink" xmlns:am3d="http://schemas.microsoft.com/office/drawing/2017/model3d" xmlns:o="urn:schemas-microsoft-com:office:office" xmlns:oel="http://schemas.microsoft.com/office/2019/extlst" xmlns:r="http://schemas.openxmlformats.org/officeDocument/2006/relationships" xmlns:m="http://schemas.openxmlformats.org/officeDocument/2006/math" xmlns:v="urn:schemas-microsoft-com:vml" xmlns:wp14="http://schemas.microsoft.com/office/word/2010/wordprocessingDrawing" xmlns:wp="http://schemas.openxmlformats.org/drawingml/2006/wordprocessingDrawing" xmlns:w10="urn:schemas-microsoft-com:office:word" xmlns:w="http://schemas.openxmlformats.org/wordprocessingml/2006/main" xmlns:w14="http://schemas.microsoft.com/office/word/2010/wordml" xmlns:w15="http://schemas.microsoft.com/office/word/2012/wordml" xmlns:w16cex="http://schemas.microsoft.com/office/word/2018/wordml/cex" xmlns:w16cid="http://schemas.microsoft.com/office/word/2016/wordml/cid" xmlns:w16="http://schemas.microsoft.com/office/word/2018/wordml" xmlns:w16du="http://schemas.microsoft.com/office/word/2023/wordml/word16du" xmlns:w16sdtdh="http://schemas.microsoft.com/office/word/2020/wordml/sdtdatahash" xmlns:w16sdtfl="http://schemas.microsoft.com/office/word/2024/wordml/sdtformatlock" xmlns:w16se="http://schemas.microsoft.com/office/word/2015/wordml/symex" xmlns:wpg="http://schemas.microsoft.com/office/word/2010/wordprocessingGroup" xmlns:wpi="http://schemas.microsoft.com/office/word/2010/wordprocessingInk" xmlns:wne="http://schemas.microsoft.com/office/word/2006/wordml" xmlns:wps="http://schemas.microsoft.com/office/word/2010/wordprocessingShape" mc:Ignorable="w14 w15 w16se w16cid w16 w16cex w16sdtdh w16sdtfl w16du wp14">
+<w:endnotes xmlns:wpc="http://schemas.microsoft.com/office/word/2010/wordprocessingCanvas" xmlns:cx="http://schemas.microsoft.com/office/drawing/2014/chartex" xmlns:cx1="http://schemas.microsoft.com/office/drawing/2015/9/8/chartex" xmlns:cx2="http://schemas.microsoft.com/office/drawing/2015/10/21/chartex" xmlns:cx3="http://schemas.microsoft.com/office/drawing/2016/5/9/chartex" xmlns:cx4="http://schemas.microsoft.com/office/drawing/2016/5/10/chartex" xmlns:cx5="http://schemas.microsoft.com/office/drawing/2016/5/11/chartex" xmlns:cx6="http://schemas.microsoft.com/office/drawing/2016/5/12/chartex" xmlns:cx7="http://schemas.microsoft.com/office/drawing/2016/5/13/chartex" xmlns:cx8="http://schemas.microsoft.com/office/drawing/2016/5/14/chartex" xmlns:mc="http://schemas.openxmlformats.org/markup-compatibility/2006" xmlns:aink="http://schemas.microsoft.com/office/drawing/2016/ink" xmlns:am3d="http://schemas.microsoft.com/office/drawing/2017/model3d" xmlns:o="urn:schemas-microsoft-com:office:office" xmlns:oel="http://schemas.microsoft.com/office/2019/extlst" xmlns:r="http://schemas.openxmlformats.org/officeDocument/2006/relationships" xmlns:m="http://schemas.openxmlformats.org/officeDocument/2006/math" xmlns:v="urn:schemas-microsoft-com:vml" xmlns:wp14="http://schemas.microsoft.com/office/word/2010/wordprocessingDrawing" xmlns:wp="http://schemas.openxmlformats.org/drawingml/2006/wordprocessingDrawing" xmlns:w10="urn:schemas-microsoft-com:office:word" xmlns:w="http://schemas.openxmlformats.org/wordprocessingml/2006/main" xmlns:w14="http://schemas.microsoft.com/office/word/2010/wordml" xmlns:w15="http://schemas.microsoft.com/office/word/2012/wordml" xmlns:w16cex="http://schemas.microsoft.com/office/word/2018/wordml/cex" xmlns:w16cid="http://schemas.microsoft.com/office/word/2016/wordml/cid" xmlns:w16="http://schemas.microsoft.com/office/word/2018/wordml" xmlns:w16sdtdh="http://schemas.microsoft.com/office/word/2020/wordml/sdtdatahash" xmlns:w16se="http://schemas.microsoft.com/office/word/2015/wordml/symex" xmlns:wpg="http://schemas.microsoft.com/office/word/2010/wordprocessingGroup" xmlns:wpi="http://schemas.microsoft.com/office/word/2010/wordprocessingInk" xmlns:wne="http://schemas.microsoft.com/office/word/2006/wordml" xmlns:wps="http://schemas.microsoft.com/office/word/2010/wordprocessingShape" mc:Ignorable="w14 w15 w16se w16cid w16 w16cex w16sdtdh wp14">
   <w:endnote w:type="separator" w:id="-1">
     <w:p>
       <w:pPr>
@@ -23616,7 +23697,17 @@
 </file>
 
 <file path=word/footer1.xml><?xml version="1.0" encoding="utf-8"?>
-<w:ftr xmlns:wpc="http://schemas.microsoft.com/office/word/2010/wordprocessingCanvas" xmlns:cx="http://schemas.microsoft.com/office/drawing/2014/chartex" xmlns:cx1="http://schemas.microsoft.com/office/drawing/2015/9/8/chartex" xmlns:cx2="http://schemas.microsoft.com/office/drawing/2015/10/21/chartex" xmlns:cx3="http://schemas.microsoft.com/office/drawing/2016/5/9/chartex" xmlns:cx4="http://schemas.microsoft.com/office/drawing/2016/5/10/chartex" xmlns:cx5="http://schemas.microsoft.com/office/drawing/2016/5/11/chartex" xmlns:cx6="http://schemas.microsoft.com/office/drawing/2016/5/12/chartex" xmlns:cx7="http://schemas.microsoft.com/office/drawing/2016/5/13/chartex" xmlns:cx8="http://schemas.microsoft.com/office/drawing/2016/5/14/chartex" xmlns:mc="http://schemas.openxmlformats.org/markup-compatibility/2006" xmlns:aink="http://schemas.microsoft.com/office/drawing/2016/ink" xmlns:am3d="http://schemas.microsoft.com/office/drawing/2017/model3d" xmlns:o="urn:schemas-microsoft-com:office:office" xmlns:oel="http://schemas.microsoft.com/office/2019/extlst" xmlns:r="http://schemas.openxmlformats.org/officeDocument/2006/relationships" xmlns:m="http://schemas.openxmlformats.org/officeDocument/2006/math" xmlns:v="urn:schemas-microsoft-com:vml" xmlns:wp14="http://schemas.microsoft.com/office/word/2010/wordprocessingDrawing" xmlns:wp="http://schemas.openxmlformats.org/drawingml/2006/wordprocessingDrawing" xmlns:w10="urn:schemas-microsoft-com:office:word" xmlns:w="http://schemas.openxmlformats.org/wordprocessingml/2006/main" xmlns:w14="http://schemas.microsoft.com/office/word/2010/wordml" xmlns:w15="http://schemas.microsoft.com/office/word/2012/wordml" xmlns:w16cex="http://schemas.microsoft.com/office/word/2018/wordml/cex" xmlns:w16cid="http://schemas.microsoft.com/office/word/2016/wordml/cid" xmlns:w16="http://schemas.microsoft.com/office/word/2018/wordml" xmlns:w16du="http://schemas.microsoft.com/office/word/2023/wordml/word16du" xmlns:w16sdtdh="http://schemas.microsoft.com/office/word/2020/wordml/sdtdatahash" xmlns:w16sdtfl="http://schemas.microsoft.com/office/word/2024/wordml/sdtformatlock" xmlns:w16se="http://schemas.microsoft.com/office/word/2015/wordml/symex" xmlns:wpg="http://schemas.microsoft.com/office/word/2010/wordprocessingGroup" xmlns:wpi="http://schemas.microsoft.com/office/word/2010/wordprocessingInk" xmlns:wne="http://schemas.microsoft.com/office/word/2006/wordml" xmlns:wps="http://schemas.microsoft.com/office/word/2010/wordprocessingShape" mc:Ignorable="w14 w15 w16se w16cid w16 w16cex w16sdtdh w16sdtfl w16du wp14">
+<w:ftr xmlns:wpc="http://schemas.microsoft.com/office/word/2010/wordprocessingCanvas" xmlns:cx="http://schemas.microsoft.com/office/drawing/2014/chartex" xmlns:cx1="http://schemas.microsoft.com/office/drawing/2015/9/8/chartex" xmlns:cx2="http://schemas.microsoft.com/office/drawing/2015/10/21/chartex" xmlns:cx3="http://schemas.microsoft.com/office/drawing/2016/5/9/chartex" xmlns:cx4="http://schemas.microsoft.com/office/drawing/2016/5/10/chartex" xmlns:cx5="http://schemas.microsoft.com/office/drawing/2016/5/11/chartex" xmlns:cx6="http://schemas.microsoft.com/office/drawing/2016/5/12/chartex" xmlns:cx7="http://schemas.microsoft.com/office/drawing/2016/5/13/chartex" xmlns:cx8="http://schemas.microsoft.com/office/drawing/2016/5/14/chartex" xmlns:mc="http://schemas.openxmlformats.org/markup-compatibility/2006" xmlns:aink="http://schemas.microsoft.com/office/drawing/2016/ink" xmlns:am3d="http://schemas.microsoft.com/office/drawing/2017/model3d" xmlns:o="urn:schemas-microsoft-com:office:office" xmlns:oel="http://schemas.microsoft.com/office/2019/extlst" xmlns:r="http://schemas.openxmlformats.org/officeDocument/2006/relationships" xmlns:m="http://schemas.openxmlformats.org/officeDocument/2006/math" xmlns:v="urn:schemas-microsoft-com:vml" xmlns:wp14="http://schemas.microsoft.com/office/word/2010/wordprocessingDrawing" xmlns:wp="http://schemas.openxmlformats.org/drawingml/2006/wordprocessingDrawing" xmlns:w10="urn:schemas-microsoft-com:office:word" xmlns:w="http://schemas.openxmlformats.org/wordprocessingml/2006/main" xmlns:w14="http://schemas.microsoft.com/office/word/2010/wordml" xmlns:w15="http://schemas.microsoft.com/office/word/2012/wordml" xmlns:w16cex="http://schemas.microsoft.com/office/word/2018/wordml/cex" xmlns:w16cid="http://schemas.microsoft.com/office/word/2016/wordml/cid" xmlns:w16="http://schemas.microsoft.com/office/word/2018/wordml" xmlns:w16sdtdh="http://schemas.microsoft.com/office/word/2020/wordml/sdtdatahash" xmlns:w16se="http://schemas.microsoft.com/office/word/2015/wordml/symex" xmlns:wpg="http://schemas.microsoft.com/office/word/2010/wordprocessingGroup" xmlns:wpi="http://schemas.microsoft.com/office/word/2010/wordprocessingInk" xmlns:wne="http://schemas.microsoft.com/office/word/2006/wordml" xmlns:wps="http://schemas.microsoft.com/office/word/2010/wordprocessingShape" mc:Ignorable="w14 w15 w16se w16cid w16 w16cex w16sdtdh wp14">
+  <w:p>
+    <w:pPr>
+      <w:pStyle w:val="Footer"/>
+    </w:pPr>
+  </w:p>
+</w:ftr>
+</file>
+
+<file path=word/footer2.xml><?xml version="1.0" encoding="utf-8"?>
+<w:ftr xmlns:wpc="http://schemas.microsoft.com/office/word/2010/wordprocessingCanvas" xmlns:cx="http://schemas.microsoft.com/office/drawing/2014/chartex" xmlns:cx1="http://schemas.microsoft.com/office/drawing/2015/9/8/chartex" xmlns:cx2="http://schemas.microsoft.com/office/drawing/2015/10/21/chartex" xmlns:cx3="http://schemas.microsoft.com/office/drawing/2016/5/9/chartex" xmlns:cx4="http://schemas.microsoft.com/office/drawing/2016/5/10/chartex" xmlns:cx5="http://schemas.microsoft.com/office/drawing/2016/5/11/chartex" xmlns:cx6="http://schemas.microsoft.com/office/drawing/2016/5/12/chartex" xmlns:cx7="http://schemas.microsoft.com/office/drawing/2016/5/13/chartex" xmlns:cx8="http://schemas.microsoft.com/office/drawing/2016/5/14/chartex" xmlns:mc="http://schemas.openxmlformats.org/markup-compatibility/2006" xmlns:aink="http://schemas.microsoft.com/office/drawing/2016/ink" xmlns:am3d="http://schemas.microsoft.com/office/drawing/2017/model3d" xmlns:o="urn:schemas-microsoft-com:office:office" xmlns:oel="http://schemas.microsoft.com/office/2019/extlst" xmlns:r="http://schemas.openxmlformats.org/officeDocument/2006/relationships" xmlns:m="http://schemas.openxmlformats.org/officeDocument/2006/math" xmlns:v="urn:schemas-microsoft-com:vml" xmlns:wp14="http://schemas.microsoft.com/office/word/2010/wordprocessingDrawing" xmlns:wp="http://schemas.openxmlformats.org/drawingml/2006/wordprocessingDrawing" xmlns:w10="urn:schemas-microsoft-com:office:word" xmlns:w="http://schemas.openxmlformats.org/wordprocessingml/2006/main" xmlns:w14="http://schemas.microsoft.com/office/word/2010/wordml" xmlns:w15="http://schemas.microsoft.com/office/word/2012/wordml" xmlns:w16cex="http://schemas.microsoft.com/office/word/2018/wordml/cex" xmlns:w16cid="http://schemas.microsoft.com/office/word/2016/wordml/cid" xmlns:w16="http://schemas.microsoft.com/office/word/2018/wordml" xmlns:w16sdtdh="http://schemas.microsoft.com/office/word/2020/wordml/sdtdatahash" xmlns:w16se="http://schemas.microsoft.com/office/word/2015/wordml/symex" xmlns:wpg="http://schemas.microsoft.com/office/word/2010/wordprocessingGroup" xmlns:wpi="http://schemas.microsoft.com/office/word/2010/wordprocessingInk" xmlns:wne="http://schemas.microsoft.com/office/word/2006/wordml" xmlns:wps="http://schemas.microsoft.com/office/word/2010/wordprocessingShape" mc:Ignorable="w14 w15 w16se w16cid w16 w16cex w16sdtdh wp14">
   <w:p>
     <w:pPr>
       <w:pStyle w:val="Footer"/>
@@ -23636,8 +23727,18 @@
 </w:ftr>
 </file>
 
-<file path=word/footer2.xml><?xml version="1.0" encoding="utf-8"?>
-<w:ftr xmlns:wpc="http://schemas.microsoft.com/office/word/2010/wordprocessingCanvas" xmlns:cx="http://schemas.microsoft.com/office/drawing/2014/chartex" xmlns:cx1="http://schemas.microsoft.com/office/drawing/2015/9/8/chartex" xmlns:cx2="http://schemas.microsoft.com/office/drawing/2015/10/21/chartex" xmlns:cx3="http://schemas.microsoft.com/office/drawing/2016/5/9/chartex" xmlns:cx4="http://schemas.microsoft.com/office/drawing/2016/5/10/chartex" xmlns:cx5="http://schemas.microsoft.com/office/drawing/2016/5/11/chartex" xmlns:cx6="http://schemas.microsoft.com/office/drawing/2016/5/12/chartex" xmlns:cx7="http://schemas.microsoft.com/office/drawing/2016/5/13/chartex" xmlns:cx8="http://schemas.microsoft.com/office/drawing/2016/5/14/chartex" xmlns:mc="http://schemas.openxmlformats.org/markup-compatibility/2006" xmlns:aink="http://schemas.microsoft.com/office/drawing/2016/ink" xmlns:am3d="http://schemas.microsoft.com/office/drawing/2017/model3d" xmlns:o="urn:schemas-microsoft-com:office:office" xmlns:oel="http://schemas.microsoft.com/office/2019/extlst" xmlns:r="http://schemas.openxmlformats.org/officeDocument/2006/relationships" xmlns:m="http://schemas.openxmlformats.org/officeDocument/2006/math" xmlns:v="urn:schemas-microsoft-com:vml" xmlns:wp14="http://schemas.microsoft.com/office/word/2010/wordprocessingDrawing" xmlns:wp="http://schemas.openxmlformats.org/drawingml/2006/wordprocessingDrawing" xmlns:w10="urn:schemas-microsoft-com:office:word" xmlns:w="http://schemas.openxmlformats.org/wordprocessingml/2006/main" xmlns:w14="http://schemas.microsoft.com/office/word/2010/wordml" xmlns:w15="http://schemas.microsoft.com/office/word/2012/wordml" xmlns:w16cex="http://schemas.microsoft.com/office/word/2018/wordml/cex" xmlns:w16cid="http://schemas.microsoft.com/office/word/2016/wordml/cid" xmlns:w16="http://schemas.microsoft.com/office/word/2018/wordml" xmlns:w16du="http://schemas.microsoft.com/office/word/2023/wordml/word16du" xmlns:w16sdtdh="http://schemas.microsoft.com/office/word/2020/wordml/sdtdatahash" xmlns:w16sdtfl="http://schemas.microsoft.com/office/word/2024/wordml/sdtformatlock" xmlns:w16se="http://schemas.microsoft.com/office/word/2015/wordml/symex" xmlns:wpg="http://schemas.microsoft.com/office/word/2010/wordprocessingGroup" xmlns:wpi="http://schemas.microsoft.com/office/word/2010/wordprocessingInk" xmlns:wne="http://schemas.microsoft.com/office/word/2006/wordml" xmlns:wps="http://schemas.microsoft.com/office/word/2010/wordprocessingShape" mc:Ignorable="w14 w15 w16se w16cid w16 w16cex w16sdtdh w16sdtfl w16du wp14">
+<file path=word/footer3.xml><?xml version="1.0" encoding="utf-8"?>
+<w:ftr xmlns:wpc="http://schemas.microsoft.com/office/word/2010/wordprocessingCanvas" xmlns:cx="http://schemas.microsoft.com/office/drawing/2014/chartex" xmlns:cx1="http://schemas.microsoft.com/office/drawing/2015/9/8/chartex" xmlns:cx2="http://schemas.microsoft.com/office/drawing/2015/10/21/chartex" xmlns:cx3="http://schemas.microsoft.com/office/drawing/2016/5/9/chartex" xmlns:cx4="http://schemas.microsoft.com/office/drawing/2016/5/10/chartex" xmlns:cx5="http://schemas.microsoft.com/office/drawing/2016/5/11/chartex" xmlns:cx6="http://schemas.microsoft.com/office/drawing/2016/5/12/chartex" xmlns:cx7="http://schemas.microsoft.com/office/drawing/2016/5/13/chartex" xmlns:cx8="http://schemas.microsoft.com/office/drawing/2016/5/14/chartex" xmlns:mc="http://schemas.openxmlformats.org/markup-compatibility/2006" xmlns:aink="http://schemas.microsoft.com/office/drawing/2016/ink" xmlns:am3d="http://schemas.microsoft.com/office/drawing/2017/model3d" xmlns:o="urn:schemas-microsoft-com:office:office" xmlns:oel="http://schemas.microsoft.com/office/2019/extlst" xmlns:r="http://schemas.openxmlformats.org/officeDocument/2006/relationships" xmlns:m="http://schemas.openxmlformats.org/officeDocument/2006/math" xmlns:v="urn:schemas-microsoft-com:vml" xmlns:wp14="http://schemas.microsoft.com/office/word/2010/wordprocessingDrawing" xmlns:wp="http://schemas.openxmlformats.org/drawingml/2006/wordprocessingDrawing" xmlns:w10="urn:schemas-microsoft-com:office:word" xmlns:w="http://schemas.openxmlformats.org/wordprocessingml/2006/main" xmlns:w14="http://schemas.microsoft.com/office/word/2010/wordml" xmlns:w15="http://schemas.microsoft.com/office/word/2012/wordml" xmlns:w16cex="http://schemas.microsoft.com/office/word/2018/wordml/cex" xmlns:w16cid="http://schemas.microsoft.com/office/word/2016/wordml/cid" xmlns:w16="http://schemas.microsoft.com/office/word/2018/wordml" xmlns:w16sdtdh="http://schemas.microsoft.com/office/word/2020/wordml/sdtdatahash" xmlns:w16se="http://schemas.microsoft.com/office/word/2015/wordml/symex" xmlns:wpg="http://schemas.microsoft.com/office/word/2010/wordprocessingGroup" xmlns:wpi="http://schemas.microsoft.com/office/word/2010/wordprocessingInk" xmlns:wne="http://schemas.microsoft.com/office/word/2006/wordml" xmlns:wps="http://schemas.microsoft.com/office/word/2010/wordprocessingShape" mc:Ignorable="w14 w15 w16se w16cid w16 w16cex w16sdtdh wp14">
+  <w:p>
+    <w:pPr>
+      <w:pStyle w:val="Footer"/>
+    </w:pPr>
+  </w:p>
+</w:ftr>
+</file>
+
+<file path=word/footer4.xml><?xml version="1.0" encoding="utf-8"?>
+<w:ftr xmlns:wpc="http://schemas.microsoft.com/office/word/2010/wordprocessingCanvas" xmlns:cx="http://schemas.microsoft.com/office/drawing/2014/chartex" xmlns:cx1="http://schemas.microsoft.com/office/drawing/2015/9/8/chartex" xmlns:cx2="http://schemas.microsoft.com/office/drawing/2015/10/21/chartex" xmlns:cx3="http://schemas.microsoft.com/office/drawing/2016/5/9/chartex" xmlns:cx4="http://schemas.microsoft.com/office/drawing/2016/5/10/chartex" xmlns:cx5="http://schemas.microsoft.com/office/drawing/2016/5/11/chartex" xmlns:cx6="http://schemas.microsoft.com/office/drawing/2016/5/12/chartex" xmlns:cx7="http://schemas.microsoft.com/office/drawing/2016/5/13/chartex" xmlns:cx8="http://schemas.microsoft.com/office/drawing/2016/5/14/chartex" xmlns:mc="http://schemas.openxmlformats.org/markup-compatibility/2006" xmlns:aink="http://schemas.microsoft.com/office/drawing/2016/ink" xmlns:am3d="http://schemas.microsoft.com/office/drawing/2017/model3d" xmlns:o="urn:schemas-microsoft-com:office:office" xmlns:oel="http://schemas.microsoft.com/office/2019/extlst" xmlns:r="http://schemas.openxmlformats.org/officeDocument/2006/relationships" xmlns:m="http://schemas.openxmlformats.org/officeDocument/2006/math" xmlns:v="urn:schemas-microsoft-com:vml" xmlns:wp14="http://schemas.microsoft.com/office/word/2010/wordprocessingDrawing" xmlns:wp="http://schemas.openxmlformats.org/drawingml/2006/wordprocessingDrawing" xmlns:w10="urn:schemas-microsoft-com:office:word" xmlns:w="http://schemas.openxmlformats.org/wordprocessingml/2006/main" xmlns:w14="http://schemas.microsoft.com/office/word/2010/wordml" xmlns:w15="http://schemas.microsoft.com/office/word/2012/wordml" xmlns:w16cex="http://schemas.microsoft.com/office/word/2018/wordml/cex" xmlns:w16cid="http://schemas.microsoft.com/office/word/2016/wordml/cid" xmlns:w16="http://schemas.microsoft.com/office/word/2018/wordml" xmlns:w16sdtdh="http://schemas.microsoft.com/office/word/2020/wordml/sdtdatahash" xmlns:w16se="http://schemas.microsoft.com/office/word/2015/wordml/symex" xmlns:wpg="http://schemas.microsoft.com/office/word/2010/wordprocessingGroup" xmlns:wpi="http://schemas.microsoft.com/office/word/2010/wordprocessingInk" xmlns:wne="http://schemas.microsoft.com/office/word/2006/wordml" xmlns:wps="http://schemas.microsoft.com/office/word/2010/wordprocessingShape" mc:Ignorable="w14 w15 w16se w16cid w16 w16cex w16sdtdh wp14">
   <w:p>
     <w:pPr>
       <w:pStyle w:val="Footer"/>
@@ -23857,7 +23958,7 @@
 </file>
 
 <file path=word/footnotes.xml><?xml version="1.0" encoding="utf-8"?>
-<w:footnotes xmlns:wpc="http://schemas.microsoft.com/office/word/2010/wordprocessingCanvas" xmlns:cx="http://schemas.microsoft.com/office/drawing/2014/chartex" xmlns:cx1="http://schemas.microsoft.com/office/drawing/2015/9/8/chartex" xmlns:cx2="http://schemas.microsoft.com/office/drawing/2015/10/21/chartex" xmlns:cx3="http://schemas.microsoft.com/office/drawing/2016/5/9/chartex" xmlns:cx4="http://schemas.microsoft.com/office/drawing/2016/5/10/chartex" xmlns:cx5="http://schemas.microsoft.com/office/drawing/2016/5/11/chartex" xmlns:cx6="http://schemas.microsoft.com/office/drawing/2016/5/12/chartex" xmlns:cx7="http://schemas.microsoft.com/office/drawing/2016/5/13/chartex" xmlns:cx8="http://schemas.microsoft.com/office/drawing/2016/5/14/chartex" xmlns:mc="http://schemas.openxmlformats.org/markup-compatibility/2006" xmlns:aink="http://schemas.microsoft.com/office/drawing/2016/ink" xmlns:am3d="http://schemas.microsoft.com/office/drawing/2017/model3d" xmlns:o="urn:schemas-microsoft-com:office:office" xmlns:oel="http://schemas.microsoft.com/office/2019/extlst" xmlns:r="http://schemas.openxmlformats.org/officeDocument/2006/relationships" xmlns:m="http://schemas.openxmlformats.org/officeDocument/2006/math" xmlns:v="urn:schemas-microsoft-com:vml" xmlns:wp14="http://schemas.microsoft.com/office/word/2010/wordprocessingDrawing" xmlns:wp="http://schemas.openxmlformats.org/drawingml/2006/wordprocessingDrawing" xmlns:w10="urn:schemas-microsoft-com:office:word" xmlns:w="http://schemas.openxmlformats.org/wordprocessingml/2006/main" xmlns:w14="http://schemas.microsoft.com/office/word/2010/wordml" xmlns:w15="http://schemas.microsoft.com/office/word/2012/wordml" xmlns:w16cex="http://schemas.microsoft.com/office/word/2018/wordml/cex" xmlns:w16cid="http://schemas.microsoft.com/office/word/2016/wordml/cid" xmlns:w16="http://schemas.microsoft.com/office/word/2018/wordml" xmlns:w16du="http://schemas.microsoft.com/office/word/2023/wordml/word16du" xmlns:w16sdtdh="http://schemas.microsoft.com/office/word/2020/wordml/sdtdatahash" xmlns:w16sdtfl="http://schemas.microsoft.com/office/word/2024/wordml/sdtformatlock" xmlns:w16se="http://schemas.microsoft.com/office/word/2015/wordml/symex" xmlns:wpg="http://schemas.microsoft.com/office/word/2010/wordprocessingGroup" xmlns:wpi="http://schemas.microsoft.com/office/word/2010/wordprocessingInk" xmlns:wne="http://schemas.microsoft.com/office/word/2006/wordml" xmlns:wps="http://schemas.microsoft.com/office/word/2010/wordprocessingShape" mc:Ignorable="w14 w15 w16se w16cid w16 w16cex w16sdtdh w16sdtfl w16du wp14">
+<w:footnotes xmlns:wpc="http://schemas.microsoft.com/office/word/2010/wordprocessingCanvas" xmlns:cx="http://schemas.microsoft.com/office/drawing/2014/chartex" xmlns:cx1="http://schemas.microsoft.com/office/drawing/2015/9/8/chartex" xmlns:cx2="http://schemas.microsoft.com/office/drawing/2015/10/21/chartex" xmlns:cx3="http://schemas.microsoft.com/office/drawing/2016/5/9/chartex" xmlns:cx4="http://schemas.microsoft.com/office/drawing/2016/5/10/chartex" xmlns:cx5="http://schemas.microsoft.com/office/drawing/2016/5/11/chartex" xmlns:cx6="http://schemas.microsoft.com/office/drawing/2016/5/12/chartex" xmlns:cx7="http://schemas.microsoft.com/office/drawing/2016/5/13/chartex" xmlns:cx8="http://schemas.microsoft.com/office/drawing/2016/5/14/chartex" xmlns:mc="http://schemas.openxmlformats.org/markup-compatibility/2006" xmlns:aink="http://schemas.microsoft.com/office/drawing/2016/ink" xmlns:am3d="http://schemas.microsoft.com/office/drawing/2017/model3d" xmlns:o="urn:schemas-microsoft-com:office:office" xmlns:oel="http://schemas.microsoft.com/office/2019/extlst" xmlns:r="http://schemas.openxmlformats.org/officeDocument/2006/relationships" xmlns:m="http://schemas.openxmlformats.org/officeDocument/2006/math" xmlns:v="urn:schemas-microsoft-com:vml" xmlns:wp14="http://schemas.microsoft.com/office/word/2010/wordprocessingDrawing" xmlns:wp="http://schemas.openxmlformats.org/drawingml/2006/wordprocessingDrawing" xmlns:w10="urn:schemas-microsoft-com:office:word" xmlns:w="http://schemas.openxmlformats.org/wordprocessingml/2006/main" xmlns:w14="http://schemas.microsoft.com/office/word/2010/wordml" xmlns:w15="http://schemas.microsoft.com/office/word/2012/wordml" xmlns:w16cex="http://schemas.microsoft.com/office/word/2018/wordml/cex" xmlns:w16cid="http://schemas.microsoft.com/office/word/2016/wordml/cid" xmlns:w16="http://schemas.microsoft.com/office/word/2018/wordml" xmlns:w16sdtdh="http://schemas.microsoft.com/office/word/2020/wordml/sdtdatahash" xmlns:w16se="http://schemas.microsoft.com/office/word/2015/wordml/symex" xmlns:wpg="http://schemas.microsoft.com/office/word/2010/wordprocessingGroup" xmlns:wpi="http://schemas.microsoft.com/office/word/2010/wordprocessingInk" xmlns:wne="http://schemas.microsoft.com/office/word/2006/wordml" xmlns:wps="http://schemas.microsoft.com/office/word/2010/wordprocessingShape" mc:Ignorable="w14 w15 w16se w16cid w16 w16cex w16sdtdh wp14">
   <w:footnote w:type="separator" w:id="-1">
     <w:p>
       <w:pPr>
@@ -23882,7 +23983,17 @@
 </file>
 
 <file path=word/header1.xml><?xml version="1.0" encoding="utf-8"?>
-<w:hdr xmlns:wpc="http://schemas.microsoft.com/office/word/2010/wordprocessingCanvas" xmlns:cx="http://schemas.microsoft.com/office/drawing/2014/chartex" xmlns:cx1="http://schemas.microsoft.com/office/drawing/2015/9/8/chartex" xmlns:cx2="http://schemas.microsoft.com/office/drawing/2015/10/21/chartex" xmlns:cx3="http://schemas.microsoft.com/office/drawing/2016/5/9/chartex" xmlns:cx4="http://schemas.microsoft.com/office/drawing/2016/5/10/chartex" xmlns:cx5="http://schemas.microsoft.com/office/drawing/2016/5/11/chartex" xmlns:cx6="http://schemas.microsoft.com/office/drawing/2016/5/12/chartex" xmlns:cx7="http://schemas.microsoft.com/office/drawing/2016/5/13/chartex" xmlns:cx8="http://schemas.microsoft.com/office/drawing/2016/5/14/chartex" xmlns:mc="http://schemas.openxmlformats.org/markup-compatibility/2006" xmlns:aink="http://schemas.microsoft.com/office/drawing/2016/ink" xmlns:am3d="http://schemas.microsoft.com/office/drawing/2017/model3d" xmlns:o="urn:schemas-microsoft-com:office:office" xmlns:oel="http://schemas.microsoft.com/office/2019/extlst" xmlns:r="http://schemas.openxmlformats.org/officeDocument/2006/relationships" xmlns:m="http://schemas.openxmlformats.org/officeDocument/2006/math" xmlns:v="urn:schemas-microsoft-com:vml" xmlns:wp14="http://schemas.microsoft.com/office/word/2010/wordprocessingDrawing" xmlns:wp="http://schemas.openxmlformats.org/drawingml/2006/wordprocessingDrawing" xmlns:w10="urn:schemas-microsoft-com:office:word" xmlns:w="http://schemas.openxmlformats.org/wordprocessingml/2006/main" xmlns:w14="http://schemas.microsoft.com/office/word/2010/wordml" xmlns:w15="http://schemas.microsoft.com/office/word/2012/wordml" xmlns:w16cex="http://schemas.microsoft.com/office/word/2018/wordml/cex" xmlns:w16cid="http://schemas.microsoft.com/office/word/2016/wordml/cid" xmlns:w16="http://schemas.microsoft.com/office/word/2018/wordml" xmlns:w16du="http://schemas.microsoft.com/office/word/2023/wordml/word16du" xmlns:w16sdtdh="http://schemas.microsoft.com/office/word/2020/wordml/sdtdatahash" xmlns:w16sdtfl="http://schemas.microsoft.com/office/word/2024/wordml/sdtformatlock" xmlns:w16se="http://schemas.microsoft.com/office/word/2015/wordml/symex" xmlns:wpg="http://schemas.microsoft.com/office/word/2010/wordprocessingGroup" xmlns:wpi="http://schemas.microsoft.com/office/word/2010/wordprocessingInk" xmlns:wne="http://schemas.microsoft.com/office/word/2006/wordml" xmlns:wps="http://schemas.microsoft.com/office/word/2010/wordprocessingShape" mc:Ignorable="w14 w15 w16se w16cid w16 w16cex w16sdtdh w16sdtfl w16du wp14">
+<w:hdr xmlns:wpc="http://schemas.microsoft.com/office/word/2010/wordprocessingCanvas" xmlns:cx="http://schemas.microsoft.com/office/drawing/2014/chartex" xmlns:cx1="http://schemas.microsoft.com/office/drawing/2015/9/8/chartex" xmlns:cx2="http://schemas.microsoft.com/office/drawing/2015/10/21/chartex" xmlns:cx3="http://schemas.microsoft.com/office/drawing/2016/5/9/chartex" xmlns:cx4="http://schemas.microsoft.com/office/drawing/2016/5/10/chartex" xmlns:cx5="http://schemas.microsoft.com/office/drawing/2016/5/11/chartex" xmlns:cx6="http://schemas.microsoft.com/office/drawing/2016/5/12/chartex" xmlns:cx7="http://schemas.microsoft.com/office/drawing/2016/5/13/chartex" xmlns:cx8="http://schemas.microsoft.com/office/drawing/2016/5/14/chartex" xmlns:mc="http://schemas.openxmlformats.org/markup-compatibility/2006" xmlns:aink="http://schemas.microsoft.com/office/drawing/2016/ink" xmlns:am3d="http://schemas.microsoft.com/office/drawing/2017/model3d" xmlns:o="urn:schemas-microsoft-com:office:office" xmlns:oel="http://schemas.microsoft.com/office/2019/extlst" xmlns:r="http://schemas.openxmlformats.org/officeDocument/2006/relationships" xmlns:m="http://schemas.openxmlformats.org/officeDocument/2006/math" xmlns:v="urn:schemas-microsoft-com:vml" xmlns:wp14="http://schemas.microsoft.com/office/word/2010/wordprocessingDrawing" xmlns:wp="http://schemas.openxmlformats.org/drawingml/2006/wordprocessingDrawing" xmlns:w10="urn:schemas-microsoft-com:office:word" xmlns:w="http://schemas.openxmlformats.org/wordprocessingml/2006/main" xmlns:w14="http://schemas.microsoft.com/office/word/2010/wordml" xmlns:w15="http://schemas.microsoft.com/office/word/2012/wordml" xmlns:w16cex="http://schemas.microsoft.com/office/word/2018/wordml/cex" xmlns:w16cid="http://schemas.microsoft.com/office/word/2016/wordml/cid" xmlns:w16="http://schemas.microsoft.com/office/word/2018/wordml" xmlns:w16sdtdh="http://schemas.microsoft.com/office/word/2020/wordml/sdtdatahash" xmlns:w16se="http://schemas.microsoft.com/office/word/2015/wordml/symex" xmlns:wpg="http://schemas.microsoft.com/office/word/2010/wordprocessingGroup" xmlns:wpi="http://schemas.microsoft.com/office/word/2010/wordprocessingInk" xmlns:wne="http://schemas.microsoft.com/office/word/2006/wordml" xmlns:wps="http://schemas.microsoft.com/office/word/2010/wordprocessingShape" mc:Ignorable="w14 w15 w16se w16cid w16 w16cex w16sdtdh wp14">
+  <w:p>
+    <w:pPr>
+      <w:pStyle w:val="Header"/>
+    </w:pPr>
+  </w:p>
+</w:hdr>
+</file>
+
+<file path=word/header2.xml><?xml version="1.0" encoding="utf-8"?>
+<w:hdr xmlns:wpc="http://schemas.microsoft.com/office/word/2010/wordprocessingCanvas" xmlns:cx="http://schemas.microsoft.com/office/drawing/2014/chartex" xmlns:cx1="http://schemas.microsoft.com/office/drawing/2015/9/8/chartex" xmlns:cx2="http://schemas.microsoft.com/office/drawing/2015/10/21/chartex" xmlns:cx3="http://schemas.microsoft.com/office/drawing/2016/5/9/chartex" xmlns:cx4="http://schemas.microsoft.com/office/drawing/2016/5/10/chartex" xmlns:cx5="http://schemas.microsoft.com/office/drawing/2016/5/11/chartex" xmlns:cx6="http://schemas.microsoft.com/office/drawing/2016/5/12/chartex" xmlns:cx7="http://schemas.microsoft.com/office/drawing/2016/5/13/chartex" xmlns:cx8="http://schemas.microsoft.com/office/drawing/2016/5/14/chartex" xmlns:mc="http://schemas.openxmlformats.org/markup-compatibility/2006" xmlns:aink="http://schemas.microsoft.com/office/drawing/2016/ink" xmlns:am3d="http://schemas.microsoft.com/office/drawing/2017/model3d" xmlns:o="urn:schemas-microsoft-com:office:office" xmlns:oel="http://schemas.microsoft.com/office/2019/extlst" xmlns:r="http://schemas.openxmlformats.org/officeDocument/2006/relationships" xmlns:m="http://schemas.openxmlformats.org/officeDocument/2006/math" xmlns:v="urn:schemas-microsoft-com:vml" xmlns:wp14="http://schemas.microsoft.com/office/word/2010/wordprocessingDrawing" xmlns:wp="http://schemas.openxmlformats.org/drawingml/2006/wordprocessingDrawing" xmlns:w10="urn:schemas-microsoft-com:office:word" xmlns:w="http://schemas.openxmlformats.org/wordprocessingml/2006/main" xmlns:w14="http://schemas.microsoft.com/office/word/2010/wordml" xmlns:w15="http://schemas.microsoft.com/office/word/2012/wordml" xmlns:w16cex="http://schemas.microsoft.com/office/word/2018/wordml/cex" xmlns:w16cid="http://schemas.microsoft.com/office/word/2016/wordml/cid" xmlns:w16="http://schemas.microsoft.com/office/word/2018/wordml" xmlns:w16sdtdh="http://schemas.microsoft.com/office/word/2020/wordml/sdtdatahash" xmlns:w16se="http://schemas.microsoft.com/office/word/2015/wordml/symex" xmlns:wpg="http://schemas.microsoft.com/office/word/2010/wordprocessingGroup" xmlns:wpi="http://schemas.microsoft.com/office/word/2010/wordprocessingInk" xmlns:wne="http://schemas.microsoft.com/office/word/2006/wordml" xmlns:wps="http://schemas.microsoft.com/office/word/2010/wordprocessingShape" mc:Ignorable="w14 w15 w16se w16cid w16 w16cex w16sdtdh wp14">
   <w:sdt>
     <w:sdtPr>
       <w:id w:val="-431813392"/>
@@ -23957,8 +24068,8 @@
 </w:hdr>
 </file>
 
-<file path=word/header2.xml><?xml version="1.0" encoding="utf-8"?>
-<w:hdr xmlns:wpc="http://schemas.microsoft.com/office/word/2010/wordprocessingCanvas" xmlns:cx="http://schemas.microsoft.com/office/drawing/2014/chartex" xmlns:cx1="http://schemas.microsoft.com/office/drawing/2015/9/8/chartex" xmlns:cx2="http://schemas.microsoft.com/office/drawing/2015/10/21/chartex" xmlns:cx3="http://schemas.microsoft.com/office/drawing/2016/5/9/chartex" xmlns:cx4="http://schemas.microsoft.com/office/drawing/2016/5/10/chartex" xmlns:cx5="http://schemas.microsoft.com/office/drawing/2016/5/11/chartex" xmlns:cx6="http://schemas.microsoft.com/office/drawing/2016/5/12/chartex" xmlns:cx7="http://schemas.microsoft.com/office/drawing/2016/5/13/chartex" xmlns:cx8="http://schemas.microsoft.com/office/drawing/2016/5/14/chartex" xmlns:mc="http://schemas.openxmlformats.org/markup-compatibility/2006" xmlns:aink="http://schemas.microsoft.com/office/drawing/2016/ink" xmlns:am3d="http://schemas.microsoft.com/office/drawing/2017/model3d" xmlns:o="urn:schemas-microsoft-com:office:office" xmlns:oel="http://schemas.microsoft.com/office/2019/extlst" xmlns:r="http://schemas.openxmlformats.org/officeDocument/2006/relationships" xmlns:m="http://schemas.openxmlformats.org/officeDocument/2006/math" xmlns:v="urn:schemas-microsoft-com:vml" xmlns:wp14="http://schemas.microsoft.com/office/word/2010/wordprocessingDrawing" xmlns:wp="http://schemas.openxmlformats.org/drawingml/2006/wordprocessingDrawing" xmlns:w10="urn:schemas-microsoft-com:office:word" xmlns:w="http://schemas.openxmlformats.org/wordprocessingml/2006/main" xmlns:w14="http://schemas.microsoft.com/office/word/2010/wordml" xmlns:w15="http://schemas.microsoft.com/office/word/2012/wordml" xmlns:w16cex="http://schemas.microsoft.com/office/word/2018/wordml/cex" xmlns:w16cid="http://schemas.microsoft.com/office/word/2016/wordml/cid" xmlns:w16="http://schemas.microsoft.com/office/word/2018/wordml" xmlns:w16du="http://schemas.microsoft.com/office/word/2023/wordml/word16du" xmlns:w16sdtdh="http://schemas.microsoft.com/office/word/2020/wordml/sdtdatahash" xmlns:w16sdtfl="http://schemas.microsoft.com/office/word/2024/wordml/sdtformatlock" xmlns:w16se="http://schemas.microsoft.com/office/word/2015/wordml/symex" xmlns:wpg="http://schemas.microsoft.com/office/word/2010/wordprocessingGroup" xmlns:wpi="http://schemas.microsoft.com/office/word/2010/wordprocessingInk" xmlns:wne="http://schemas.microsoft.com/office/word/2006/wordml" xmlns:wps="http://schemas.microsoft.com/office/word/2010/wordprocessingShape" mc:Ignorable="w14 w15 w16se w16cid w16 w16cex w16sdtdh w16sdtfl w16du wp14">
+<file path=word/header3.xml><?xml version="1.0" encoding="utf-8"?>
+<w:hdr xmlns:wpc="http://schemas.microsoft.com/office/word/2010/wordprocessingCanvas" xmlns:cx="http://schemas.microsoft.com/office/drawing/2014/chartex" xmlns:cx1="http://schemas.microsoft.com/office/drawing/2015/9/8/chartex" xmlns:cx2="http://schemas.microsoft.com/office/drawing/2015/10/21/chartex" xmlns:cx3="http://schemas.microsoft.com/office/drawing/2016/5/9/chartex" xmlns:cx4="http://schemas.microsoft.com/office/drawing/2016/5/10/chartex" xmlns:cx5="http://schemas.microsoft.com/office/drawing/2016/5/11/chartex" xmlns:cx6="http://schemas.microsoft.com/office/drawing/2016/5/12/chartex" xmlns:cx7="http://schemas.microsoft.com/office/drawing/2016/5/13/chartex" xmlns:cx8="http://schemas.microsoft.com/office/drawing/2016/5/14/chartex" xmlns:mc="http://schemas.openxmlformats.org/markup-compatibility/2006" xmlns:aink="http://schemas.microsoft.com/office/drawing/2016/ink" xmlns:am3d="http://schemas.microsoft.com/office/drawing/2017/model3d" xmlns:o="urn:schemas-microsoft-com:office:office" xmlns:oel="http://schemas.microsoft.com/office/2019/extlst" xmlns:r="http://schemas.openxmlformats.org/officeDocument/2006/relationships" xmlns:m="http://schemas.openxmlformats.org/officeDocument/2006/math" xmlns:v="urn:schemas-microsoft-com:vml" xmlns:wp14="http://schemas.microsoft.com/office/word/2010/wordprocessingDrawing" xmlns:wp="http://schemas.openxmlformats.org/drawingml/2006/wordprocessingDrawing" xmlns:w10="urn:schemas-microsoft-com:office:word" xmlns:w="http://schemas.openxmlformats.org/wordprocessingml/2006/main" xmlns:w14="http://schemas.microsoft.com/office/word/2010/wordml" xmlns:w15="http://schemas.microsoft.com/office/word/2012/wordml" xmlns:w16cex="http://schemas.microsoft.com/office/word/2018/wordml/cex" xmlns:w16cid="http://schemas.microsoft.com/office/word/2016/wordml/cid" xmlns:w16="http://schemas.microsoft.com/office/word/2018/wordml" xmlns:w16sdtdh="http://schemas.microsoft.com/office/word/2020/wordml/sdtdatahash" xmlns:w16se="http://schemas.microsoft.com/office/word/2015/wordml/symex" xmlns:wpg="http://schemas.microsoft.com/office/word/2010/wordprocessingGroup" xmlns:wpi="http://schemas.microsoft.com/office/word/2010/wordprocessingInk" xmlns:wne="http://schemas.microsoft.com/office/word/2006/wordml" xmlns:wps="http://schemas.microsoft.com/office/word/2010/wordprocessingShape" mc:Ignorable="w14 w15 w16se w16cid w16 w16cex w16sdtdh wp14">
   <w:sdt>
     <w:sdtPr>
       <w:id w:val="-1439593734"/>
@@ -24038,8 +24149,8 @@
 </w:hdr>
 </file>
 
-<file path=word/header3.xml><?xml version="1.0" encoding="utf-8"?>
-<w:hdr xmlns:wpc="http://schemas.microsoft.com/office/word/2010/wordprocessingCanvas" xmlns:cx="http://schemas.microsoft.com/office/drawing/2014/chartex" xmlns:cx1="http://schemas.microsoft.com/office/drawing/2015/9/8/chartex" xmlns:cx2="http://schemas.microsoft.com/office/drawing/2015/10/21/chartex" xmlns:cx3="http://schemas.microsoft.com/office/drawing/2016/5/9/chartex" xmlns:cx4="http://schemas.microsoft.com/office/drawing/2016/5/10/chartex" xmlns:cx5="http://schemas.microsoft.com/office/drawing/2016/5/11/chartex" xmlns:cx6="http://schemas.microsoft.com/office/drawing/2016/5/12/chartex" xmlns:cx7="http://schemas.microsoft.com/office/drawing/2016/5/13/chartex" xmlns:cx8="http://schemas.microsoft.com/office/drawing/2016/5/14/chartex" xmlns:mc="http://schemas.openxmlformats.org/markup-compatibility/2006" xmlns:aink="http://schemas.microsoft.com/office/drawing/2016/ink" xmlns:am3d="http://schemas.microsoft.com/office/drawing/2017/model3d" xmlns:o="urn:schemas-microsoft-com:office:office" xmlns:oel="http://schemas.microsoft.com/office/2019/extlst" xmlns:r="http://schemas.openxmlformats.org/officeDocument/2006/relationships" xmlns:m="http://schemas.openxmlformats.org/officeDocument/2006/math" xmlns:v="urn:schemas-microsoft-com:vml" xmlns:wp14="http://schemas.microsoft.com/office/word/2010/wordprocessingDrawing" xmlns:wp="http://schemas.openxmlformats.org/drawingml/2006/wordprocessingDrawing" xmlns:w10="urn:schemas-microsoft-com:office:word" xmlns:w="http://schemas.openxmlformats.org/wordprocessingml/2006/main" xmlns:w14="http://schemas.microsoft.com/office/word/2010/wordml" xmlns:w15="http://schemas.microsoft.com/office/word/2012/wordml" xmlns:w16cex="http://schemas.microsoft.com/office/word/2018/wordml/cex" xmlns:w16cid="http://schemas.microsoft.com/office/word/2016/wordml/cid" xmlns:w16="http://schemas.microsoft.com/office/word/2018/wordml" xmlns:w16du="http://schemas.microsoft.com/office/word/2023/wordml/word16du" xmlns:w16sdtdh="http://schemas.microsoft.com/office/word/2020/wordml/sdtdatahash" xmlns:w16sdtfl="http://schemas.microsoft.com/office/word/2024/wordml/sdtformatlock" xmlns:w16se="http://schemas.microsoft.com/office/word/2015/wordml/symex" xmlns:wpg="http://schemas.microsoft.com/office/word/2010/wordprocessingGroup" xmlns:wpi="http://schemas.microsoft.com/office/word/2010/wordprocessingInk" xmlns:wne="http://schemas.microsoft.com/office/word/2006/wordml" xmlns:wps="http://schemas.microsoft.com/office/word/2010/wordprocessingShape" mc:Ignorable="w14 w15 w16se w16cid w16 w16cex w16sdtdh w16sdtfl w16du wp14">
+<file path=word/header4.xml><?xml version="1.0" encoding="utf-8"?>
+<w:hdr xmlns:wpc="http://schemas.microsoft.com/office/word/2010/wordprocessingCanvas" xmlns:cx="http://schemas.microsoft.com/office/drawing/2014/chartex" xmlns:cx1="http://schemas.microsoft.com/office/drawing/2015/9/8/chartex" xmlns:cx2="http://schemas.microsoft.com/office/drawing/2015/10/21/chartex" xmlns:cx3="http://schemas.microsoft.com/office/drawing/2016/5/9/chartex" xmlns:cx4="http://schemas.microsoft.com/office/drawing/2016/5/10/chartex" xmlns:cx5="http://schemas.microsoft.com/office/drawing/2016/5/11/chartex" xmlns:cx6="http://schemas.microsoft.com/office/drawing/2016/5/12/chartex" xmlns:cx7="http://schemas.microsoft.com/office/drawing/2016/5/13/chartex" xmlns:cx8="http://schemas.microsoft.com/office/drawing/2016/5/14/chartex" xmlns:mc="http://schemas.openxmlformats.org/markup-compatibility/2006" xmlns:aink="http://schemas.microsoft.com/office/drawing/2016/ink" xmlns:am3d="http://schemas.microsoft.com/office/drawing/2017/model3d" xmlns:o="urn:schemas-microsoft-com:office:office" xmlns:oel="http://schemas.microsoft.com/office/2019/extlst" xmlns:r="http://schemas.openxmlformats.org/officeDocument/2006/relationships" xmlns:m="http://schemas.openxmlformats.org/officeDocument/2006/math" xmlns:v="urn:schemas-microsoft-com:vml" xmlns:wp14="http://schemas.microsoft.com/office/word/2010/wordprocessingDrawing" xmlns:wp="http://schemas.openxmlformats.org/drawingml/2006/wordprocessingDrawing" xmlns:w10="urn:schemas-microsoft-com:office:word" xmlns:w="http://schemas.openxmlformats.org/wordprocessingml/2006/main" xmlns:w14="http://schemas.microsoft.com/office/word/2010/wordml" xmlns:w15="http://schemas.microsoft.com/office/word/2012/wordml" xmlns:w16cex="http://schemas.microsoft.com/office/word/2018/wordml/cex" xmlns:w16cid="http://schemas.microsoft.com/office/word/2016/wordml/cid" xmlns:w16="http://schemas.microsoft.com/office/word/2018/wordml" xmlns:w16sdtdh="http://schemas.microsoft.com/office/word/2020/wordml/sdtdatahash" xmlns:w16se="http://schemas.microsoft.com/office/word/2015/wordml/symex" xmlns:wpg="http://schemas.microsoft.com/office/word/2010/wordprocessingGroup" xmlns:wpi="http://schemas.microsoft.com/office/word/2010/wordprocessingInk" xmlns:wne="http://schemas.microsoft.com/office/word/2006/wordml" xmlns:wps="http://schemas.microsoft.com/office/word/2010/wordprocessingShape" mc:Ignorable="w14 w15 w16se w16cid w16 w16cex w16sdtdh wp14">
   <w:sdt>
     <w:sdtPr>
       <w:id w:val="-1840998206"/>
@@ -24059,8 +24170,8 @@
 </w:hdr>
 </file>
 
-<file path=word/header4.xml><?xml version="1.0" encoding="utf-8"?>
-<w:hdr xmlns:wpc="http://schemas.microsoft.com/office/word/2010/wordprocessingCanvas" xmlns:cx="http://schemas.microsoft.com/office/drawing/2014/chartex" xmlns:cx1="http://schemas.microsoft.com/office/drawing/2015/9/8/chartex" xmlns:cx2="http://schemas.microsoft.com/office/drawing/2015/10/21/chartex" xmlns:cx3="http://schemas.microsoft.com/office/drawing/2016/5/9/chartex" xmlns:cx4="http://schemas.microsoft.com/office/drawing/2016/5/10/chartex" xmlns:cx5="http://schemas.microsoft.com/office/drawing/2016/5/11/chartex" xmlns:cx6="http://schemas.microsoft.com/office/drawing/2016/5/12/chartex" xmlns:cx7="http://schemas.microsoft.com/office/drawing/2016/5/13/chartex" xmlns:cx8="http://schemas.microsoft.com/office/drawing/2016/5/14/chartex" xmlns:mc="http://schemas.openxmlformats.org/markup-compatibility/2006" xmlns:aink="http://schemas.microsoft.com/office/drawing/2016/ink" xmlns:am3d="http://schemas.microsoft.com/office/drawing/2017/model3d" xmlns:o="urn:schemas-microsoft-com:office:office" xmlns:oel="http://schemas.microsoft.com/office/2019/extlst" xmlns:r="http://schemas.openxmlformats.org/officeDocument/2006/relationships" xmlns:m="http://schemas.openxmlformats.org/officeDocument/2006/math" xmlns:v="urn:schemas-microsoft-com:vml" xmlns:wp14="http://schemas.microsoft.com/office/word/2010/wordprocessingDrawing" xmlns:wp="http://schemas.openxmlformats.org/drawingml/2006/wordprocessingDrawing" xmlns:w10="urn:schemas-microsoft-com:office:word" xmlns:w="http://schemas.openxmlformats.org/wordprocessingml/2006/main" xmlns:w14="http://schemas.microsoft.com/office/word/2010/wordml" xmlns:w15="http://schemas.microsoft.com/office/word/2012/wordml" xmlns:w16cex="http://schemas.microsoft.com/office/word/2018/wordml/cex" xmlns:w16cid="http://schemas.microsoft.com/office/word/2016/wordml/cid" xmlns:w16="http://schemas.microsoft.com/office/word/2018/wordml" xmlns:w16du="http://schemas.microsoft.com/office/word/2023/wordml/word16du" xmlns:w16sdtdh="http://schemas.microsoft.com/office/word/2020/wordml/sdtdatahash" xmlns:w16sdtfl="http://schemas.microsoft.com/office/word/2024/wordml/sdtformatlock" xmlns:w16se="http://schemas.microsoft.com/office/word/2015/wordml/symex" xmlns:wpg="http://schemas.microsoft.com/office/word/2010/wordprocessingGroup" xmlns:wpi="http://schemas.microsoft.com/office/word/2010/wordprocessingInk" xmlns:wne="http://schemas.microsoft.com/office/word/2006/wordml" xmlns:wps="http://schemas.microsoft.com/office/word/2010/wordprocessingShape" mc:Ignorable="w14 w15 w16se w16cid w16 w16cex w16sdtdh w16sdtfl w16du wp14">
+<file path=word/header5.xml><?xml version="1.0" encoding="utf-8"?>
+<w:hdr xmlns:wpc="http://schemas.microsoft.com/office/word/2010/wordprocessingCanvas" xmlns:cx="http://schemas.microsoft.com/office/drawing/2014/chartex" xmlns:cx1="http://schemas.microsoft.com/office/drawing/2015/9/8/chartex" xmlns:cx2="http://schemas.microsoft.com/office/drawing/2015/10/21/chartex" xmlns:cx3="http://schemas.microsoft.com/office/drawing/2016/5/9/chartex" xmlns:cx4="http://schemas.microsoft.com/office/drawing/2016/5/10/chartex" xmlns:cx5="http://schemas.microsoft.com/office/drawing/2016/5/11/chartex" xmlns:cx6="http://schemas.microsoft.com/office/drawing/2016/5/12/chartex" xmlns:cx7="http://schemas.microsoft.com/office/drawing/2016/5/13/chartex" xmlns:cx8="http://schemas.microsoft.com/office/drawing/2016/5/14/chartex" xmlns:mc="http://schemas.openxmlformats.org/markup-compatibility/2006" xmlns:aink="http://schemas.microsoft.com/office/drawing/2016/ink" xmlns:am3d="http://schemas.microsoft.com/office/drawing/2017/model3d" xmlns:o="urn:schemas-microsoft-com:office:office" xmlns:oel="http://schemas.microsoft.com/office/2019/extlst" xmlns:r="http://schemas.openxmlformats.org/officeDocument/2006/relationships" xmlns:m="http://schemas.openxmlformats.org/officeDocument/2006/math" xmlns:v="urn:schemas-microsoft-com:vml" xmlns:wp14="http://schemas.microsoft.com/office/word/2010/wordprocessingDrawing" xmlns:wp="http://schemas.openxmlformats.org/drawingml/2006/wordprocessingDrawing" xmlns:w10="urn:schemas-microsoft-com:office:word" xmlns:w="http://schemas.openxmlformats.org/wordprocessingml/2006/main" xmlns:w14="http://schemas.microsoft.com/office/word/2010/wordml" xmlns:w15="http://schemas.microsoft.com/office/word/2012/wordml" xmlns:w16cex="http://schemas.microsoft.com/office/word/2018/wordml/cex" xmlns:w16cid="http://schemas.microsoft.com/office/word/2016/wordml/cid" xmlns:w16="http://schemas.microsoft.com/office/word/2018/wordml" xmlns:w16sdtdh="http://schemas.microsoft.com/office/word/2020/wordml/sdtdatahash" xmlns:w16se="http://schemas.microsoft.com/office/word/2015/wordml/symex" xmlns:wpg="http://schemas.microsoft.com/office/word/2010/wordprocessingGroup" xmlns:wpi="http://schemas.microsoft.com/office/word/2010/wordprocessingInk" xmlns:wne="http://schemas.microsoft.com/office/word/2006/wordml" xmlns:wps="http://schemas.microsoft.com/office/word/2010/wordprocessingShape" mc:Ignorable="w14 w15 w16se w16cid w16 w16cex w16sdtdh wp14">
   <w:sdt>
     <w:sdtPr>
       <w:id w:val="-676883901"/>
@@ -24136,7 +24247,7 @@
 </file>
 
 <file path=word/numbering.xml><?xml version="1.0" encoding="utf-8"?>
-<w:numbering xmlns:wpc="http://schemas.microsoft.com/office/word/2010/wordprocessingCanvas" xmlns:cx="http://schemas.microsoft.com/office/drawing/2014/chartex" xmlns:cx1="http://schemas.microsoft.com/office/drawing/2015/9/8/chartex" xmlns:cx2="http://schemas.microsoft.com/office/drawing/2015/10/21/chartex" xmlns:cx3="http://schemas.microsoft.com/office/drawing/2016/5/9/chartex" xmlns:cx4="http://schemas.microsoft.com/office/drawing/2016/5/10/chartex" xmlns:cx5="http://schemas.microsoft.com/office/drawing/2016/5/11/chartex" xmlns:cx6="http://schemas.microsoft.com/office/drawing/2016/5/12/chartex" xmlns:cx7="http://schemas.microsoft.com/office/drawing/2016/5/13/chartex" xmlns:cx8="http://schemas.microsoft.com/office/drawing/2016/5/14/chartex" xmlns:mc="http://schemas.openxmlformats.org/markup-compatibility/2006" xmlns:aink="http://schemas.microsoft.com/office/drawing/2016/ink" xmlns:am3d="http://schemas.microsoft.com/office/drawing/2017/model3d" xmlns:o="urn:schemas-microsoft-com:office:office" xmlns:oel="http://schemas.microsoft.com/office/2019/extlst" xmlns:r="http://schemas.openxmlformats.org/officeDocument/2006/relationships" xmlns:m="http://schemas.openxmlformats.org/officeDocument/2006/math" xmlns:v="urn:schemas-microsoft-com:vml" xmlns:wp14="http://schemas.microsoft.com/office/word/2010/wordprocessingDrawing" xmlns:wp="http://schemas.openxmlformats.org/drawingml/2006/wordprocessingDrawing" xmlns:w10="urn:schemas-microsoft-com:office:word" xmlns:w="http://schemas.openxmlformats.org/wordprocessingml/2006/main" xmlns:w14="http://schemas.microsoft.com/office/word/2010/wordml" xmlns:w15="http://schemas.microsoft.com/office/word/2012/wordml" xmlns:w16cex="http://schemas.microsoft.com/office/word/2018/wordml/cex" xmlns:w16cid="http://schemas.microsoft.com/office/word/2016/wordml/cid" xmlns:w16="http://schemas.microsoft.com/office/word/2018/wordml" xmlns:w16du="http://schemas.microsoft.com/office/word/2023/wordml/word16du" xmlns:w16sdtdh="http://schemas.microsoft.com/office/word/2020/wordml/sdtdatahash" xmlns:w16sdtfl="http://schemas.microsoft.com/office/word/2024/wordml/sdtformatlock" xmlns:w16se="http://schemas.microsoft.com/office/word/2015/wordml/symex" xmlns:wpg="http://schemas.microsoft.com/office/word/2010/wordprocessingGroup" xmlns:wpi="http://schemas.microsoft.com/office/word/2010/wordprocessingInk" xmlns:wne="http://schemas.microsoft.com/office/word/2006/wordml" xmlns:wps="http://schemas.microsoft.com/office/word/2010/wordprocessingShape" mc:Ignorable="w14 w15 w16se w16cid w16 w16cex w16sdtdh w16sdtfl w16du wp14">
+<w:numbering xmlns:wpc="http://schemas.microsoft.com/office/word/2010/wordprocessingCanvas" xmlns:cx="http://schemas.microsoft.com/office/drawing/2014/chartex" xmlns:cx1="http://schemas.microsoft.com/office/drawing/2015/9/8/chartex" xmlns:cx2="http://schemas.microsoft.com/office/drawing/2015/10/21/chartex" xmlns:cx3="http://schemas.microsoft.com/office/drawing/2016/5/9/chartex" xmlns:cx4="http://schemas.microsoft.com/office/drawing/2016/5/10/chartex" xmlns:cx5="http://schemas.microsoft.com/office/drawing/2016/5/11/chartex" xmlns:cx6="http://schemas.microsoft.com/office/drawing/2016/5/12/chartex" xmlns:cx7="http://schemas.microsoft.com/office/drawing/2016/5/13/chartex" xmlns:cx8="http://schemas.microsoft.com/office/drawing/2016/5/14/chartex" xmlns:mc="http://schemas.openxmlformats.org/markup-compatibility/2006" xmlns:aink="http://schemas.microsoft.com/office/drawing/2016/ink" xmlns:am3d="http://schemas.microsoft.com/office/drawing/2017/model3d" xmlns:o="urn:schemas-microsoft-com:office:office" xmlns:oel="http://schemas.microsoft.com/office/2019/extlst" xmlns:r="http://schemas.openxmlformats.org/officeDocument/2006/relationships" xmlns:m="http://schemas.openxmlformats.org/officeDocument/2006/math" xmlns:v="urn:schemas-microsoft-com:vml" xmlns:wp14="http://schemas.microsoft.com/office/word/2010/wordprocessingDrawing" xmlns:wp="http://schemas.openxmlformats.org/drawingml/2006/wordprocessingDrawing" xmlns:w10="urn:schemas-microsoft-com:office:word" xmlns:w="http://schemas.openxmlformats.org/wordprocessingml/2006/main" xmlns:w14="http://schemas.microsoft.com/office/word/2010/wordml" xmlns:w15="http://schemas.microsoft.com/office/word/2012/wordml" xmlns:w16cex="http://schemas.microsoft.com/office/word/2018/wordml/cex" xmlns:w16cid="http://schemas.microsoft.com/office/word/2016/wordml/cid" xmlns:w16="http://schemas.microsoft.com/office/word/2018/wordml" xmlns:w16sdtdh="http://schemas.microsoft.com/office/word/2020/wordml/sdtdatahash" xmlns:w16se="http://schemas.microsoft.com/office/word/2015/wordml/symex" xmlns:wpg="http://schemas.microsoft.com/office/word/2010/wordprocessingGroup" xmlns:wpi="http://schemas.microsoft.com/office/word/2010/wordprocessingInk" xmlns:wne="http://schemas.microsoft.com/office/word/2006/wordml" xmlns:wps="http://schemas.microsoft.com/office/word/2010/wordprocessingShape" mc:Ignorable="w14 w15 w16se w16cid w16 w16cex w16sdtdh wp14">
   <w:abstractNum w:abstractNumId="0" w15:restartNumberingAfterBreak="0">
     <w:nsid w:val="302A79D4"/>
     <w:multiLevelType w:val="hybridMultilevel"/>
@@ -24469,7 +24580,7 @@
 </file>
 
 <file path=word/styles.xml><?xml version="1.0" encoding="utf-8"?>
-<w:styles xmlns:mc="http://schemas.openxmlformats.org/markup-compatibility/2006" xmlns:r="http://schemas.openxmlformats.org/officeDocument/2006/relationships" xmlns:w="http://schemas.openxmlformats.org/wordprocessingml/2006/main" xmlns:w14="http://schemas.microsoft.com/office/word/2010/wordml" xmlns:w15="http://schemas.microsoft.com/office/word/2012/wordml" xmlns:w16cex="http://schemas.microsoft.com/office/word/2018/wordml/cex" xmlns:w16cid="http://schemas.microsoft.com/office/word/2016/wordml/cid" xmlns:w16="http://schemas.microsoft.com/office/word/2018/wordml" xmlns:w16du="http://schemas.microsoft.com/office/word/2023/wordml/word16du" xmlns:w16sdtdh="http://schemas.microsoft.com/office/word/2020/wordml/sdtdatahash" xmlns:w16sdtfl="http://schemas.microsoft.com/office/word/2024/wordml/sdtformatlock" xmlns:w16se="http://schemas.microsoft.com/office/word/2015/wordml/symex" mc:Ignorable="w14 w15 w16se w16cid w16 w16cex w16sdtdh w16sdtfl w16du">
+<w:styles xmlns:mc="http://schemas.openxmlformats.org/markup-compatibility/2006" xmlns:r="http://schemas.openxmlformats.org/officeDocument/2006/relationships" xmlns:w="http://schemas.openxmlformats.org/wordprocessingml/2006/main" xmlns:w14="http://schemas.microsoft.com/office/word/2010/wordml" xmlns:w15="http://schemas.microsoft.com/office/word/2012/wordml" xmlns:w16cex="http://schemas.microsoft.com/office/word/2018/wordml/cex" xmlns:w16cid="http://schemas.microsoft.com/office/word/2016/wordml/cid" xmlns:w16="http://schemas.microsoft.com/office/word/2018/wordml" xmlns:w16sdtdh="http://schemas.microsoft.com/office/word/2020/wordml/sdtdatahash" xmlns:w16se="http://schemas.microsoft.com/office/word/2015/wordml/symex" mc:Ignorable="w14 w15 w16se w16cid w16 w16cex w16sdtdh">
   <w:docDefaults>
     <w:rPrDefault>
       <w:rPr>

--- a/_Documects/end/บทที่-3.docx
+++ b/_Documects/end/บทที่-3.docx
@@ -91,7 +91,7 @@
           </mc:Choice>
           <mc:Fallback>
             <w:pict>
-              <v:rect w14:anchorId="6D9FC328" id="Rectangle 1" o:spid="_x0000_s1026" style="position:absolute;margin-left:399.75pt;margin-top:-70.5pt;width:21.75pt;height:18pt;z-index:251662336;visibility:visible;mso-wrap-style:square;mso-wrap-distance-left:9pt;mso-wrap-distance-top:0;mso-wrap-distance-right:9pt;mso-wrap-distance-bottom:0;mso-position-horizontal:absolute;mso-position-horizontal-relative:text;mso-position-vertical:absolute;mso-position-vertical-relative:text;v-text-anchor:middle" o:gfxdata="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" fillcolor="white [3212]" stroked="f" strokeweight="1pt"/>
+              <v:rect w14:anchorId="316E4DF2" id="Rectangle 1" o:spid="_x0000_s1026" style="position:absolute;margin-left:399.75pt;margin-top:-70.5pt;width:21.75pt;height:18pt;z-index:251662336;visibility:visible;mso-wrap-style:square;mso-wrap-distance-left:9pt;mso-wrap-distance-top:0;mso-wrap-distance-right:9pt;mso-wrap-distance-bottom:0;mso-position-horizontal:absolute;mso-position-horizontal-relative:text;mso-position-vertical:absolute;mso-position-vertical-relative:text;v-text-anchor:middle" o:gfxdata="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" fillcolor="white [3212]" stroked="f" strokeweight="1pt"/>
             </w:pict>
           </mc:Fallback>
         </mc:AlternateContent>
@@ -4176,7 +4176,8 @@
         <w:pStyle w:val="Thesis-Style"/>
         <w:jc w:val="center"/>
         <w:rPr>
-          <w:rFonts w:ascii="TH SarabunPSK" w:hAnsi="TH SarabunPSK" w:cs="TH SarabunPSK"/>
+          <w:rFonts w:ascii="TH SarabunPSK" w:hAnsi="TH SarabunPSK" w:cs="TH SarabunPSK" w:hint="cs"/>
+          <w:cs/>
         </w:rPr>
       </w:pPr>
     </w:p>
@@ -4316,13 +4317,13 @@
       <w:r>
         <w:rPr>
           <w:rFonts w:ascii="TH SarabunPSK" w:hAnsi="TH SarabunPSK" w:cs="TH SarabunPSK"/>
-          <w:noProof/>
+          <w:cs/>
         </w:rPr>
         <w:drawing>
-          <wp:inline distT="0" distB="0" distL="0" distR="0" wp14:anchorId="18A1681C" wp14:editId="3EABD8B3">
-            <wp:extent cx="5274310" cy="3330575"/>
-            <wp:effectExtent l="0" t="0" r="2540" b="3175"/>
-            <wp:docPr id="515256846" name="Picture 1"/>
+          <wp:inline distT="0" distB="0" distL="0" distR="0" wp14:anchorId="2EF5A09C" wp14:editId="1D035EBA">
+            <wp:extent cx="5274310" cy="3507105"/>
+            <wp:effectExtent l="0" t="0" r="2540" b="0"/>
+            <wp:docPr id="3" name="Picture 3"/>
             <wp:cNvGraphicFramePr>
               <a:graphicFrameLocks xmlns:a="http://schemas.openxmlformats.org/drawingml/2006/main" noChangeAspect="1"/>
             </wp:cNvGraphicFramePr>
@@ -4330,7 +4331,7 @@
               <a:graphicData uri="http://schemas.openxmlformats.org/drawingml/2006/picture">
                 <pic:pic xmlns:pic="http://schemas.openxmlformats.org/drawingml/2006/picture">
                   <pic:nvPicPr>
-                    <pic:cNvPr id="515256846" name=""/>
+                    <pic:cNvPr id="1" name=""/>
                     <pic:cNvPicPr/>
                   </pic:nvPicPr>
                   <pic:blipFill>
@@ -4342,7 +4343,7 @@
                   <pic:spPr>
                     <a:xfrm>
                       <a:off x="0" y="0"/>
-                      <a:ext cx="5274310" cy="3330575"/>
+                      <a:ext cx="5274310" cy="3507105"/>
                     </a:xfrm>
                     <a:prstGeom prst="rect">
                       <a:avLst/>
@@ -4580,16 +4581,7 @@
         <w:pStyle w:val="Thesis-Style"/>
         <w:jc w:val="thaiDistribute"/>
         <w:rPr>
-          <w:rFonts w:ascii="TH SarabunPSK" w:hAnsi="TH SarabunPSK" w:cs="TH SarabunPSK"/>
-        </w:rPr>
-      </w:pPr>
-    </w:p>
-    <w:p>
-      <w:pPr>
-        <w:pStyle w:val="Thesis-Style"/>
-        <w:jc w:val="thaiDistribute"/>
-        <w:rPr>
-          <w:rFonts w:ascii="TH SarabunPSK" w:hAnsi="TH SarabunPSK" w:cs="TH SarabunPSK"/>
+          <w:rFonts w:ascii="TH SarabunPSK" w:hAnsi="TH SarabunPSK" w:cs="TH SarabunPSK" w:hint="cs"/>
         </w:rPr>
       </w:pPr>
     </w:p>
@@ -5036,7 +5028,7 @@
         <w:pStyle w:val="Thesis-Style"/>
         <w:jc w:val="thaiDistribute"/>
         <w:rPr>
-          <w:rFonts w:ascii="TH SarabunPSK" w:hAnsi="TH SarabunPSK" w:cs="TH SarabunPSK"/>
+          <w:rFonts w:ascii="TH SarabunPSK" w:hAnsi="TH SarabunPSK" w:cs="TH SarabunPSK" w:hint="cs"/>
         </w:rPr>
       </w:pPr>
     </w:p>
@@ -5048,24 +5040,6 @@
           <w:rFonts w:ascii="TH SarabunPSK" w:hAnsi="TH SarabunPSK" w:cs="TH SarabunPSK"/>
         </w:rPr>
       </w:pPr>
-    </w:p>
-    <w:p>
-      <w:pPr>
-        <w:pStyle w:val="Thesis-Style"/>
-        <w:jc w:val="thaiDistribute"/>
-        <w:rPr>
-          <w:rFonts w:ascii="TH SarabunPSK" w:hAnsi="TH SarabunPSK" w:cs="TH SarabunPSK"/>
-        </w:rPr>
-      </w:pPr>
-    </w:p>
-    <w:p>
-      <w:pPr>
-        <w:pStyle w:val="Thesis-Style"/>
-        <w:jc w:val="thaiDistribute"/>
-        <w:rPr>
-          <w:rFonts w:ascii="TH SarabunPSK" w:hAnsi="TH SarabunPSK" w:cs="TH SarabunPSK"/>
-        </w:rPr>
-      </w:pPr>
       <w:r>
         <w:rPr>
           <w:rFonts w:ascii="TH SarabunPSK" w:hAnsi="TH SarabunPSK" w:cs="TH SarabunPSK" w:hint="cs"/>
@@ -5073,6 +5047,7 @@
           <w:bCs/>
           <w:cs/>
         </w:rPr>
+        <w:lastRenderedPageBreak/>
         <w:t>ตารางที่ 3.1</w:t>
       </w:r>
       <w:r>
@@ -7169,6 +7144,28 @@
         <w:spacing w:after="0" w:line="240" w:lineRule="auto"/>
         <w:rPr>
           <w:rFonts w:ascii="TH SarabunPSK" w:hAnsi="TH SarabunPSK" w:cs="TH SarabunPSK"/>
+          <w:bCs/>
+          <w:sz w:val="32"/>
+          <w:szCs w:val="32"/>
+        </w:rPr>
+      </w:pPr>
+    </w:p>
+    <w:p>
+      <w:pPr>
+        <w:spacing w:after="0" w:line="240" w:lineRule="auto"/>
+        <w:rPr>
+          <w:rFonts w:ascii="TH SarabunPSK" w:hAnsi="TH SarabunPSK" w:cs="TH SarabunPSK"/>
+          <w:bCs/>
+          <w:sz w:val="32"/>
+          <w:szCs w:val="32"/>
+        </w:rPr>
+      </w:pPr>
+    </w:p>
+    <w:p>
+      <w:pPr>
+        <w:spacing w:after="0" w:line="240" w:lineRule="auto"/>
+        <w:rPr>
+          <w:rFonts w:ascii="TH SarabunPSK" w:hAnsi="TH SarabunPSK" w:cs="TH SarabunPSK" w:hint="cs"/>
           <w:bCs/>
           <w:sz w:val="32"/>
           <w:szCs w:val="32"/>
@@ -22145,7 +22142,7 @@
           <v:shape id="_x0000_i1025" type="#_x0000_t75" style="width:13.5pt;height:16.5pt" o:ole="">
             <v:imagedata r:id="rId37" o:title=""/>
           </v:shape>
-          <o:OLEObject Type="Embed" ProgID="Equation.3" ShapeID="_x0000_i1025" DrawAspect="Content" ObjectID="_1804271608" r:id="rId38"/>
+          <o:OLEObject Type="Embed" ProgID="Equation.3" ShapeID="_x0000_i1025" DrawAspect="Content" ObjectID="_1804271800" r:id="rId38"/>
         </w:object>
       </w:r>
       <w:r>
@@ -22167,7 +22164,7 @@
           <v:shape id="_x0000_i1026" type="#_x0000_t75" style="width:21pt;height:22.5pt" o:ole="">
             <v:imagedata r:id="rId39" o:title=""/>
           </v:shape>
-          <o:OLEObject Type="Embed" ProgID="Equation.3" ShapeID="_x0000_i1026" DrawAspect="Content" ObjectID="_1804271609" r:id="rId40"/>
+          <o:OLEObject Type="Embed" ProgID="Equation.3" ShapeID="_x0000_i1026" DrawAspect="Content" ObjectID="_1804271801" r:id="rId40"/>
         </w:object>
       </w:r>
       <w:r>
@@ -22238,7 +22235,7 @@
           <v:shape id="_x0000_i1027" type="#_x0000_t75" style="width:13.5pt;height:16.5pt" o:ole="">
             <v:imagedata r:id="rId41" o:title=""/>
           </v:shape>
-          <o:OLEObject Type="Embed" ProgID="Equation.3" ShapeID="_x0000_i1027" DrawAspect="Content" ObjectID="_1804271610" r:id="rId42"/>
+          <o:OLEObject Type="Embed" ProgID="Equation.3" ShapeID="_x0000_i1027" DrawAspect="Content" ObjectID="_1804271802" r:id="rId42"/>
         </w:object>
       </w:r>
       <w:r>
@@ -22311,7 +22308,7 @@
           <v:shape id="_x0000_i1028" type="#_x0000_t75" style="width:27.75pt;height:20.25pt" o:ole="">
             <v:imagedata r:id="rId43" o:title=""/>
           </v:shape>
-          <o:OLEObject Type="Embed" ProgID="Equation.3" ShapeID="_x0000_i1028" DrawAspect="Content" ObjectID="_1804271611" r:id="rId44"/>
+          <o:OLEObject Type="Embed" ProgID="Equation.3" ShapeID="_x0000_i1028" DrawAspect="Content" ObjectID="_1804271803" r:id="rId44"/>
         </w:object>
       </w:r>
       <w:r>
@@ -22445,10 +22442,10 @@
           <w:szCs w:val="32"/>
         </w:rPr>
         <w:object w:dxaOrig="2120" w:dyaOrig="1140" w14:anchorId="24492B86">
-          <v:shape id="_x0000_i1029" type="#_x0000_t75" style="width:105.05pt;height:57pt" o:ole="">
+          <v:shape id="_x0000_i1029" type="#_x0000_t75" style="width:105pt;height:57pt" o:ole="">
             <v:imagedata r:id="rId45" o:title=""/>
           </v:shape>
-          <o:OLEObject Type="Embed" ProgID="Equation.3" ShapeID="_x0000_i1029" DrawAspect="Content" ObjectID="_1804271612" r:id="rId46"/>
+          <o:OLEObject Type="Embed" ProgID="Equation.3" ShapeID="_x0000_i1029" DrawAspect="Content" ObjectID="_1804271804" r:id="rId46"/>
         </w:object>
       </w:r>
     </w:p>
@@ -23224,7 +23221,7 @@
           <v:shape id="_x0000_i1030" type="#_x0000_t75" style="width:13.5pt;height:16.5pt" o:ole="">
             <v:imagedata r:id="rId41" o:title=""/>
           </v:shape>
-          <o:OLEObject Type="Embed" ProgID="Equation.3" ShapeID="_x0000_i1030" DrawAspect="Content" ObjectID="_1804271613" r:id="rId47"/>
+          <o:OLEObject Type="Embed" ProgID="Equation.3" ShapeID="_x0000_i1030" DrawAspect="Content" ObjectID="_1804271805" r:id="rId47"/>
         </w:object>
       </w:r>
       <w:r>

--- a/_Documects/end/บทที่-3.docx
+++ b/_Documects/end/บทที่-3.docx
@@ -2,6 +2,8 @@
 <file path=word/document.xml><?xml version="1.0" encoding="utf-8"?>
 <w:document xmlns:wpc="http://schemas.microsoft.com/office/word/2010/wordprocessingCanvas" xmlns:cx="http://schemas.microsoft.com/office/drawing/2014/chartex" xmlns:cx1="http://schemas.microsoft.com/office/drawing/2015/9/8/chartex" xmlns:cx2="http://schemas.microsoft.com/office/drawing/2015/10/21/chartex" xmlns:cx3="http://schemas.microsoft.com/office/drawing/2016/5/9/chartex" xmlns:cx4="http://schemas.microsoft.com/office/drawing/2016/5/10/chartex" xmlns:cx5="http://schemas.microsoft.com/office/drawing/2016/5/11/chartex" xmlns:cx6="http://schemas.microsoft.com/office/drawing/2016/5/12/chartex" xmlns:cx7="http://schemas.microsoft.com/office/drawing/2016/5/13/chartex" xmlns:cx8="http://schemas.microsoft.com/office/drawing/2016/5/14/chartex" xmlns:mc="http://schemas.openxmlformats.org/markup-compatibility/2006" xmlns:aink="http://schemas.microsoft.com/office/drawing/2016/ink" xmlns:am3d="http://schemas.microsoft.com/office/drawing/2017/model3d" xmlns:o="urn:schemas-microsoft-com:office:office" xmlns:oel="http://schemas.microsoft.com/office/2019/extlst" xmlns:r="http://schemas.openxmlformats.org/officeDocument/2006/relationships" xmlns:m="http://schemas.openxmlformats.org/officeDocument/2006/math" xmlns:v="urn:schemas-microsoft-com:vml" xmlns:wp14="http://schemas.microsoft.com/office/word/2010/wordprocessingDrawing" xmlns:wp="http://schemas.openxmlformats.org/drawingml/2006/wordprocessingDrawing" xmlns:w10="urn:schemas-microsoft-com:office:word" xmlns:w="http://schemas.openxmlformats.org/wordprocessingml/2006/main" xmlns:w14="http://schemas.microsoft.com/office/word/2010/wordml" xmlns:w15="http://schemas.microsoft.com/office/word/2012/wordml" xmlns:w16cex="http://schemas.microsoft.com/office/word/2018/wordml/cex" xmlns:w16cid="http://schemas.microsoft.com/office/word/2016/wordml/cid" xmlns:w16="http://schemas.microsoft.com/office/word/2018/wordml" xmlns:w16sdtdh="http://schemas.microsoft.com/office/word/2020/wordml/sdtdatahash" xmlns:w16se="http://schemas.microsoft.com/office/word/2015/wordml/symex" xmlns:wpg="http://schemas.microsoft.com/office/word/2010/wordprocessingGroup" xmlns:wpi="http://schemas.microsoft.com/office/word/2010/wordprocessingInk" xmlns:wne="http://schemas.microsoft.com/office/word/2006/wordml" xmlns:wps="http://schemas.microsoft.com/office/word/2010/wordprocessingShape" mc:Ignorable="w14 w15 w16se w16cid w16 w16cex w16sdtdh wp14">
   <w:body>
+    <w:bookmarkStart w:id="0" w:name="_Hlk193250303"/>
+    <w:bookmarkEnd w:id="0"/>
     <w:p>
       <w:pPr>
         <w:spacing w:after="0" w:line="240" w:lineRule="auto"/>
@@ -14,8 +16,6 @@
           <w:szCs w:val="36"/>
         </w:rPr>
       </w:pPr>
-      <w:bookmarkStart w:id="0" w:name="_Hlk193250303"/>
-      <w:bookmarkEnd w:id="0"/>
       <w:r>
         <w:rPr>
           <w:rFonts w:ascii="TH SarabunPSK" w:hAnsi="TH SarabunPSK" w:cs="TH SarabunPSK" w:hint="cs"/>
@@ -3993,6 +3993,7 @@
       <w:r>
         <w:rPr>
           <w:rFonts w:ascii="TH SarabunPSK" w:hAnsi="TH SarabunPSK" w:cs="TH SarabunPSK"/>
+          <w:noProof/>
         </w:rPr>
         <w:drawing>
           <wp:inline distT="0" distB="0" distL="0" distR="0" wp14:anchorId="5FE1C9B4" wp14:editId="3194B657">
@@ -4176,7 +4177,7 @@
         <w:pStyle w:val="Thesis-Style"/>
         <w:jc w:val="center"/>
         <w:rPr>
-          <w:rFonts w:ascii="TH SarabunPSK" w:hAnsi="TH SarabunPSK" w:cs="TH SarabunPSK" w:hint="cs"/>
+          <w:rFonts w:ascii="TH SarabunPSK" w:hAnsi="TH SarabunPSK" w:cs="TH SarabunPSK"/>
           <w:cs/>
         </w:rPr>
       </w:pPr>
@@ -4317,6 +4318,7 @@
       <w:r>
         <w:rPr>
           <w:rFonts w:ascii="TH SarabunPSK" w:hAnsi="TH SarabunPSK" w:cs="TH SarabunPSK"/>
+          <w:noProof/>
           <w:cs/>
         </w:rPr>
         <w:drawing>
@@ -4581,7 +4583,7 @@
         <w:pStyle w:val="Thesis-Style"/>
         <w:jc w:val="thaiDistribute"/>
         <w:rPr>
-          <w:rFonts w:ascii="TH SarabunPSK" w:hAnsi="TH SarabunPSK" w:cs="TH SarabunPSK" w:hint="cs"/>
+          <w:rFonts w:ascii="TH SarabunPSK" w:hAnsi="TH SarabunPSK" w:cs="TH SarabunPSK"/>
         </w:rPr>
       </w:pPr>
     </w:p>
@@ -5028,7 +5030,7 @@
         <w:pStyle w:val="Thesis-Style"/>
         <w:jc w:val="thaiDistribute"/>
         <w:rPr>
-          <w:rFonts w:ascii="TH SarabunPSK" w:hAnsi="TH SarabunPSK" w:cs="TH SarabunPSK" w:hint="cs"/>
+          <w:rFonts w:ascii="TH SarabunPSK" w:hAnsi="TH SarabunPSK" w:cs="TH SarabunPSK"/>
         </w:rPr>
       </w:pPr>
     </w:p>
@@ -5158,7 +5160,6 @@
                 <w:szCs w:val="28"/>
               </w:rPr>
             </w:pPr>
-            <w:proofErr w:type="gramStart"/>
             <w:r>
               <w:rPr>
                 <w:rFonts w:ascii="TH SarabunPSK" w:hAnsi="TH SarabunPSK" w:cs="TH SarabunPSK" w:hint="cs"/>
@@ -5167,7 +5168,6 @@
               </w:rPr>
               <w:t>Data  Type</w:t>
             </w:r>
-            <w:proofErr w:type="gramEnd"/>
           </w:p>
         </w:tc>
         <w:tc>
@@ -5321,7 +5321,6 @@
                 <w:szCs w:val="28"/>
               </w:rPr>
             </w:pPr>
-            <w:proofErr w:type="gramStart"/>
             <w:r>
               <w:rPr>
                 <w:rFonts w:ascii="TH SarabunPSK" w:hAnsi="TH SarabunPSK" w:cs="TH SarabunPSK" w:hint="cs"/>
@@ -5329,17 +5328,7 @@
                 <w:sz w:val="28"/>
                 <w:szCs w:val="28"/>
               </w:rPr>
-              <w:t>int(</w:t>
-            </w:r>
-            <w:proofErr w:type="gramEnd"/>
-            <w:r>
-              <w:rPr>
-                <w:rFonts w:ascii="TH SarabunPSK" w:hAnsi="TH SarabunPSK" w:cs="TH SarabunPSK" w:hint="cs"/>
-                <w:bCs/>
-                <w:sz w:val="28"/>
-                <w:szCs w:val="28"/>
-              </w:rPr>
-              <w:t>10)</w:t>
+              <w:t>int(10)</w:t>
             </w:r>
           </w:p>
         </w:tc>
@@ -5493,7 +5482,6 @@
                 <w:szCs w:val="28"/>
               </w:rPr>
             </w:pPr>
-            <w:proofErr w:type="gramStart"/>
             <w:r>
               <w:rPr>
                 <w:rFonts w:ascii="TH SarabunPSK" w:hAnsi="TH SarabunPSK" w:cs="TH SarabunPSK" w:hint="cs"/>
@@ -5501,23 +5489,30 @@
                 <w:sz w:val="28"/>
                 <w:szCs w:val="28"/>
               </w:rPr>
-              <w:t>varchar(</w:t>
-            </w:r>
-            <w:proofErr w:type="gramEnd"/>
-            <w:r>
-              <w:rPr>
-                <w:rFonts w:ascii="TH SarabunPSK" w:hAnsi="TH SarabunPSK" w:cs="TH SarabunPSK" w:hint="cs"/>
-                <w:bCs/>
+              <w:t>varchar(50)</w:t>
+            </w:r>
+          </w:p>
+        </w:tc>
+        <w:tc>
+          <w:tcPr>
+            <w:tcW w:w="709" w:type="dxa"/>
+            <w:vAlign w:val="center"/>
+          </w:tcPr>
+          <w:p>
+            <w:pPr>
+              <w:pStyle w:val="Thesis-Style"/>
+              <w:jc w:val="center"/>
+              <w:rPr>
+                <w:rFonts w:ascii="TH SarabunPSK" w:hAnsi="TH SarabunPSK" w:cs="TH SarabunPSK"/>
                 <w:sz w:val="28"/>
                 <w:szCs w:val="28"/>
               </w:rPr>
-              <w:t>50)</w:t>
-            </w:r>
-          </w:p>
-        </w:tc>
-        <w:tc>
-          <w:tcPr>
-            <w:tcW w:w="709" w:type="dxa"/>
+            </w:pPr>
+          </w:p>
+        </w:tc>
+        <w:tc>
+          <w:tcPr>
+            <w:tcW w:w="1134" w:type="dxa"/>
             <w:vAlign w:val="center"/>
           </w:tcPr>
           <w:p>
@@ -5534,7 +5529,7 @@
         </w:tc>
         <w:tc>
           <w:tcPr>
-            <w:tcW w:w="1134" w:type="dxa"/>
+            <w:tcW w:w="2126" w:type="dxa"/>
             <w:vAlign w:val="center"/>
           </w:tcPr>
           <w:p>
@@ -5547,33 +5542,14 @@
                 <w:szCs w:val="28"/>
               </w:rPr>
             </w:pPr>
-          </w:p>
-        </w:tc>
-        <w:tc>
-          <w:tcPr>
-            <w:tcW w:w="2126" w:type="dxa"/>
-            <w:vAlign w:val="center"/>
-          </w:tcPr>
-          <w:p>
-            <w:pPr>
-              <w:pStyle w:val="Thesis-Style"/>
-              <w:jc w:val="center"/>
+            <w:r>
               <w:rPr>
                 <w:rFonts w:ascii="TH SarabunPSK" w:hAnsi="TH SarabunPSK" w:cs="TH SarabunPSK"/>
                 <w:sz w:val="28"/>
                 <w:szCs w:val="28"/>
               </w:rPr>
-            </w:pPr>
-            <w:proofErr w:type="spellStart"/>
-            <w:r>
-              <w:rPr>
-                <w:rFonts w:ascii="TH SarabunPSK" w:hAnsi="TH SarabunPSK" w:cs="TH SarabunPSK"/>
-                <w:sz w:val="28"/>
-                <w:szCs w:val="28"/>
-              </w:rPr>
               <w:t>nutmito</w:t>
             </w:r>
-            <w:proofErr w:type="spellEnd"/>
           </w:p>
         </w:tc>
       </w:tr>
@@ -5652,7 +5628,6 @@
                 <w:szCs w:val="28"/>
               </w:rPr>
             </w:pPr>
-            <w:proofErr w:type="gramStart"/>
             <w:r>
               <w:rPr>
                 <w:rFonts w:ascii="TH SarabunPSK" w:hAnsi="TH SarabunPSK" w:cs="TH SarabunPSK" w:hint="cs"/>
@@ -5660,17 +5635,7 @@
                 <w:sz w:val="28"/>
                 <w:szCs w:val="28"/>
               </w:rPr>
-              <w:t>varchar(</w:t>
-            </w:r>
-            <w:proofErr w:type="gramEnd"/>
-            <w:r>
-              <w:rPr>
-                <w:rFonts w:ascii="TH SarabunPSK" w:hAnsi="TH SarabunPSK" w:cs="TH SarabunPSK" w:hint="cs"/>
-                <w:bCs/>
-                <w:sz w:val="28"/>
-                <w:szCs w:val="28"/>
-              </w:rPr>
-              <w:t>50)</w:t>
+              <w:t>varchar(50)</w:t>
             </w:r>
           </w:p>
         </w:tc>
@@ -5758,7 +5723,6 @@
                 <w:szCs w:val="28"/>
               </w:rPr>
             </w:pPr>
-            <w:proofErr w:type="spellStart"/>
             <w:r>
               <w:rPr>
                 <w:rFonts w:ascii="TH SarabunPSK" w:hAnsi="TH SarabunPSK" w:cs="TH SarabunPSK" w:hint="cs"/>
@@ -5768,7 +5732,6 @@
               </w:rPr>
               <w:t>firstname</w:t>
             </w:r>
-            <w:proofErr w:type="spellEnd"/>
           </w:p>
         </w:tc>
         <w:tc>
@@ -5816,7 +5779,6 @@
                 <w:cs/>
               </w:rPr>
             </w:pPr>
-            <w:proofErr w:type="gramStart"/>
             <w:r>
               <w:rPr>
                 <w:rFonts w:ascii="TH SarabunPSK" w:hAnsi="TH SarabunPSK" w:cs="TH SarabunPSK" w:hint="cs"/>
@@ -5824,17 +5786,7 @@
                 <w:sz w:val="28"/>
                 <w:szCs w:val="28"/>
               </w:rPr>
-              <w:t>varchar(</w:t>
-            </w:r>
-            <w:proofErr w:type="gramEnd"/>
-            <w:r>
-              <w:rPr>
-                <w:rFonts w:ascii="TH SarabunPSK" w:hAnsi="TH SarabunPSK" w:cs="TH SarabunPSK" w:hint="cs"/>
-                <w:bCs/>
-                <w:sz w:val="28"/>
-                <w:szCs w:val="28"/>
-              </w:rPr>
-              <w:t>50)</w:t>
+              <w:t>varchar(50)</w:t>
             </w:r>
           </w:p>
         </w:tc>
@@ -5921,7 +5873,6 @@
                 <w:szCs w:val="28"/>
               </w:rPr>
             </w:pPr>
-            <w:proofErr w:type="spellStart"/>
             <w:r>
               <w:rPr>
                 <w:rFonts w:ascii="TH SarabunPSK" w:hAnsi="TH SarabunPSK" w:cs="TH SarabunPSK" w:hint="cs"/>
@@ -5931,7 +5882,6 @@
               </w:rPr>
               <w:t>lastname</w:t>
             </w:r>
-            <w:proofErr w:type="spellEnd"/>
           </w:p>
         </w:tc>
         <w:tc>
@@ -5978,7 +5928,6 @@
                 <w:szCs w:val="28"/>
               </w:rPr>
             </w:pPr>
-            <w:proofErr w:type="gramStart"/>
             <w:r>
               <w:rPr>
                 <w:rFonts w:ascii="TH SarabunPSK" w:hAnsi="TH SarabunPSK" w:cs="TH SarabunPSK" w:hint="cs"/>
@@ -5986,17 +5935,7 @@
                 <w:sz w:val="28"/>
                 <w:szCs w:val="28"/>
               </w:rPr>
-              <w:t>varchar(</w:t>
-            </w:r>
-            <w:proofErr w:type="gramEnd"/>
-            <w:r>
-              <w:rPr>
-                <w:rFonts w:ascii="TH SarabunPSK" w:hAnsi="TH SarabunPSK" w:cs="TH SarabunPSK" w:hint="cs"/>
-                <w:bCs/>
-                <w:sz w:val="28"/>
-                <w:szCs w:val="28"/>
-              </w:rPr>
-              <w:t>50)</w:t>
+              <w:t>varchar(50)</w:t>
             </w:r>
           </w:p>
         </w:tc>
@@ -6134,7 +6073,6 @@
                 <w:szCs w:val="28"/>
               </w:rPr>
             </w:pPr>
-            <w:proofErr w:type="gramStart"/>
             <w:r>
               <w:rPr>
                 <w:rFonts w:ascii="TH SarabunPSK" w:hAnsi="TH SarabunPSK" w:cs="TH SarabunPSK" w:hint="cs"/>
@@ -6142,17 +6080,7 @@
                 <w:sz w:val="28"/>
                 <w:szCs w:val="28"/>
               </w:rPr>
-              <w:t>varchar(</w:t>
-            </w:r>
-            <w:proofErr w:type="gramEnd"/>
-            <w:r>
-              <w:rPr>
-                <w:rFonts w:ascii="TH SarabunPSK" w:hAnsi="TH SarabunPSK" w:cs="TH SarabunPSK" w:hint="cs"/>
-                <w:bCs/>
-                <w:sz w:val="28"/>
-                <w:szCs w:val="28"/>
-              </w:rPr>
-              <w:t>50)</w:t>
+              <w:t>varchar(50)</w:t>
             </w:r>
           </w:p>
         </w:tc>
@@ -6294,7 +6222,6 @@
                 <w:szCs w:val="28"/>
               </w:rPr>
             </w:pPr>
-            <w:proofErr w:type="gramStart"/>
             <w:r>
               <w:rPr>
                 <w:rFonts w:ascii="TH SarabunPSK" w:hAnsi="TH SarabunPSK" w:cs="TH SarabunPSK" w:hint="cs"/>
@@ -6302,17 +6229,7 @@
                 <w:sz w:val="28"/>
                 <w:szCs w:val="28"/>
               </w:rPr>
-              <w:t>varchar(</w:t>
-            </w:r>
-            <w:proofErr w:type="gramEnd"/>
-            <w:r>
-              <w:rPr>
-                <w:rFonts w:ascii="TH SarabunPSK" w:hAnsi="TH SarabunPSK" w:cs="TH SarabunPSK" w:hint="cs"/>
-                <w:bCs/>
-                <w:sz w:val="28"/>
-                <w:szCs w:val="28"/>
-              </w:rPr>
-              <w:t>50)</w:t>
+              <w:t>varchar(50)</w:t>
             </w:r>
           </w:p>
         </w:tc>
@@ -6474,23 +6391,13 @@
                 <w:szCs w:val="28"/>
               </w:rPr>
             </w:pPr>
-            <w:proofErr w:type="gramStart"/>
             <w:r>
               <w:rPr>
                 <w:rFonts w:ascii="TH SarabunPSK" w:hAnsi="TH SarabunPSK" w:cs="TH SarabunPSK" w:hint="cs"/>
                 <w:sz w:val="28"/>
                 <w:szCs w:val="28"/>
               </w:rPr>
-              <w:t>varchar(</w:t>
-            </w:r>
-            <w:proofErr w:type="gramEnd"/>
-            <w:r>
-              <w:rPr>
-                <w:rFonts w:ascii="TH SarabunPSK" w:hAnsi="TH SarabunPSK" w:cs="TH SarabunPSK" w:hint="cs"/>
-                <w:sz w:val="28"/>
-                <w:szCs w:val="28"/>
-              </w:rPr>
-              <w:t>10)</w:t>
+              <w:t>varchar(10)</w:t>
             </w:r>
           </w:p>
         </w:tc>
@@ -6877,7 +6784,6 @@
                 <w:szCs w:val="28"/>
               </w:rPr>
             </w:pPr>
-            <w:proofErr w:type="spellStart"/>
             <w:r>
               <w:rPr>
                 <w:rFonts w:ascii="TH SarabunPSK" w:hAnsi="TH SarabunPSK" w:cs="TH SarabunPSK"/>
@@ -6887,7 +6793,6 @@
               </w:rPr>
               <w:t>createdAt</w:t>
             </w:r>
-            <w:proofErr w:type="spellEnd"/>
           </w:p>
         </w:tc>
         <w:tc>
@@ -7165,7 +7070,7 @@
       <w:pPr>
         <w:spacing w:after="0" w:line="240" w:lineRule="auto"/>
         <w:rPr>
-          <w:rFonts w:ascii="TH SarabunPSK" w:hAnsi="TH SarabunPSK" w:cs="TH SarabunPSK" w:hint="cs"/>
+          <w:rFonts w:ascii="TH SarabunPSK" w:hAnsi="TH SarabunPSK" w:cs="TH SarabunPSK"/>
           <w:bCs/>
           <w:sz w:val="32"/>
           <w:szCs w:val="32"/>
@@ -7300,7 +7205,6 @@
                 <w:szCs w:val="28"/>
               </w:rPr>
             </w:pPr>
-            <w:proofErr w:type="gramStart"/>
             <w:r>
               <w:rPr>
                 <w:rFonts w:ascii="TH SarabunPSK" w:hAnsi="TH SarabunPSK" w:cs="TH SarabunPSK" w:hint="cs"/>
@@ -7309,7 +7213,6 @@
               </w:rPr>
               <w:t>Data  Type</w:t>
             </w:r>
-            <w:proofErr w:type="gramEnd"/>
           </w:p>
         </w:tc>
         <w:tc>
@@ -7461,7 +7364,6 @@
                 <w:szCs w:val="28"/>
               </w:rPr>
             </w:pPr>
-            <w:proofErr w:type="gramStart"/>
             <w:r>
               <w:rPr>
                 <w:rFonts w:ascii="TH SarabunPSK" w:hAnsi="TH SarabunPSK" w:cs="TH SarabunPSK"/>
@@ -7476,16 +7378,7 @@
                 <w:sz w:val="28"/>
                 <w:szCs w:val="28"/>
               </w:rPr>
-              <w:t>nt(</w:t>
-            </w:r>
-            <w:proofErr w:type="gramEnd"/>
-            <w:r>
-              <w:rPr>
-                <w:rFonts w:ascii="TH SarabunPSK" w:hAnsi="TH SarabunPSK" w:cs="TH SarabunPSK" w:hint="cs"/>
-                <w:sz w:val="28"/>
-                <w:szCs w:val="28"/>
-              </w:rPr>
-              <w:t>10)</w:t>
+              <w:t>nt(10)</w:t>
             </w:r>
           </w:p>
         </w:tc>
@@ -7576,7 +7469,6 @@
                 <w:szCs w:val="28"/>
               </w:rPr>
             </w:pPr>
-            <w:proofErr w:type="spellStart"/>
             <w:r>
               <w:rPr>
                 <w:rFonts w:ascii="TH SarabunPSK" w:hAnsi="TH SarabunPSK" w:cs="TH SarabunPSK"/>
@@ -7585,7 +7477,6 @@
               </w:rPr>
               <w:t>userId</w:t>
             </w:r>
-            <w:proofErr w:type="spellEnd"/>
           </w:p>
         </w:tc>
         <w:tc>
@@ -7630,7 +7521,6 @@
                 <w:szCs w:val="28"/>
               </w:rPr>
             </w:pPr>
-            <w:proofErr w:type="gramStart"/>
             <w:r>
               <w:rPr>
                 <w:rFonts w:ascii="TH SarabunPSK" w:hAnsi="TH SarabunPSK" w:cs="TH SarabunPSK" w:hint="cs"/>
@@ -7645,59 +7535,58 @@
                 <w:sz w:val="28"/>
                 <w:szCs w:val="28"/>
               </w:rPr>
-              <w:t>(</w:t>
-            </w:r>
-            <w:proofErr w:type="gramEnd"/>
-            <w:r>
-              <w:rPr>
-                <w:rFonts w:ascii="TH SarabunPSK" w:hAnsi="TH SarabunPSK" w:cs="TH SarabunPSK" w:hint="cs"/>
+              <w:t>(50)</w:t>
+            </w:r>
+          </w:p>
+        </w:tc>
+        <w:tc>
+          <w:tcPr>
+            <w:tcW w:w="850" w:type="dxa"/>
+            <w:vAlign w:val="center"/>
+          </w:tcPr>
+          <w:p>
+            <w:pPr>
+              <w:pStyle w:val="Thesis-Style"/>
+              <w:jc w:val="center"/>
+              <w:rPr>
+                <w:rFonts w:ascii="TH SarabunPSK" w:hAnsi="TH SarabunPSK" w:cs="TH SarabunPSK"/>
                 <w:sz w:val="28"/>
                 <w:szCs w:val="28"/>
               </w:rPr>
-              <w:t>50)</w:t>
-            </w:r>
-          </w:p>
-        </w:tc>
-        <w:tc>
-          <w:tcPr>
-            <w:tcW w:w="850" w:type="dxa"/>
-            <w:vAlign w:val="center"/>
-          </w:tcPr>
-          <w:p>
-            <w:pPr>
-              <w:pStyle w:val="Thesis-Style"/>
-              <w:jc w:val="center"/>
+            </w:pPr>
+            <w:r>
               <w:rPr>
                 <w:rFonts w:ascii="TH SarabunPSK" w:hAnsi="TH SarabunPSK" w:cs="TH SarabunPSK"/>
                 <w:sz w:val="28"/>
                 <w:szCs w:val="28"/>
               </w:rPr>
-            </w:pPr>
-            <w:r>
+              <w:t>FK</w:t>
+            </w:r>
+          </w:p>
+        </w:tc>
+        <w:tc>
+          <w:tcPr>
+            <w:tcW w:w="1276" w:type="dxa"/>
+            <w:vAlign w:val="center"/>
+          </w:tcPr>
+          <w:p>
+            <w:pPr>
+              <w:pStyle w:val="Thesis-Style"/>
+              <w:jc w:val="center"/>
               <w:rPr>
                 <w:rFonts w:ascii="TH SarabunPSK" w:hAnsi="TH SarabunPSK" w:cs="TH SarabunPSK"/>
                 <w:sz w:val="28"/>
                 <w:szCs w:val="28"/>
               </w:rPr>
-              <w:t>FK</w:t>
-            </w:r>
-          </w:p>
-        </w:tc>
-        <w:tc>
-          <w:tcPr>
-            <w:tcW w:w="1276" w:type="dxa"/>
-            <w:vAlign w:val="center"/>
-          </w:tcPr>
-          <w:p>
-            <w:pPr>
-              <w:pStyle w:val="Thesis-Style"/>
-              <w:jc w:val="center"/>
+            </w:pPr>
+            <w:r>
               <w:rPr>
                 <w:rFonts w:ascii="TH SarabunPSK" w:hAnsi="TH SarabunPSK" w:cs="TH SarabunPSK"/>
                 <w:sz w:val="28"/>
                 <w:szCs w:val="28"/>
               </w:rPr>
-            </w:pPr>
+              <w:t>users</w:t>
+            </w:r>
           </w:p>
         </w:tc>
         <w:tc>
@@ -7745,7 +7634,6 @@
                 <w:szCs w:val="28"/>
               </w:rPr>
             </w:pPr>
-            <w:proofErr w:type="spellStart"/>
             <w:r>
               <w:rPr>
                 <w:rFonts w:ascii="TH SarabunPSK" w:hAnsi="TH SarabunPSK" w:cs="TH SarabunPSK"/>
@@ -7754,7 +7642,6 @@
               </w:rPr>
               <w:t>guest_name</w:t>
             </w:r>
-            <w:proofErr w:type="spellEnd"/>
           </w:p>
         </w:tc>
         <w:tc>
@@ -7798,7 +7685,6 @@
                 <w:szCs w:val="28"/>
               </w:rPr>
             </w:pPr>
-            <w:proofErr w:type="gramStart"/>
             <w:r>
               <w:rPr>
                 <w:rFonts w:ascii="TH SarabunPSK" w:hAnsi="TH SarabunPSK" w:cs="TH SarabunPSK"/>
@@ -7813,16 +7699,7 @@
                 <w:sz w:val="28"/>
                 <w:szCs w:val="28"/>
               </w:rPr>
-              <w:t>archar(</w:t>
-            </w:r>
-            <w:proofErr w:type="gramEnd"/>
-            <w:r>
-              <w:rPr>
-                <w:rFonts w:ascii="TH SarabunPSK" w:hAnsi="TH SarabunPSK" w:cs="TH SarabunPSK" w:hint="cs"/>
-                <w:sz w:val="28"/>
-                <w:szCs w:val="28"/>
-              </w:rPr>
-              <w:t>50)</w:t>
+              <w:t>archar(50)</w:t>
             </w:r>
           </w:p>
         </w:tc>
@@ -7958,7 +7835,6 @@
                 <w:cs/>
               </w:rPr>
             </w:pPr>
-            <w:proofErr w:type="gramStart"/>
             <w:r>
               <w:rPr>
                 <w:rFonts w:ascii="TH SarabunPSK" w:hAnsi="TH SarabunPSK" w:cs="TH SarabunPSK"/>
@@ -7973,16 +7849,7 @@
                 <w:sz w:val="28"/>
                 <w:szCs w:val="28"/>
               </w:rPr>
-              <w:t>(</w:t>
-            </w:r>
-            <w:proofErr w:type="gramEnd"/>
-            <w:r>
-              <w:rPr>
-                <w:rFonts w:ascii="TH SarabunPSK" w:hAnsi="TH SarabunPSK" w:cs="TH SarabunPSK" w:hint="cs"/>
-                <w:sz w:val="28"/>
-                <w:szCs w:val="28"/>
-              </w:rPr>
-              <w:t>50)</w:t>
+              <w:t>(50)</w:t>
             </w:r>
           </w:p>
         </w:tc>
@@ -8117,23 +7984,13 @@
                 <w:szCs w:val="28"/>
               </w:rPr>
             </w:pPr>
-            <w:proofErr w:type="gramStart"/>
             <w:r>
               <w:rPr>
                 <w:rFonts w:ascii="TH SarabunPSK" w:hAnsi="TH SarabunPSK" w:cs="TH SarabunPSK" w:hint="cs"/>
                 <w:sz w:val="28"/>
                 <w:szCs w:val="28"/>
               </w:rPr>
-              <w:t>varchar(</w:t>
-            </w:r>
-            <w:proofErr w:type="gramEnd"/>
-            <w:r>
-              <w:rPr>
-                <w:rFonts w:ascii="TH SarabunPSK" w:hAnsi="TH SarabunPSK" w:cs="TH SarabunPSK" w:hint="cs"/>
-                <w:sz w:val="28"/>
-                <w:szCs w:val="28"/>
-              </w:rPr>
-              <w:t>50)</w:t>
+              <w:t>varchar(50)</w:t>
             </w:r>
           </w:p>
         </w:tc>
@@ -8217,7 +8074,6 @@
                 <w:szCs w:val="28"/>
               </w:rPr>
             </w:pPr>
-            <w:proofErr w:type="spellStart"/>
             <w:r>
               <w:rPr>
                 <w:rFonts w:ascii="TH SarabunPSK" w:hAnsi="TH SarabunPSK" w:cs="TH SarabunPSK"/>
@@ -8226,7 +8082,6 @@
               </w:rPr>
               <w:t>payment_method</w:t>
             </w:r>
-            <w:proofErr w:type="spellEnd"/>
           </w:p>
         </w:tc>
         <w:tc>
@@ -8361,7 +8216,6 @@
                 <w:szCs w:val="28"/>
               </w:rPr>
             </w:pPr>
-            <w:proofErr w:type="spellStart"/>
             <w:r>
               <w:rPr>
                 <w:rFonts w:ascii="TH SarabunPSK" w:hAnsi="TH SarabunPSK" w:cs="TH SarabunPSK"/>
@@ -8378,7 +8232,6 @@
               </w:rPr>
               <w:t>reated_at</w:t>
             </w:r>
-            <w:proofErr w:type="spellEnd"/>
           </w:p>
         </w:tc>
         <w:tc>
@@ -11911,7 +11764,6 @@
                 <w:szCs w:val="32"/>
               </w:rPr>
             </w:pPr>
-            <w:proofErr w:type="spellStart"/>
             <w:r>
               <w:rPr>
                 <w:rFonts w:ascii="TH SarabunPSK" w:hAnsi="TH SarabunPSK" w:cs="TH SarabunPSK"/>
@@ -11921,7 +11773,6 @@
               </w:rPr>
               <w:t>ntdotjsxnxx</w:t>
             </w:r>
-            <w:proofErr w:type="spellEnd"/>
           </w:p>
         </w:tc>
         <w:tc>
@@ -14012,16 +13863,12 @@
                 <w:rFonts w:ascii="TH SarabunPSK" w:hAnsi="TH SarabunPSK" w:cs="TH SarabunPSK"/>
               </w:rPr>
             </w:pPr>
-            <w:proofErr w:type="spellStart"/>
-            <w:proofErr w:type="gramStart"/>
             <w:r>
               <w:rPr>
                 <w:rFonts w:ascii="TH SarabunPSK" w:hAnsi="TH SarabunPSK" w:cs="TH SarabunPSK"/>
               </w:rPr>
               <w:t>thanapon,phorarmat</w:t>
             </w:r>
-            <w:proofErr w:type="spellEnd"/>
-            <w:proofErr w:type="gramEnd"/>
             <w:r>
               <w:rPr>
                 <w:rFonts w:ascii="TH SarabunPSK" w:hAnsi="TH SarabunPSK" w:cs="TH SarabunPSK"/>
@@ -14602,16 +14449,12 @@
                 <w:bCs/>
               </w:rPr>
             </w:pPr>
-            <w:proofErr w:type="spellStart"/>
-            <w:proofErr w:type="gramStart"/>
             <w:r>
               <w:rPr>
                 <w:rFonts w:ascii="TH SarabunPSK" w:hAnsi="TH SarabunPSK" w:cs="TH SarabunPSK"/>
               </w:rPr>
               <w:t>thanapon,phorarmat</w:t>
             </w:r>
-            <w:proofErr w:type="spellEnd"/>
-            <w:proofErr w:type="gramEnd"/>
             <w:r>
               <w:rPr>
                 <w:rFonts w:ascii="TH SarabunPSK" w:hAnsi="TH SarabunPSK" w:cs="TH SarabunPSK"/>
@@ -15415,43 +15258,25 @@
                 <w:rFonts w:ascii="TH SarabunPSK" w:hAnsi="TH SarabunPSK" w:cs="TH SarabunPSK"/>
               </w:rPr>
             </w:pPr>
-            <w:proofErr w:type="spellStart"/>
-            <w:proofErr w:type="gramStart"/>
-            <w:r>
-              <w:rPr>
-                <w:rFonts w:ascii="TH SarabunPSK" w:hAnsi="TH SarabunPSK" w:cs="TH SarabunPSK"/>
-              </w:rPr>
-              <w:t>mkatezy,mkatezy@rhyvex.co.th</w:t>
-            </w:r>
-            <w:proofErr w:type="spellEnd"/>
-            <w:proofErr w:type="gramEnd"/>
-            <w:r>
-              <w:rPr>
-                <w:rFonts w:ascii="TH SarabunPSK" w:hAnsi="TH SarabunPSK" w:cs="TH SarabunPSK"/>
-              </w:rPr>
-              <w:t>,</w:t>
-            </w:r>
-          </w:p>
-          <w:p>
-            <w:pPr>
-              <w:pStyle w:val="Thesis-Style"/>
-              <w:rPr>
-                <w:rFonts w:ascii="TH SarabunPSK" w:hAnsi="TH SarabunPSK" w:cs="TH SarabunPSK"/>
-              </w:rPr>
-            </w:pPr>
-            <w:proofErr w:type="gramStart"/>
-            <w:r>
-              <w:rPr>
-                <w:rFonts w:ascii="TH SarabunPSK" w:hAnsi="TH SarabunPSK" w:cs="TH SarabunPSK"/>
-              </w:rPr>
-              <w:t>092122222,sirawit</w:t>
-            </w:r>
-            <w:proofErr w:type="gramEnd"/>
-            <w:r>
-              <w:rPr>
-                <w:rFonts w:ascii="TH SarabunPSK" w:hAnsi="TH SarabunPSK" w:cs="TH SarabunPSK"/>
-              </w:rPr>
-              <w:t>,learning</w:t>
+            <w:r>
+              <w:rPr>
+                <w:rFonts w:ascii="TH SarabunPSK" w:hAnsi="TH SarabunPSK" w:cs="TH SarabunPSK"/>
+              </w:rPr>
+              <w:t>mkatezy,mkatezy@rhyvex.co.th,</w:t>
+            </w:r>
+          </w:p>
+          <w:p>
+            <w:pPr>
+              <w:pStyle w:val="Thesis-Style"/>
+              <w:rPr>
+                <w:rFonts w:ascii="TH SarabunPSK" w:hAnsi="TH SarabunPSK" w:cs="TH SarabunPSK"/>
+              </w:rPr>
+            </w:pPr>
+            <w:r>
+              <w:rPr>
+                <w:rFonts w:ascii="TH SarabunPSK" w:hAnsi="TH SarabunPSK" w:cs="TH SarabunPSK"/>
+              </w:rPr>
+              <w:t>092122222,sirawit,learning</w:t>
             </w:r>
           </w:p>
         </w:tc>
@@ -18215,14 +18040,12 @@
               </w:rPr>
               <w:t xml:space="preserve">สแกน </w:t>
             </w:r>
-            <w:proofErr w:type="spellStart"/>
             <w:r>
               <w:rPr>
                 <w:rFonts w:ascii="TH SarabunPSK" w:hAnsi="TH SarabunPSK" w:cs="TH SarabunPSK"/>
               </w:rPr>
               <w:t>qrcode</w:t>
             </w:r>
-            <w:proofErr w:type="spellEnd"/>
           </w:p>
           <w:p>
             <w:pPr>
@@ -22142,7 +21965,7 @@
           <v:shape id="_x0000_i1025" type="#_x0000_t75" style="width:13.5pt;height:16.5pt" o:ole="">
             <v:imagedata r:id="rId37" o:title=""/>
           </v:shape>
-          <o:OLEObject Type="Embed" ProgID="Equation.3" ShapeID="_x0000_i1025" DrawAspect="Content" ObjectID="_1804271800" r:id="rId38"/>
+          <o:OLEObject Type="Embed" ProgID="Equation.3" ShapeID="_x0000_i1025" DrawAspect="Content" ObjectID="_1804284567" r:id="rId38"/>
         </w:object>
       </w:r>
       <w:r>
@@ -22164,7 +21987,7 @@
           <v:shape id="_x0000_i1026" type="#_x0000_t75" style="width:21pt;height:22.5pt" o:ole="">
             <v:imagedata r:id="rId39" o:title=""/>
           </v:shape>
-          <o:OLEObject Type="Embed" ProgID="Equation.3" ShapeID="_x0000_i1026" DrawAspect="Content" ObjectID="_1804271801" r:id="rId40"/>
+          <o:OLEObject Type="Embed" ProgID="Equation.3" ShapeID="_x0000_i1026" DrawAspect="Content" ObjectID="_1804284568" r:id="rId40"/>
         </w:object>
       </w:r>
       <w:r>
@@ -22235,7 +22058,7 @@
           <v:shape id="_x0000_i1027" type="#_x0000_t75" style="width:13.5pt;height:16.5pt" o:ole="">
             <v:imagedata r:id="rId41" o:title=""/>
           </v:shape>
-          <o:OLEObject Type="Embed" ProgID="Equation.3" ShapeID="_x0000_i1027" DrawAspect="Content" ObjectID="_1804271802" r:id="rId42"/>
+          <o:OLEObject Type="Embed" ProgID="Equation.3" ShapeID="_x0000_i1027" DrawAspect="Content" ObjectID="_1804284569" r:id="rId42"/>
         </w:object>
       </w:r>
       <w:r>
@@ -22308,7 +22131,7 @@
           <v:shape id="_x0000_i1028" type="#_x0000_t75" style="width:27.75pt;height:20.25pt" o:ole="">
             <v:imagedata r:id="rId43" o:title=""/>
           </v:shape>
-          <o:OLEObject Type="Embed" ProgID="Equation.3" ShapeID="_x0000_i1028" DrawAspect="Content" ObjectID="_1804271803" r:id="rId44"/>
+          <o:OLEObject Type="Embed" ProgID="Equation.3" ShapeID="_x0000_i1028" DrawAspect="Content" ObjectID="_1804284570" r:id="rId44"/>
         </w:object>
       </w:r>
       <w:r>
@@ -22442,10 +22265,10 @@
           <w:szCs w:val="32"/>
         </w:rPr>
         <w:object w:dxaOrig="2120" w:dyaOrig="1140" w14:anchorId="24492B86">
-          <v:shape id="_x0000_i1029" type="#_x0000_t75" style="width:105pt;height:57pt" o:ole="">
+          <v:shape id="_x0000_i1029" type="#_x0000_t75" style="width:105.05pt;height:57pt" o:ole="">
             <v:imagedata r:id="rId45" o:title=""/>
           </v:shape>
-          <o:OLEObject Type="Embed" ProgID="Equation.3" ShapeID="_x0000_i1029" DrawAspect="Content" ObjectID="_1804271804" r:id="rId46"/>
+          <o:OLEObject Type="Embed" ProgID="Equation.3" ShapeID="_x0000_i1029" DrawAspect="Content" ObjectID="_1804284571" r:id="rId46"/>
         </w:object>
       </w:r>
     </w:p>
@@ -22563,7 +22386,6 @@
         <w:tab/>
         <w:t xml:space="preserve">   D     </w:t>
       </w:r>
-      <w:proofErr w:type="gramStart"/>
       <w:r>
         <w:rPr>
           <w:rFonts w:ascii="TH SarabunPSK" w:hAnsi="TH SarabunPSK" w:cs="TH SarabunPSK"/>
@@ -22573,7 +22395,6 @@
         </w:rPr>
         <w:t>แทน  ค่าผลต่างระหว่างคู่คะแนน</w:t>
       </w:r>
-      <w:proofErr w:type="gramEnd"/>
     </w:p>
     <w:p>
       <w:pPr>
@@ -22634,19 +22455,8 @@
           <w:szCs w:val="32"/>
           <w:cs/>
         </w:rPr>
-        <w:t xml:space="preserve">    </w:t>
-      </w:r>
-      <w:proofErr w:type="gramStart"/>
-      <w:r>
-        <w:rPr>
-          <w:rFonts w:ascii="TH SarabunPSK" w:hAnsi="TH SarabunPSK" w:cs="TH SarabunPSK"/>
-          <w:sz w:val="32"/>
-          <w:szCs w:val="32"/>
-          <w:cs/>
-        </w:rPr>
-        <w:t>แทน  จำนวนของข้อมูลหรือจำนวนคู่คะแนน</w:t>
-      </w:r>
-      <w:proofErr w:type="gramEnd"/>
+        <w:t xml:space="preserve">    แทน  จำนวนของข้อมูลหรือจำนวนคู่คะแนน</w:t>
+      </w:r>
     </w:p>
     <w:p>
       <w:pPr>
@@ -22736,7 +22546,7 @@
               </wp:anchor>
             </w:drawing>
           </mc:Choice>
-          <mc:Fallback xmlns:w16sdtfl="http://schemas.microsoft.com/office/word/2024/wordml/sdtformatlock" xmlns:w16du="http://schemas.microsoft.com/office/word/2023/wordml/word16du">
+          <mc:Fallback xmlns:w16du="http://schemas.microsoft.com/office/word/2023/wordml/word16du" xmlns:w16sdtfl="http://schemas.microsoft.com/office/word/2024/wordml/sdtformatlock">
             <w:pict>
               <v:rect w14:anchorId="2C5115D1" id="Rectangle 2" o:spid="_x0000_s1026" style="position:absolute;margin-left:417.75pt;margin-top:9.65pt;width:27.85pt;height:20.4pt;z-index:251659264;visibility:visible;mso-wrap-style:square;mso-wrap-distance-left:9pt;mso-wrap-distance-top:0;mso-wrap-distance-right:9pt;mso-wrap-distance-bottom:0;mso-position-horizontal:absolute;mso-position-horizontal-relative:text;mso-position-vertical:absolute;mso-position-vertical-relative:text;v-text-anchor:middle" o:gfxdata="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" fillcolor="white [3212]" stroked="f" strokeweight="1pt"/>
             </w:pict>
@@ -23148,7 +22958,6 @@
           <w:szCs w:val="32"/>
         </w:rPr>
       </w:pPr>
-      <w:proofErr w:type="gramStart"/>
       <w:r>
         <w:rPr>
           <w:rFonts w:ascii="TH SarabunPSK" w:hAnsi="TH SarabunPSK" w:cs="TH SarabunPSK"/>
@@ -23180,17 +22989,7 @@
           <w:szCs w:val="32"/>
           <w:cs/>
         </w:rPr>
-        <w:t xml:space="preserve">  ข้อมูลตอนที่</w:t>
-      </w:r>
-      <w:proofErr w:type="gramEnd"/>
-      <w:r>
-        <w:rPr>
-          <w:rFonts w:ascii="TH SarabunPSK" w:hAnsi="TH SarabunPSK" w:cs="TH SarabunPSK"/>
-          <w:sz w:val="32"/>
-          <w:szCs w:val="32"/>
-          <w:cs/>
-        </w:rPr>
-        <w:t xml:space="preserve"> </w:t>
+        <w:t xml:space="preserve">  ข้อมูลตอนที่ </w:t>
       </w:r>
       <w:r>
         <w:rPr>
@@ -23221,7 +23020,7 @@
           <v:shape id="_x0000_i1030" type="#_x0000_t75" style="width:13.5pt;height:16.5pt" o:ole="">
             <v:imagedata r:id="rId41" o:title=""/>
           </v:shape>
-          <o:OLEObject Type="Embed" ProgID="Equation.3" ShapeID="_x0000_i1030" DrawAspect="Content" ObjectID="_1804271805" r:id="rId47"/>
+          <o:OLEObject Type="Embed" ProgID="Equation.3" ShapeID="_x0000_i1030" DrawAspect="Content" ObjectID="_1804284572" r:id="rId47"/>
         </w:object>
       </w:r>
       <w:r>
@@ -23647,7 +23446,7 @@
               </wp:anchor>
             </w:drawing>
           </mc:Choice>
-          <mc:Fallback xmlns:w16sdtfl="http://schemas.microsoft.com/office/word/2024/wordml/sdtformatlock" xmlns:w16du="http://schemas.microsoft.com/office/word/2023/wordml/word16du">
+          <mc:Fallback xmlns:w16du="http://schemas.microsoft.com/office/word/2023/wordml/word16du" xmlns:w16sdtfl="http://schemas.microsoft.com/office/word/2024/wordml/sdtformatlock">
             <w:pict>
               <v:rect w14:anchorId="5863A9EC" id="Rectangle 2" o:spid="_x0000_s1026" style="position:absolute;margin-left:0;margin-top:165.25pt;width:27.85pt;height:20.4pt;z-index:251661312;visibility:visible;mso-wrap-style:square;mso-wrap-distance-left:9pt;mso-wrap-distance-top:0;mso-wrap-distance-right:9pt;mso-wrap-distance-bottom:0;mso-position-horizontal:left;mso-position-horizontal-relative:right-margin-area;mso-position-vertical:absolute;mso-position-vertical-relative:text;v-text-anchor:middle" o:gfxdata="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" fillcolor="white [3212]" stroked="f" strokeweight="1pt">
                 <w10:wrap anchorx="margin"/>

--- a/_Documects/end/บทที่-3.docx
+++ b/_Documects/end/บทที่-3.docx
@@ -1099,22 +1099,7 @@
           <w:color w:val="000000" w:themeColor="text1"/>
           <w:cs/>
         </w:rPr>
-        <w:t xml:space="preserve">การเข้าสู่ระบบ </w:t>
-      </w:r>
-      <w:r>
-        <w:rPr>
-          <w:rFonts w:ascii="TH SarabunPSK" w:hAnsi="TH SarabunPSK" w:cs="TH SarabunPSK" w:hint="cs"/>
-          <w:color w:val="000000" w:themeColor="text1"/>
-        </w:rPr>
-        <w:t xml:space="preserve">Login </w:t>
-      </w:r>
-      <w:r>
-        <w:rPr>
-          <w:rFonts w:ascii="TH SarabunPSK" w:hAnsi="TH SarabunPSK" w:cs="TH SarabunPSK" w:hint="cs"/>
-          <w:color w:val="000000" w:themeColor="text1"/>
-          <w:cs/>
-        </w:rPr>
-        <w:t xml:space="preserve">สามารถเขียนเป็น </w:t>
+        <w:t xml:space="preserve">การเข้าสู่ระบบ สามารถเขียนเป็น </w:t>
       </w:r>
       <w:r>
         <w:rPr>
@@ -1215,13 +1200,7 @@
           <w:rFonts w:ascii="TH SarabunPSK" w:hAnsi="TH SarabunPSK" w:cs="TH SarabunPSK" w:hint="cs"/>
           <w:cs/>
         </w:rPr>
-        <w:t xml:space="preserve">แสดงขั้นตอนการเข้าสู่ระบบ </w:t>
-      </w:r>
-      <w:r>
-        <w:rPr>
-          <w:rFonts w:ascii="TH SarabunPSK" w:hAnsi="TH SarabunPSK" w:cs="TH SarabunPSK" w:hint="cs"/>
-        </w:rPr>
-        <w:t>Login</w:t>
+        <w:t>แสดงขั้นตอนการเข้าสู่ระบบ</w:t>
       </w:r>
     </w:p>
     <w:p>
@@ -1251,13 +1230,13 @@
           <w:rFonts w:ascii="TH SarabunPSK" w:hAnsi="TH SarabunPSK" w:cs="TH SarabunPSK" w:hint="cs"/>
           <w:cs/>
         </w:rPr>
-        <w:t xml:space="preserve">การเข้าสู่ระบบ </w:t>
-      </w:r>
-      <w:r>
-        <w:rPr>
-          <w:rFonts w:ascii="TH SarabunPSK" w:hAnsi="TH SarabunPSK" w:cs="TH SarabunPSK" w:hint="cs"/>
-        </w:rPr>
-        <w:t xml:space="preserve">Login </w:t>
+        <w:t>การเข้าสู่ระบบ</w:t>
+      </w:r>
+      <w:r>
+        <w:rPr>
+          <w:rFonts w:ascii="TH SarabunPSK" w:hAnsi="TH SarabunPSK" w:cs="TH SarabunPSK" w:hint="cs"/>
+        </w:rPr>
+        <w:t xml:space="preserve"> </w:t>
       </w:r>
       <w:r>
         <w:rPr>
@@ -1449,18 +1428,11 @@
           <w:color w:val="000000" w:themeColor="text1"/>
           <w:cs/>
         </w:rPr>
-        <w:t xml:space="preserve">การสมัครสมาชิก </w:t>
-      </w:r>
-      <w:r>
-        <w:rPr>
-          <w:rFonts w:ascii="TH SarabunPSK" w:hAnsi="TH SarabunPSK" w:cs="TH SarabunPSK"/>
-          <w:color w:val="000000" w:themeColor="text1"/>
-        </w:rPr>
-        <w:t>Register</w:t>
-      </w:r>
-      <w:r>
-        <w:rPr>
-          <w:rFonts w:ascii="TH SarabunPSK" w:hAnsi="TH SarabunPSK" w:cs="TH SarabunPSK" w:hint="cs"/>
+        <w:t>การสมัครสมาชิก</w:t>
+      </w:r>
+      <w:r>
+        <w:rPr>
+          <w:rFonts w:ascii="TH SarabunPSK" w:hAnsi="TH SarabunPSK" w:cs="TH SarabunPSK"/>
           <w:color w:val="000000" w:themeColor="text1"/>
         </w:rPr>
         <w:t xml:space="preserve"> </w:t>
@@ -1586,84 +1558,71 @@
         </w:rPr>
         <w:t>สมัครสมาชิก</w:t>
       </w:r>
-      <w:r>
-        <w:rPr>
-          <w:rFonts w:ascii="TH SarabunPSK" w:hAnsi="TH SarabunPSK" w:cs="TH SarabunPSK" w:hint="cs"/>
-          <w:cs/>
+    </w:p>
+    <w:p>
+      <w:pPr>
+        <w:pStyle w:val="Thesis-Style"/>
+        <w:rPr>
+          <w:rFonts w:ascii="TH SarabunPSK" w:hAnsi="TH SarabunPSK" w:cs="TH SarabunPSK"/>
+          <w:cs/>
+        </w:rPr>
+      </w:pPr>
+      <w:r>
+        <w:rPr>
+          <w:rFonts w:ascii="TH SarabunPSK" w:hAnsi="TH SarabunPSK" w:cs="TH SarabunPSK"/>
+          <w:cs/>
+        </w:rPr>
+        <w:tab/>
+      </w:r>
+      <w:r>
+        <w:rPr>
+          <w:rFonts w:ascii="TH SarabunPSK" w:hAnsi="TH SarabunPSK" w:cs="TH SarabunPSK" w:hint="cs"/>
+          <w:cs/>
+        </w:rPr>
+        <w:t>จากภาพที่ 3.</w:t>
+      </w:r>
+      <w:r>
+        <w:rPr>
+          <w:rFonts w:ascii="TH SarabunPSK" w:hAnsi="TH SarabunPSK" w:cs="TH SarabunPSK"/>
+        </w:rPr>
+        <w:t>2</w:t>
+      </w:r>
+      <w:r>
+        <w:rPr>
+          <w:rFonts w:ascii="TH SarabunPSK" w:hAnsi="TH SarabunPSK" w:cs="TH SarabunPSK" w:hint="cs"/>
+          <w:cs/>
+        </w:rPr>
+        <w:t xml:space="preserve"> สามารถอธิบายขั้นตอน</w:t>
+      </w:r>
+      <w:r>
+        <w:rPr>
+          <w:rFonts w:ascii="TH SarabunPSK" w:hAnsi="TH SarabunPSK" w:cs="TH SarabunPSK"/>
+          <w:cs/>
+        </w:rPr>
+        <w:t xml:space="preserve">การทำงานใน </w:t>
+      </w:r>
+      <w:r>
+        <w:rPr>
+          <w:rFonts w:ascii="TH SarabunPSK" w:hAnsi="TH SarabunPSK" w:cs="TH SarabunPSK"/>
+        </w:rPr>
+        <w:t xml:space="preserve">Flowchart </w:t>
+      </w:r>
+      <w:r>
+        <w:rPr>
+          <w:rFonts w:ascii="TH SarabunPSK" w:hAnsi="TH SarabunPSK" w:cs="TH SarabunPSK"/>
+          <w:cs/>
+        </w:rPr>
+        <w:t>การสมัครสมาชิก</w:t>
+      </w:r>
+      <w:r>
+        <w:rPr>
+          <w:rFonts w:ascii="TH SarabunPSK" w:hAnsi="TH SarabunPSK" w:cs="TH SarabunPSK"/>
         </w:rPr>
         <w:t xml:space="preserve"> </w:t>
       </w:r>
       <w:r>
         <w:rPr>
           <w:rFonts w:ascii="TH SarabunPSK" w:hAnsi="TH SarabunPSK" w:cs="TH SarabunPSK"/>
-        </w:rPr>
-        <w:t>Register</w:t>
-      </w:r>
-    </w:p>
-    <w:p>
-      <w:pPr>
-        <w:pStyle w:val="Thesis-Style"/>
-        <w:rPr>
-          <w:rFonts w:ascii="TH SarabunPSK" w:hAnsi="TH SarabunPSK" w:cs="TH SarabunPSK"/>
-          <w:cs/>
-        </w:rPr>
-      </w:pPr>
-      <w:r>
-        <w:rPr>
-          <w:rFonts w:ascii="TH SarabunPSK" w:hAnsi="TH SarabunPSK" w:cs="TH SarabunPSK"/>
-          <w:cs/>
-        </w:rPr>
-        <w:tab/>
-      </w:r>
-      <w:r>
-        <w:rPr>
-          <w:rFonts w:ascii="TH SarabunPSK" w:hAnsi="TH SarabunPSK" w:cs="TH SarabunPSK" w:hint="cs"/>
-          <w:cs/>
-        </w:rPr>
-        <w:t>จากภาพที่ 3.</w:t>
-      </w:r>
-      <w:r>
-        <w:rPr>
-          <w:rFonts w:ascii="TH SarabunPSK" w:hAnsi="TH SarabunPSK" w:cs="TH SarabunPSK"/>
-        </w:rPr>
-        <w:t>2</w:t>
-      </w:r>
-      <w:r>
-        <w:rPr>
-          <w:rFonts w:ascii="TH SarabunPSK" w:hAnsi="TH SarabunPSK" w:cs="TH SarabunPSK" w:hint="cs"/>
-          <w:cs/>
-        </w:rPr>
-        <w:t xml:space="preserve"> สามารถอธิบายขั้นตอน</w:t>
-      </w:r>
-      <w:r>
-        <w:rPr>
-          <w:rFonts w:ascii="TH SarabunPSK" w:hAnsi="TH SarabunPSK" w:cs="TH SarabunPSK"/>
-          <w:cs/>
-        </w:rPr>
-        <w:t xml:space="preserve">การทำงานใน </w:t>
-      </w:r>
-      <w:r>
-        <w:rPr>
-          <w:rFonts w:ascii="TH SarabunPSK" w:hAnsi="TH SarabunPSK" w:cs="TH SarabunPSK"/>
-        </w:rPr>
-        <w:t xml:space="preserve">Flowchart </w:t>
-      </w:r>
-      <w:r>
-        <w:rPr>
-          <w:rFonts w:ascii="TH SarabunPSK" w:hAnsi="TH SarabunPSK" w:cs="TH SarabunPSK"/>
-          <w:cs/>
-        </w:rPr>
-        <w:t>การสมัครสมาชิก (</w:t>
-      </w:r>
-      <w:r>
-        <w:rPr>
-          <w:rFonts w:ascii="TH SarabunPSK" w:hAnsi="TH SarabunPSK" w:cs="TH SarabunPSK"/>
-        </w:rPr>
-        <w:t xml:space="preserve">Register) </w:t>
-      </w:r>
-      <w:r>
-        <w:rPr>
-          <w:rFonts w:ascii="TH SarabunPSK" w:hAnsi="TH SarabunPSK" w:cs="TH SarabunPSK"/>
           <w:cs/>
         </w:rPr>
         <w:t>ดังนี้</w:t>
@@ -1694,6 +1653,13 @@
           <w:cs/>
         </w:rPr>
         <w:t>ผู้ใช้กรอกข้อมูลที่จำเป็นสำหรับการสมัครสมาชิก</w:t>
+      </w:r>
+      <w:r>
+        <w:rPr>
+          <w:rFonts w:ascii="TH SarabunPSK" w:hAnsi="TH SarabunPSK" w:cs="TH SarabunPSK" w:hint="cs"/>
+          <w:cs/>
+        </w:rPr>
+        <w:t>ตรวจสอบ</w:t>
       </w:r>
       <w:r>
         <w:rPr>
@@ -2025,83 +1991,84 @@
         </w:rPr>
         <w:t>สนับสนุนสตรีมเมอร์</w:t>
       </w:r>
-      <w:r>
-        <w:rPr>
-          <w:rFonts w:ascii="TH SarabunPSK" w:hAnsi="TH SarabunPSK" w:cs="TH SarabunPSK" w:hint="cs"/>
-          <w:cs/>
+    </w:p>
+    <w:p>
+      <w:pPr>
+        <w:pStyle w:val="Thesis-Style"/>
+        <w:jc w:val="thaiDistribute"/>
+        <w:rPr>
+          <w:rFonts w:ascii="TH SarabunPSK" w:hAnsi="TH SarabunPSK" w:cs="TH SarabunPSK"/>
+          <w:cs/>
+        </w:rPr>
+      </w:pPr>
+      <w:r>
+        <w:rPr>
+          <w:rFonts w:ascii="TH SarabunPSK" w:hAnsi="TH SarabunPSK" w:cs="TH SarabunPSK"/>
+          <w:cs/>
+        </w:rPr>
+        <w:tab/>
+      </w:r>
+      <w:r>
+        <w:rPr>
+          <w:rFonts w:ascii="TH SarabunPSK" w:hAnsi="TH SarabunPSK" w:cs="TH SarabunPSK" w:hint="cs"/>
+          <w:cs/>
+        </w:rPr>
+        <w:t>จากภาพที่ 3.</w:t>
+      </w:r>
+      <w:r>
+        <w:rPr>
+          <w:rFonts w:ascii="TH SarabunPSK" w:hAnsi="TH SarabunPSK" w:cs="TH SarabunPSK"/>
+        </w:rPr>
+        <w:t>3</w:t>
+      </w:r>
+      <w:r>
+        <w:rPr>
+          <w:rFonts w:ascii="TH SarabunPSK" w:hAnsi="TH SarabunPSK" w:cs="TH SarabunPSK" w:hint="cs"/>
+          <w:cs/>
+        </w:rPr>
+        <w:t xml:space="preserve"> สามารถอธิบายขั้นตอน</w:t>
+      </w:r>
+      <w:r>
+        <w:rPr>
+          <w:rFonts w:ascii="TH SarabunPSK" w:hAnsi="TH SarabunPSK" w:cs="TH SarabunPSK"/>
+          <w:cs/>
+        </w:rPr>
+        <w:t xml:space="preserve">การทำงานใน </w:t>
+      </w:r>
+      <w:r>
+        <w:rPr>
+          <w:rFonts w:ascii="TH SarabunPSK" w:hAnsi="TH SarabunPSK" w:cs="TH SarabunPSK"/>
+        </w:rPr>
+        <w:t xml:space="preserve">Flowchart </w:t>
+      </w:r>
+      <w:r>
+        <w:rPr>
+          <w:rFonts w:ascii="TH SarabunPSK" w:hAnsi="TH SarabunPSK" w:cs="TH SarabunPSK" w:hint="cs"/>
+          <w:color w:val="000000" w:themeColor="text1"/>
+          <w:cs/>
+        </w:rPr>
+        <w:t>การ</w:t>
+      </w:r>
+      <w:r>
+        <w:rPr>
+          <w:rFonts w:ascii="TH SarabunPSK" w:hAnsi="TH SarabunPSK" w:cs="TH SarabunPSK" w:hint="cs"/>
+          <w:color w:val="000000" w:themeColor="text1"/>
+          <w:cs/>
+        </w:rPr>
+        <w:t>สนับสนุนสตรีมเมอร์</w:t>
+      </w:r>
+      <w:r>
+        <w:rPr>
+          <w:rFonts w:ascii="TH SarabunPSK" w:hAnsi="TH SarabunPSK" w:cs="TH SarabunPSK"/>
         </w:rPr>
         <w:t xml:space="preserve"> </w:t>
       </w:r>
       <w:r>
         <w:rPr>
           <w:rFonts w:ascii="TH SarabunPSK" w:hAnsi="TH SarabunPSK" w:cs="TH SarabunPSK"/>
-        </w:rPr>
-        <w:t>Donate</w:t>
-      </w:r>
-    </w:p>
-    <w:p>
-      <w:pPr>
-        <w:pStyle w:val="Thesis-Style"/>
-        <w:rPr>
-          <w:rFonts w:ascii="TH SarabunPSK" w:hAnsi="TH SarabunPSK" w:cs="TH SarabunPSK"/>
-          <w:cs/>
-        </w:rPr>
-      </w:pPr>
-      <w:r>
-        <w:rPr>
-          <w:rFonts w:ascii="TH SarabunPSK" w:hAnsi="TH SarabunPSK" w:cs="TH SarabunPSK"/>
-          <w:cs/>
-        </w:rPr>
-        <w:tab/>
-      </w:r>
-      <w:r>
-        <w:rPr>
-          <w:rFonts w:ascii="TH SarabunPSK" w:hAnsi="TH SarabunPSK" w:cs="TH SarabunPSK" w:hint="cs"/>
-          <w:cs/>
-        </w:rPr>
-        <w:t>จากภาพที่ 3.</w:t>
-      </w:r>
-      <w:r>
-        <w:rPr>
-          <w:rFonts w:ascii="TH SarabunPSK" w:hAnsi="TH SarabunPSK" w:cs="TH SarabunPSK"/>
-        </w:rPr>
-        <w:t>3</w:t>
-      </w:r>
-      <w:r>
-        <w:rPr>
-          <w:rFonts w:ascii="TH SarabunPSK" w:hAnsi="TH SarabunPSK" w:cs="TH SarabunPSK" w:hint="cs"/>
-          <w:cs/>
-        </w:rPr>
-        <w:t xml:space="preserve"> สามารถอธิบายขั้นตอน</w:t>
-      </w:r>
-      <w:r>
-        <w:rPr>
-          <w:rFonts w:ascii="TH SarabunPSK" w:hAnsi="TH SarabunPSK" w:cs="TH SarabunPSK"/>
-          <w:cs/>
-        </w:rPr>
-        <w:t xml:space="preserve">การทำงานใน </w:t>
-      </w:r>
-      <w:r>
-        <w:rPr>
-          <w:rFonts w:ascii="TH SarabunPSK" w:hAnsi="TH SarabunPSK" w:cs="TH SarabunPSK"/>
-        </w:rPr>
-        <w:t xml:space="preserve">Flowchart </w:t>
-      </w:r>
-      <w:r>
-        <w:rPr>
-          <w:rFonts w:ascii="TH SarabunPSK" w:hAnsi="TH SarabunPSK" w:cs="TH SarabunPSK" w:hint="cs"/>
-          <w:color w:val="000000" w:themeColor="text1"/>
-          <w:cs/>
-        </w:rPr>
-        <w:t>การ</w:t>
-      </w:r>
-      <w:r>
-        <w:rPr>
-          <w:rFonts w:ascii="TH SarabunPSK" w:hAnsi="TH SarabunPSK" w:cs="TH SarabunPSK" w:hint="cs"/>
-          <w:color w:val="000000" w:themeColor="text1"/>
-          <w:cs/>
-        </w:rPr>
-        <w:t>สนับสนุนสตรีมเมอร์</w:t>
+          <w:cs/>
+        </w:rPr>
+        <w:t>ดังนี้</w:t>
       </w:r>
       <w:r>
         <w:rPr>
@@ -2113,81 +2080,48 @@
       <w:r>
         <w:rPr>
           <w:rFonts w:ascii="TH SarabunPSK" w:hAnsi="TH SarabunPSK" w:cs="TH SarabunPSK"/>
-        </w:rPr>
-        <w:t xml:space="preserve">Donate </w:t>
-      </w:r>
-      <w:r>
-        <w:rPr>
-          <w:rFonts w:ascii="TH SarabunPSK" w:hAnsi="TH SarabunPSK" w:cs="TH SarabunPSK"/>
-          <w:cs/>
-        </w:rPr>
-        <w:t>ดังนี้</w:t>
-      </w:r>
-      <w:r>
-        <w:rPr>
-          <w:rFonts w:ascii="TH SarabunPSK" w:hAnsi="TH SarabunPSK" w:cs="TH SarabunPSK" w:hint="cs"/>
-          <w:cs/>
+          <w:cs/>
+        </w:rPr>
+        <w:t>เริ่มต้นการ</w:t>
+      </w:r>
+      <w:r>
+        <w:rPr>
+          <w:rFonts w:ascii="TH SarabunPSK" w:hAnsi="TH SarabunPSK" w:cs="TH SarabunPSK" w:hint="cs"/>
+          <w:cs/>
+        </w:rPr>
+        <w:t>ทำงาน</w:t>
+      </w:r>
+      <w:r>
+        <w:rPr>
+          <w:rFonts w:ascii="TH SarabunPSK" w:hAnsi="TH SarabunPSK" w:cs="TH SarabunPSK"/>
+          <w:cs/>
+        </w:rPr>
+        <w:t xml:space="preserve">กรอกข้อมูล </w:t>
+      </w:r>
+      <w:r>
+        <w:rPr>
+          <w:rFonts w:ascii="TH SarabunPSK" w:hAnsi="TH SarabunPSK" w:cs="TH SarabunPSK"/>
+        </w:rPr>
+        <w:t>message</w:t>
+      </w:r>
+      <w:r>
+        <w:rPr>
+          <w:rFonts w:ascii="TH SarabunPSK" w:hAnsi="TH SarabunPSK" w:cs="TH SarabunPSK"/>
+        </w:rPr>
+        <w:t xml:space="preserve"> amount</w:t>
+      </w:r>
+      <w:r>
+        <w:rPr>
+          <w:rFonts w:ascii="TH SarabunPSK" w:hAnsi="TH SarabunPSK" w:cs="TH SarabunPSK"/>
         </w:rPr>
         <w:t xml:space="preserve"> </w:t>
       </w:r>
       <w:r>
         <w:rPr>
-          <w:rFonts w:ascii="TH SarabunPSK" w:hAnsi="TH SarabunPSK" w:cs="TH SarabunPSK"/>
-          <w:cs/>
-        </w:rPr>
-        <w:t>เริ่มต้นการ</w:t>
-      </w:r>
-      <w:r>
-        <w:rPr>
-          <w:rFonts w:ascii="TH SarabunPSK" w:hAnsi="TH SarabunPSK" w:cs="TH SarabunPSK"/>
-        </w:rPr>
-        <w:t xml:space="preserve"> </w:t>
-      </w:r>
-      <w:r>
-        <w:rPr>
-          <w:rFonts w:ascii="TH SarabunPSK" w:hAnsi="TH SarabunPSK" w:cs="TH SarabunPSK"/>
-        </w:rPr>
-        <w:t xml:space="preserve">Donate </w:t>
-      </w:r>
-      <w:r>
-        <w:rPr>
-          <w:rFonts w:ascii="TH SarabunPSK" w:hAnsi="TH SarabunPSK" w:cs="TH SarabunPSK"/>
-          <w:cs/>
-        </w:rPr>
-        <w:t xml:space="preserve">กรอกข้อมูล </w:t>
-      </w:r>
-      <w:r>
-        <w:rPr>
-          <w:rFonts w:ascii="TH SarabunPSK" w:hAnsi="TH SarabunPSK" w:cs="TH SarabunPSK"/>
-        </w:rPr>
-        <w:t>message</w:t>
-      </w:r>
-      <w:r>
-        <w:rPr>
-          <w:rFonts w:ascii="TH SarabunPSK" w:hAnsi="TH SarabunPSK" w:cs="TH SarabunPSK"/>
-        </w:rPr>
-        <w:t xml:space="preserve"> amount</w:t>
-      </w:r>
-      <w:r>
-        <w:rPr>
-          <w:rFonts w:ascii="TH SarabunPSK" w:hAnsi="TH SarabunPSK" w:cs="TH SarabunPSK"/>
-        </w:rPr>
-        <w:t xml:space="preserve"> </w:t>
-      </w:r>
-      <w:r>
-        <w:rPr>
-          <w:rFonts w:ascii="TH SarabunPSK" w:hAnsi="TH SarabunPSK" w:cs="TH SarabunPSK"/>
-          <w:cs/>
-        </w:rPr>
-        <w:t>การ</w:t>
-      </w:r>
-      <w:r>
-        <w:rPr>
-          <w:rFonts w:ascii="TH SarabunPSK" w:hAnsi="TH SarabunPSK" w:cs="TH SarabunPSK" w:hint="cs"/>
-          <w:color w:val="000000" w:themeColor="text1"/>
-          <w:cs/>
-        </w:rPr>
-        <w:t>สนับสนุน</w:t>
+          <w:rFonts w:ascii="TH SarabunPSK" w:hAnsi="TH SarabunPSK" w:cs="TH SarabunPSK" w:hint="cs"/>
+          <w:cs/>
+        </w:rPr>
+        <w:t>ตรวจสอบ</w:t>
       </w:r>
       <w:r>
         <w:rPr>
@@ -2215,7 +2149,21 @@
           <w:rFonts w:ascii="TH SarabunPSK" w:hAnsi="TH SarabunPSK" w:cs="TH SarabunPSK" w:hint="cs"/>
           <w:cs/>
         </w:rPr>
-        <w:t>บันทึกข้อมูลและแสดงผลที่หน้าจอของสตรีมเมอร์ ถ้าไม่ให้กรอกข้อมูลใหม่</w:t>
+        <w:t>บันทึกข้อมูลและ</w:t>
+      </w:r>
+      <w:r>
+        <w:rPr>
+          <w:rFonts w:ascii="TH SarabunPSK" w:hAnsi="TH SarabunPSK" w:cs="TH SarabunPSK"/>
+          <w:cs/>
+        </w:rPr>
+        <w:br/>
+      </w:r>
+      <w:r>
+        <w:rPr>
+          <w:rFonts w:ascii="TH SarabunPSK" w:hAnsi="TH SarabunPSK" w:cs="TH SarabunPSK" w:hint="cs"/>
+          <w:cs/>
+        </w:rPr>
+        <w:t>แสดงผลที่หน้าจอของสตรีมเมอร์ ถ้าไม่ให้กรอกข้อมูลใหม่</w:t>
       </w:r>
     </w:p>
     <w:p>
@@ -2480,7 +2428,6 @@
       <w:r>
         <w:rPr>
           <w:rFonts w:ascii="TH SarabunPSK" w:hAnsi="TH SarabunPSK" w:cs="TH SarabunPSK" w:hint="cs"/>
-          <w:color w:val="000000" w:themeColor="text1"/>
           <w:cs/>
         </w:rPr>
         <w:t>การ</w:t>
@@ -2491,85 +2438,84 @@
           <w:color w:val="000000" w:themeColor="text1"/>
           <w:cs/>
         </w:rPr>
-        <w:t>สนับสนุนสตรีมเมอร์</w:t>
-      </w:r>
-      <w:r>
-        <w:rPr>
-          <w:rFonts w:ascii="TH SarabunPSK" w:hAnsi="TH SarabunPSK" w:cs="TH SarabunPSK" w:hint="cs"/>
-          <w:cs/>
+        <w:t>แสดงผลหน้าสนับสนุนของสตรีมเมอร์</w:t>
+      </w:r>
+    </w:p>
+    <w:p>
+      <w:pPr>
+        <w:pStyle w:val="Thesis-Style"/>
+        <w:rPr>
+          <w:rFonts w:ascii="TH SarabunPSK" w:hAnsi="TH SarabunPSK" w:cs="TH SarabunPSK" w:hint="cs"/>
+          <w:cs/>
+        </w:rPr>
+      </w:pPr>
+      <w:r>
+        <w:rPr>
+          <w:rFonts w:ascii="TH SarabunPSK" w:hAnsi="TH SarabunPSK" w:cs="TH SarabunPSK"/>
+          <w:cs/>
+        </w:rPr>
+        <w:tab/>
+      </w:r>
+      <w:r>
+        <w:rPr>
+          <w:rFonts w:ascii="TH SarabunPSK" w:hAnsi="TH SarabunPSK" w:cs="TH SarabunPSK" w:hint="cs"/>
+          <w:cs/>
+        </w:rPr>
+        <w:t>จากภาพที่ 3.</w:t>
+      </w:r>
+      <w:r>
+        <w:rPr>
+          <w:rFonts w:ascii="TH SarabunPSK" w:hAnsi="TH SarabunPSK" w:cs="TH SarabunPSK"/>
+        </w:rPr>
+        <w:t>4</w:t>
+      </w:r>
+      <w:r>
+        <w:rPr>
+          <w:rFonts w:ascii="TH SarabunPSK" w:hAnsi="TH SarabunPSK" w:cs="TH SarabunPSK" w:hint="cs"/>
+          <w:cs/>
+        </w:rPr>
+        <w:t xml:space="preserve"> สามารถอธิบายขั้นตอน</w:t>
+      </w:r>
+      <w:r>
+        <w:rPr>
+          <w:rFonts w:ascii="TH SarabunPSK" w:hAnsi="TH SarabunPSK" w:cs="TH SarabunPSK"/>
+          <w:cs/>
+        </w:rPr>
+        <w:t xml:space="preserve">การทำงานใน </w:t>
+      </w:r>
+      <w:r>
+        <w:rPr>
+          <w:rFonts w:ascii="TH SarabunPSK" w:hAnsi="TH SarabunPSK" w:cs="TH SarabunPSK"/>
+        </w:rPr>
+        <w:t xml:space="preserve">Flowchart </w:t>
+      </w:r>
+      <w:r>
+        <w:rPr>
+          <w:rFonts w:ascii="TH SarabunPSK" w:hAnsi="TH SarabunPSK" w:cs="TH SarabunPSK" w:hint="cs"/>
+          <w:cs/>
+        </w:rPr>
+        <w:t>การ</w:t>
+      </w:r>
+      <w:r>
+        <w:rPr>
+          <w:rFonts w:ascii="TH SarabunPSK" w:hAnsi="TH SarabunPSK" w:cs="TH SarabunPSK" w:hint="cs"/>
+          <w:color w:val="000000" w:themeColor="text1"/>
+          <w:cs/>
+        </w:rPr>
+        <w:t>แสดงผลหน้าสนับสนุนของสตรีมเมอร์</w:t>
+      </w:r>
+      <w:r>
+        <w:rPr>
+          <w:rFonts w:ascii="TH SarabunPSK" w:hAnsi="TH SarabunPSK" w:cs="TH SarabunPSK"/>
         </w:rPr>
         <w:t xml:space="preserve"> </w:t>
       </w:r>
       <w:r>
         <w:rPr>
           <w:rFonts w:ascii="TH SarabunPSK" w:hAnsi="TH SarabunPSK" w:cs="TH SarabunPSK"/>
-        </w:rPr>
-        <w:t>Donate</w:t>
-      </w:r>
-    </w:p>
-    <w:p>
-      <w:pPr>
-        <w:pStyle w:val="Thesis-Style"/>
-        <w:rPr>
-          <w:rFonts w:ascii="TH SarabunPSK" w:hAnsi="TH SarabunPSK" w:cs="TH SarabunPSK"/>
-          <w:cs/>
-        </w:rPr>
-      </w:pPr>
-      <w:r>
-        <w:rPr>
-          <w:rFonts w:ascii="TH SarabunPSK" w:hAnsi="TH SarabunPSK" w:cs="TH SarabunPSK"/>
-          <w:cs/>
-        </w:rPr>
-        <w:tab/>
-      </w:r>
-      <w:r>
-        <w:rPr>
-          <w:rFonts w:ascii="TH SarabunPSK" w:hAnsi="TH SarabunPSK" w:cs="TH SarabunPSK" w:hint="cs"/>
-          <w:cs/>
-        </w:rPr>
-        <w:t>จากภาพที่ 3.</w:t>
-      </w:r>
-      <w:r>
-        <w:rPr>
-          <w:rFonts w:ascii="TH SarabunPSK" w:hAnsi="TH SarabunPSK" w:cs="TH SarabunPSK"/>
-        </w:rPr>
-        <w:t>4</w:t>
-      </w:r>
-      <w:r>
-        <w:rPr>
-          <w:rFonts w:ascii="TH SarabunPSK" w:hAnsi="TH SarabunPSK" w:cs="TH SarabunPSK" w:hint="cs"/>
-          <w:cs/>
-        </w:rPr>
-        <w:t xml:space="preserve"> สามารถอธิบายขั้นตอน</w:t>
-      </w:r>
-      <w:r>
-        <w:rPr>
-          <w:rFonts w:ascii="TH SarabunPSK" w:hAnsi="TH SarabunPSK" w:cs="TH SarabunPSK"/>
-          <w:cs/>
-        </w:rPr>
-        <w:t xml:space="preserve">การทำงานใน </w:t>
-      </w:r>
-      <w:r>
-        <w:rPr>
-          <w:rFonts w:ascii="TH SarabunPSK" w:hAnsi="TH SarabunPSK" w:cs="TH SarabunPSK"/>
-        </w:rPr>
-        <w:t xml:space="preserve">Flowchart </w:t>
-      </w:r>
-      <w:r>
-        <w:rPr>
-          <w:rFonts w:ascii="TH SarabunPSK" w:hAnsi="TH SarabunPSK" w:cs="TH SarabunPSK" w:hint="cs"/>
-          <w:color w:val="000000" w:themeColor="text1"/>
-          <w:cs/>
-        </w:rPr>
-        <w:t>การ</w:t>
-      </w:r>
-      <w:r>
-        <w:rPr>
-          <w:rFonts w:ascii="TH SarabunPSK" w:hAnsi="TH SarabunPSK" w:cs="TH SarabunPSK" w:hint="cs"/>
-          <w:color w:val="000000" w:themeColor="text1"/>
-          <w:cs/>
-        </w:rPr>
-        <w:t>สนับสนุนสตรีมเมอร์</w:t>
+          <w:cs/>
+        </w:rPr>
+        <w:t>ดังนี้</w:t>
       </w:r>
       <w:r>
         <w:rPr>
@@ -2581,82 +2527,29 @@
       <w:r>
         <w:rPr>
           <w:rFonts w:ascii="TH SarabunPSK" w:hAnsi="TH SarabunPSK" w:cs="TH SarabunPSK"/>
-        </w:rPr>
-        <w:t xml:space="preserve">Donate </w:t>
-      </w:r>
-      <w:r>
-        <w:rPr>
-          <w:rFonts w:ascii="TH SarabunPSK" w:hAnsi="TH SarabunPSK" w:cs="TH SarabunPSK"/>
-          <w:cs/>
-        </w:rPr>
-        <w:t>ดังนี้</w:t>
-      </w:r>
-      <w:r>
-        <w:rPr>
-          <w:rFonts w:ascii="TH SarabunPSK" w:hAnsi="TH SarabunPSK" w:cs="TH SarabunPSK" w:hint="cs"/>
-          <w:cs/>
-        </w:rPr>
-        <w:t xml:space="preserve"> </w:t>
-      </w:r>
-      <w:r>
-        <w:rPr>
-          <w:rFonts w:ascii="TH SarabunPSK" w:hAnsi="TH SarabunPSK" w:cs="TH SarabunPSK"/>
           <w:cs/>
         </w:rPr>
         <w:t>เริ่มต้นการ</w:t>
       </w:r>
       <w:r>
         <w:rPr>
-          <w:rFonts w:ascii="TH SarabunPSK" w:hAnsi="TH SarabunPSK" w:cs="TH SarabunPSK"/>
-        </w:rPr>
-        <w:t xml:space="preserve"> </w:t>
-      </w:r>
-      <w:r>
-        <w:rPr>
-          <w:rFonts w:ascii="TH SarabunPSK" w:hAnsi="TH SarabunPSK" w:cs="TH SarabunPSK"/>
-        </w:rPr>
-        <w:t xml:space="preserve">Donate </w:t>
-      </w:r>
-      <w:r>
-        <w:rPr>
-          <w:rFonts w:ascii="TH SarabunPSK" w:hAnsi="TH SarabunPSK" w:cs="TH SarabunPSK"/>
-          <w:cs/>
-        </w:rPr>
-        <w:t xml:space="preserve">กรอกข้อมูล </w:t>
-      </w:r>
-      <w:r>
-        <w:rPr>
-          <w:rFonts w:ascii="TH SarabunPSK" w:hAnsi="TH SarabunPSK" w:cs="TH SarabunPSK"/>
-        </w:rPr>
-        <w:t>message amount</w:t>
-      </w:r>
-      <w:r>
-        <w:rPr>
-          <w:rFonts w:ascii="TH SarabunPSK" w:hAnsi="TH SarabunPSK" w:cs="TH SarabunPSK"/>
-        </w:rPr>
-        <w:t xml:space="preserve"> </w:t>
-      </w:r>
-      <w:r>
-        <w:rPr>
-          <w:rFonts w:ascii="TH SarabunPSK" w:hAnsi="TH SarabunPSK" w:cs="TH SarabunPSK"/>
-          <w:cs/>
-        </w:rPr>
-        <w:t>การ</w:t>
-      </w:r>
-      <w:r>
-        <w:rPr>
-          <w:rFonts w:ascii="TH SarabunPSK" w:hAnsi="TH SarabunPSK" w:cs="TH SarabunPSK" w:hint="cs"/>
-          <w:color w:val="000000" w:themeColor="text1"/>
-          <w:cs/>
-        </w:rPr>
-        <w:t>สนับสนุน</w:t>
-      </w:r>
-      <w:r>
-        <w:rPr>
-          <w:rFonts w:ascii="TH SarabunPSK" w:hAnsi="TH SarabunPSK" w:cs="TH SarabunPSK" w:hint="cs"/>
-          <w:cs/>
-        </w:rPr>
-        <w:t>ถ้าชำระเงินแล้วให้บันทึกข้อมูลและแสดงผลที่หน้าจอของสตรีมเมอร์ ถ้าไม่ให้กรอกข้อมูลใหม่</w:t>
+          <w:rFonts w:ascii="TH SarabunPSK" w:hAnsi="TH SarabunPSK" w:cs="TH SarabunPSK" w:hint="cs"/>
+          <w:cs/>
+        </w:rPr>
+        <w:t xml:space="preserve">ทำงานตรวจสอบว่ามี </w:t>
+      </w:r>
+      <w:r>
+        <w:rPr>
+          <w:rFonts w:ascii="TH SarabunPSK" w:hAnsi="TH SarabunPSK" w:cs="TH SarabunPSK"/>
+        </w:rPr>
+        <w:t xml:space="preserve">user </w:t>
+      </w:r>
+      <w:r>
+        <w:rPr>
+          <w:rFonts w:ascii="TH SarabunPSK" w:hAnsi="TH SarabunPSK" w:cs="TH SarabunPSK" w:hint="cs"/>
+          <w:cs/>
+        </w:rPr>
+        <w:t>หรือไม่ถ้าถูกต้องแสดงหน้าสนับสนุนสตรีมเมอร์ถ้าไม่ถูกต้องให้แสดงหน้าไม่พบหน้าสนับสนุน</w:t>
       </w:r>
     </w:p>
     <w:p>
@@ -2934,6 +2827,7 @@
         <w:jc w:val="center"/>
         <w:rPr>
           <w:rFonts w:ascii="TH SarabunPSK" w:hAnsi="TH SarabunPSK" w:cs="TH SarabunPSK"/>
+          <w:color w:val="000000" w:themeColor="text1"/>
         </w:rPr>
       </w:pPr>
       <w:r>
@@ -2991,7 +2885,78 @@
           <w:color w:val="000000" w:themeColor="text1"/>
           <w:cs/>
         </w:rPr>
-        <w:t xml:space="preserve">ของผู้ใช้งานโดยอ้างอิง </w:t>
+        <w:t>ของผู้ใช้งาน</w:t>
+      </w:r>
+    </w:p>
+    <w:p>
+      <w:pPr>
+        <w:pStyle w:val="Thesis-Style"/>
+        <w:rPr>
+          <w:rFonts w:ascii="TH SarabunPSK" w:hAnsi="TH SarabunPSK" w:cs="TH SarabunPSK"/>
+          <w:color w:val="000000" w:themeColor="text1"/>
+        </w:rPr>
+      </w:pPr>
+      <w:r>
+        <w:rPr>
+          <w:rFonts w:ascii="TH SarabunPSK" w:hAnsi="TH SarabunPSK" w:cs="TH SarabunPSK"/>
+          <w:cs/>
+        </w:rPr>
+        <w:tab/>
+      </w:r>
+      <w:r>
+        <w:rPr>
+          <w:rFonts w:ascii="TH SarabunPSK" w:hAnsi="TH SarabunPSK" w:cs="TH SarabunPSK" w:hint="cs"/>
+          <w:cs/>
+        </w:rPr>
+        <w:t>จากภาพที่ 3.</w:t>
+      </w:r>
+      <w:r>
+        <w:rPr>
+          <w:rFonts w:ascii="TH SarabunPSK" w:hAnsi="TH SarabunPSK" w:cs="TH SarabunPSK"/>
+        </w:rPr>
+        <w:t xml:space="preserve"> </w:t>
+      </w:r>
+      <w:r>
+        <w:rPr>
+          <w:rFonts w:ascii="TH SarabunPSK" w:hAnsi="TH SarabunPSK" w:cs="TH SarabunPSK"/>
+        </w:rPr>
+        <w:t>5</w:t>
+      </w:r>
+      <w:r>
+        <w:rPr>
+          <w:rFonts w:ascii="TH SarabunPSK" w:hAnsi="TH SarabunPSK" w:cs="TH SarabunPSK" w:hint="cs"/>
+          <w:cs/>
+        </w:rPr>
+        <w:t xml:space="preserve"> สามารถอธิบายขั้นตอน</w:t>
+      </w:r>
+      <w:r>
+        <w:rPr>
+          <w:rFonts w:ascii="TH SarabunPSK" w:hAnsi="TH SarabunPSK" w:cs="TH SarabunPSK"/>
+          <w:cs/>
+        </w:rPr>
+        <w:t xml:space="preserve">การทำงานใน </w:t>
+      </w:r>
+      <w:r>
+        <w:rPr>
+          <w:rFonts w:ascii="TH SarabunPSK" w:hAnsi="TH SarabunPSK" w:cs="TH SarabunPSK"/>
+        </w:rPr>
+        <w:t xml:space="preserve">Flowchart </w:t>
+      </w:r>
+      <w:r>
+        <w:rPr>
+          <w:rFonts w:ascii="TH SarabunPSK" w:hAnsi="TH SarabunPSK" w:cs="TH SarabunPSK" w:hint="cs"/>
+          <w:color w:val="000000" w:themeColor="text1"/>
+          <w:cs/>
+        </w:rPr>
+        <w:t>การ</w:t>
+      </w:r>
+      <w:r>
+        <w:rPr>
+          <w:rFonts w:ascii="TH SarabunPSK" w:hAnsi="TH SarabunPSK" w:cs="TH SarabunPSK" w:hint="cs"/>
+          <w:color w:val="000000" w:themeColor="text1"/>
+          <w:cs/>
+        </w:rPr>
+        <w:t xml:space="preserve">จัดการ </w:t>
       </w:r>
       <w:r>
         <w:rPr>
@@ -3006,22 +2971,46 @@
           <w:color w:val="000000" w:themeColor="text1"/>
           <w:cs/>
         </w:rPr>
-        <w:t xml:space="preserve">ใน </w:t>
-      </w:r>
-      <w:r>
-        <w:rPr>
-          <w:rFonts w:ascii="TH SarabunPSK" w:hAnsi="TH SarabunPSK" w:cs="TH SarabunPSK"/>
-          <w:color w:val="000000" w:themeColor="text1"/>
-        </w:rPr>
-        <w:t xml:space="preserve">database </w:t>
-      </w:r>
-      <w:r>
-        <w:rPr>
-          <w:rFonts w:ascii="TH SarabunPSK" w:hAnsi="TH SarabunPSK" w:cs="TH SarabunPSK" w:hint="cs"/>
-          <w:color w:val="000000" w:themeColor="text1"/>
-          <w:cs/>
-        </w:rPr>
-        <w:t xml:space="preserve">ถ้ามีการเรียกใช้งานให้ตรวจสอบว่า </w:t>
+        <w:t>ของผู้ใช้งาน</w:t>
+      </w:r>
+      <w:r>
+        <w:rPr>
+          <w:rFonts w:ascii="TH SarabunPSK" w:hAnsi="TH SarabunPSK" w:cs="TH SarabunPSK" w:hint="cs"/>
+          <w:color w:val="000000" w:themeColor="text1"/>
+          <w:cs/>
+        </w:rPr>
+        <w:t xml:space="preserve"> </w:t>
+      </w:r>
+      <w:r>
+        <w:rPr>
+          <w:rFonts w:ascii="TH SarabunPSK" w:hAnsi="TH SarabunPSK" w:cs="TH SarabunPSK"/>
+          <w:cs/>
+        </w:rPr>
+        <w:t>ดังนี้</w:t>
+      </w:r>
+      <w:r>
+        <w:rPr>
+          <w:rFonts w:ascii="TH SarabunPSK" w:hAnsi="TH SarabunPSK" w:cs="TH SarabunPSK" w:hint="cs"/>
+          <w:color w:val="000000" w:themeColor="text1"/>
+          <w:cs/>
+        </w:rPr>
+        <w:t xml:space="preserve"> </w:t>
+      </w:r>
+      <w:r>
+        <w:rPr>
+          <w:rFonts w:ascii="TH SarabunPSK" w:hAnsi="TH SarabunPSK" w:cs="TH SarabunPSK" w:hint="cs"/>
+          <w:color w:val="000000" w:themeColor="text1"/>
+          <w:cs/>
+        </w:rPr>
+        <w:t>เริ่มการทำงาน</w:t>
+      </w:r>
+      <w:r>
+        <w:rPr>
+          <w:rFonts w:ascii="TH SarabunPSK" w:hAnsi="TH SarabunPSK" w:cs="TH SarabunPSK" w:hint="cs"/>
+          <w:color w:val="000000" w:themeColor="text1"/>
+          <w:cs/>
+        </w:rPr>
+        <w:t xml:space="preserve">ตรวจสอบว่า </w:t>
       </w:r>
       <w:r>
         <w:rPr>
@@ -3198,7 +3187,6 @@
           <w:rFonts w:ascii="TH SarabunPSK" w:hAnsi="TH SarabunPSK" w:cs="TH SarabunPSK"/>
           <w:color w:val="000000" w:themeColor="text1"/>
         </w:rPr>
-        <w:lastRenderedPageBreak/>
         <w:tab/>
       </w:r>
       <w:r>
@@ -3575,11 +3563,125 @@
     <w:p>
       <w:pPr>
         <w:pStyle w:val="Thesis-Style"/>
-        <w:jc w:val="center"/>
-        <w:rPr>
-          <w:rFonts w:ascii="TH SarabunPSK" w:hAnsi="TH SarabunPSK" w:cs="TH SarabunPSK"/>
-        </w:rPr>
-      </w:pPr>
+        <w:rPr>
+          <w:rFonts w:ascii="TH SarabunPSK" w:hAnsi="TH SarabunPSK" w:cs="TH SarabunPSK" w:hint="cs"/>
+        </w:rPr>
+      </w:pPr>
+    </w:p>
+    <w:p>
+      <w:pPr>
+        <w:pStyle w:val="Thesis-Style"/>
+        <w:jc w:val="thaiDistribute"/>
+        <w:rPr>
+          <w:rFonts w:ascii="TH SarabunPSK" w:hAnsi="TH SarabunPSK" w:cs="TH SarabunPSK"/>
+          <w:color w:val="000000" w:themeColor="text1"/>
+        </w:rPr>
+      </w:pPr>
+      <w:r>
+        <w:rPr>
+          <w:rFonts w:ascii="TH SarabunPSK" w:hAnsi="TH SarabunPSK" w:cs="TH SarabunPSK"/>
+          <w:color w:val="000000" w:themeColor="text1"/>
+        </w:rPr>
+        <w:lastRenderedPageBreak/>
+        <w:tab/>
+      </w:r>
+      <w:r>
+        <w:rPr>
+          <w:rFonts w:ascii="TH SarabunPSK" w:hAnsi="TH SarabunPSK" w:cs="TH SarabunPSK" w:hint="cs"/>
+          <w:color w:val="000000" w:themeColor="text1"/>
+        </w:rPr>
+        <w:t>3.</w:t>
+      </w:r>
+      <w:r>
+        <w:rPr>
+          <w:rFonts w:ascii="TH SarabunPSK" w:hAnsi="TH SarabunPSK" w:cs="TH SarabunPSK"/>
+          <w:color w:val="000000" w:themeColor="text1"/>
+        </w:rPr>
+        <w:t>2</w:t>
+      </w:r>
+      <w:r>
+        <w:rPr>
+          <w:rFonts w:ascii="TH SarabunPSK" w:hAnsi="TH SarabunPSK" w:cs="TH SarabunPSK" w:hint="cs"/>
+          <w:color w:val="000000" w:themeColor="text1"/>
+        </w:rPr>
+        <w:t>.</w:t>
+      </w:r>
+      <w:r>
+        <w:rPr>
+          <w:rFonts w:ascii="TH SarabunPSK" w:hAnsi="TH SarabunPSK" w:cs="TH SarabunPSK"/>
+          <w:color w:val="000000" w:themeColor="text1"/>
+        </w:rPr>
+        <w:t>1</w:t>
+      </w:r>
+      <w:r>
+        <w:rPr>
+          <w:rFonts w:ascii="TH SarabunPSK" w:hAnsi="TH SarabunPSK" w:cs="TH SarabunPSK" w:hint="cs"/>
+          <w:color w:val="000000" w:themeColor="text1"/>
+        </w:rPr>
+        <w:t>.</w:t>
+      </w:r>
+      <w:r>
+        <w:rPr>
+          <w:rFonts w:ascii="TH SarabunPSK" w:hAnsi="TH SarabunPSK" w:cs="TH SarabunPSK"/>
+          <w:color w:val="000000" w:themeColor="text1"/>
+        </w:rPr>
+        <w:t>7</w:t>
+      </w:r>
+      <w:r>
+        <w:rPr>
+          <w:rFonts w:ascii="TH SarabunPSK" w:hAnsi="TH SarabunPSK" w:cs="TH SarabunPSK" w:hint="cs"/>
+          <w:color w:val="000000" w:themeColor="text1"/>
+        </w:rPr>
+        <w:t xml:space="preserve"> </w:t>
+      </w:r>
+      <w:bookmarkStart w:id="2" w:name="_Hlk193283685"/>
+      <w:r>
+        <w:rPr>
+          <w:rFonts w:ascii="TH SarabunPSK" w:hAnsi="TH SarabunPSK" w:cs="TH SarabunPSK" w:hint="cs"/>
+          <w:color w:val="000000" w:themeColor="text1"/>
+          <w:cs/>
+        </w:rPr>
+        <w:t>การ</w:t>
+      </w:r>
+      <w:r>
+        <w:rPr>
+          <w:rFonts w:ascii="TH SarabunPSK" w:hAnsi="TH SarabunPSK" w:cs="TH SarabunPSK" w:hint="cs"/>
+          <w:color w:val="000000" w:themeColor="text1"/>
+          <w:cs/>
+        </w:rPr>
+        <w:t>จัดการการชำระเงิน</w:t>
+      </w:r>
+      <w:r>
+        <w:rPr>
+          <w:rFonts w:ascii="TH SarabunPSK" w:hAnsi="TH SarabunPSK" w:cs="TH SarabunPSK" w:hint="cs"/>
+          <w:color w:val="000000" w:themeColor="text1"/>
+        </w:rPr>
+        <w:t xml:space="preserve"> </w:t>
+      </w:r>
+      <w:bookmarkEnd w:id="2"/>
+      <w:r>
+        <w:rPr>
+          <w:rFonts w:ascii="TH SarabunPSK" w:hAnsi="TH SarabunPSK" w:cs="TH SarabunPSK" w:hint="cs"/>
+          <w:color w:val="000000" w:themeColor="text1"/>
+          <w:cs/>
+        </w:rPr>
+        <w:t xml:space="preserve">สามารถเขียนเป็น </w:t>
+      </w:r>
+      <w:r>
+        <w:rPr>
+          <w:rFonts w:ascii="TH SarabunPSK" w:hAnsi="TH SarabunPSK" w:cs="TH SarabunPSK" w:hint="cs"/>
+          <w:color w:val="000000" w:themeColor="text1"/>
+        </w:rPr>
+        <w:t xml:space="preserve">Flow Chart </w:t>
+      </w:r>
+      <w:r>
+        <w:rPr>
+          <w:rFonts w:ascii="TH SarabunPSK" w:hAnsi="TH SarabunPSK" w:cs="TH SarabunPSK" w:hint="cs"/>
+          <w:color w:val="000000" w:themeColor="text1"/>
+          <w:cs/>
+        </w:rPr>
+        <w:t>ได้ดังนี้</w:t>
+      </w:r>
     </w:p>
     <w:p>
       <w:pPr>
@@ -3587,123 +3689,9 @@
         <w:jc w:val="center"/>
         <w:rPr>
           <w:rFonts w:ascii="TH SarabunPSK" w:hAnsi="TH SarabunPSK" w:cs="TH SarabunPSK"/>
-        </w:rPr>
-      </w:pPr>
-    </w:p>
-    <w:p>
-      <w:pPr>
-        <w:pStyle w:val="Thesis-Style"/>
-        <w:jc w:val="thaiDistribute"/>
-        <w:rPr>
-          <w:rFonts w:ascii="TH SarabunPSK" w:hAnsi="TH SarabunPSK" w:cs="TH SarabunPSK"/>
-          <w:color w:val="000000" w:themeColor="text1"/>
-        </w:rPr>
-      </w:pPr>
-      <w:r>
-        <w:rPr>
-          <w:rFonts w:ascii="TH SarabunPSK" w:hAnsi="TH SarabunPSK" w:cs="TH SarabunPSK"/>
-          <w:color w:val="000000" w:themeColor="text1"/>
-        </w:rPr>
-        <w:lastRenderedPageBreak/>
-        <w:tab/>
-      </w:r>
-      <w:r>
-        <w:rPr>
-          <w:rFonts w:ascii="TH SarabunPSK" w:hAnsi="TH SarabunPSK" w:cs="TH SarabunPSK" w:hint="cs"/>
-          <w:color w:val="000000" w:themeColor="text1"/>
-        </w:rPr>
-        <w:t>3.</w:t>
-      </w:r>
-      <w:r>
-        <w:rPr>
-          <w:rFonts w:ascii="TH SarabunPSK" w:hAnsi="TH SarabunPSK" w:cs="TH SarabunPSK"/>
-          <w:color w:val="000000" w:themeColor="text1"/>
-        </w:rPr>
-        <w:t>2</w:t>
-      </w:r>
-      <w:r>
-        <w:rPr>
-          <w:rFonts w:ascii="TH SarabunPSK" w:hAnsi="TH SarabunPSK" w:cs="TH SarabunPSK" w:hint="cs"/>
-          <w:color w:val="000000" w:themeColor="text1"/>
-        </w:rPr>
-        <w:t>.</w:t>
-      </w:r>
-      <w:r>
-        <w:rPr>
-          <w:rFonts w:ascii="TH SarabunPSK" w:hAnsi="TH SarabunPSK" w:cs="TH SarabunPSK"/>
-          <w:color w:val="000000" w:themeColor="text1"/>
-        </w:rPr>
-        <w:t>1</w:t>
-      </w:r>
-      <w:r>
-        <w:rPr>
-          <w:rFonts w:ascii="TH SarabunPSK" w:hAnsi="TH SarabunPSK" w:cs="TH SarabunPSK" w:hint="cs"/>
-          <w:color w:val="000000" w:themeColor="text1"/>
-        </w:rPr>
-        <w:t>.</w:t>
-      </w:r>
-      <w:r>
-        <w:rPr>
-          <w:rFonts w:ascii="TH SarabunPSK" w:hAnsi="TH SarabunPSK" w:cs="TH SarabunPSK"/>
-          <w:color w:val="000000" w:themeColor="text1"/>
-        </w:rPr>
-        <w:t>7</w:t>
-      </w:r>
-      <w:r>
-        <w:rPr>
-          <w:rFonts w:ascii="TH SarabunPSK" w:hAnsi="TH SarabunPSK" w:cs="TH SarabunPSK" w:hint="cs"/>
-          <w:color w:val="000000" w:themeColor="text1"/>
-        </w:rPr>
-        <w:t xml:space="preserve"> </w:t>
-      </w:r>
-      <w:bookmarkStart w:id="2" w:name="_Hlk193283685"/>
-      <w:r>
-        <w:rPr>
-          <w:rFonts w:ascii="TH SarabunPSK" w:hAnsi="TH SarabunPSK" w:cs="TH SarabunPSK" w:hint="cs"/>
-          <w:color w:val="000000" w:themeColor="text1"/>
-          <w:cs/>
-        </w:rPr>
-        <w:t>การ</w:t>
-      </w:r>
-      <w:r>
-        <w:rPr>
-          <w:rFonts w:ascii="TH SarabunPSK" w:hAnsi="TH SarabunPSK" w:cs="TH SarabunPSK" w:hint="cs"/>
-          <w:color w:val="000000" w:themeColor="text1"/>
-          <w:cs/>
-        </w:rPr>
-        <w:t>จัดการการชำระเงิน</w:t>
-      </w:r>
-      <w:r>
-        <w:rPr>
-          <w:rFonts w:ascii="TH SarabunPSK" w:hAnsi="TH SarabunPSK" w:cs="TH SarabunPSK" w:hint="cs"/>
-          <w:color w:val="000000" w:themeColor="text1"/>
-        </w:rPr>
-        <w:t xml:space="preserve"> </w:t>
-      </w:r>
-      <w:bookmarkEnd w:id="2"/>
-      <w:r>
-        <w:rPr>
-          <w:rFonts w:ascii="TH SarabunPSK" w:hAnsi="TH SarabunPSK" w:cs="TH SarabunPSK" w:hint="cs"/>
-          <w:color w:val="000000" w:themeColor="text1"/>
-          <w:cs/>
-        </w:rPr>
-        <w:t xml:space="preserve">สามารถเขียนเป็น </w:t>
-      </w:r>
-      <w:r>
-        <w:rPr>
-          <w:rFonts w:ascii="TH SarabunPSK" w:hAnsi="TH SarabunPSK" w:cs="TH SarabunPSK" w:hint="cs"/>
-          <w:color w:val="000000" w:themeColor="text1"/>
-        </w:rPr>
-        <w:t xml:space="preserve">Flow Chart </w:t>
-      </w:r>
-      <w:r>
-        <w:rPr>
-          <w:rFonts w:ascii="TH SarabunPSK" w:hAnsi="TH SarabunPSK" w:cs="TH SarabunPSK" w:hint="cs"/>
-          <w:color w:val="000000" w:themeColor="text1"/>
-          <w:cs/>
-        </w:rPr>
-        <w:t>ได้ดังนี้</w:t>
-      </w:r>
+          <w:cs/>
+        </w:rPr>
+      </w:pPr>
     </w:p>
     <w:p>
       <w:pPr>
@@ -3711,28 +3699,19 @@
         <w:jc w:val="center"/>
         <w:rPr>
           <w:rFonts w:ascii="TH SarabunPSK" w:hAnsi="TH SarabunPSK" w:cs="TH SarabunPSK"/>
-          <w:cs/>
-        </w:rPr>
-      </w:pPr>
-    </w:p>
-    <w:p>
-      <w:pPr>
-        <w:pStyle w:val="Thesis-Style"/>
-        <w:jc w:val="center"/>
-        <w:rPr>
-          <w:rFonts w:ascii="TH SarabunPSK" w:hAnsi="TH SarabunPSK" w:cs="TH SarabunPSK"/>
         </w:rPr>
       </w:pPr>
       <w:r>
         <w:rPr>
           <w:rFonts w:ascii="TH SarabunPSK" w:hAnsi="TH SarabunPSK" w:cs="TH SarabunPSK"/>
           <w:noProof/>
+          <w:cs/>
         </w:rPr>
         <w:drawing>
-          <wp:inline distT="0" distB="0" distL="0" distR="0" wp14:anchorId="51FB45F0" wp14:editId="56C375F3">
-            <wp:extent cx="4419850" cy="6467475"/>
-            <wp:effectExtent l="0" t="0" r="0" b="0"/>
-            <wp:docPr id="972881950" name="Picture 1"/>
+          <wp:inline distT="0" distB="0" distL="0" distR="0" wp14:anchorId="794C3BEF" wp14:editId="0D5A342E">
+            <wp:extent cx="4304581" cy="6428065"/>
+            <wp:effectExtent l="0" t="0" r="1270" b="0"/>
+            <wp:docPr id="4" name="Picture 4"/>
             <wp:cNvGraphicFramePr>
               <a:graphicFrameLocks xmlns:a="http://schemas.openxmlformats.org/drawingml/2006/main" noChangeAspect="1"/>
             </wp:cNvGraphicFramePr>
@@ -3740,7 +3719,7 @@
               <a:graphicData uri="http://schemas.openxmlformats.org/drawingml/2006/picture">
                 <pic:pic xmlns:pic="http://schemas.openxmlformats.org/drawingml/2006/picture">
                   <pic:nvPicPr>
-                    <pic:cNvPr id="972881950" name=""/>
+                    <pic:cNvPr id="1" name=""/>
                     <pic:cNvPicPr/>
                   </pic:nvPicPr>
                   <pic:blipFill>
@@ -3752,7 +3731,7 @@
                   <pic:spPr>
                     <a:xfrm>
                       <a:off x="0" y="0"/>
-                      <a:ext cx="4452905" cy="6515844"/>
+                      <a:ext cx="4312667" cy="6440140"/>
                     </a:xfrm>
                     <a:prstGeom prst="rect">
                       <a:avLst/>
@@ -3771,7 +3750,7 @@
         <w:jc w:val="center"/>
         <w:rPr>
           <w:rFonts w:ascii="TH SarabunPSK" w:hAnsi="TH SarabunPSK" w:cs="TH SarabunPSK"/>
-          <w:cs/>
+          <w:color w:val="000000" w:themeColor="text1"/>
         </w:rPr>
       </w:pPr>
       <w:r>
@@ -3814,48 +3793,135 @@
           <w:color w:val="000000" w:themeColor="text1"/>
           <w:cs/>
         </w:rPr>
-        <w:t xml:space="preserve">ชำระเงินได้ ดังนี้ เริ่มกรอกจำนวนเงิน และยืนยันถ้ายืนยันและจะส่งข้อมูลไปทำงานต่อที่ </w:t>
-      </w:r>
-      <w:r>
-        <w:rPr>
-          <w:rFonts w:ascii="TH SarabunPSK" w:hAnsi="TH SarabunPSK" w:cs="TH SarabunPSK"/>
-          <w:color w:val="000000" w:themeColor="text1"/>
-        </w:rPr>
-        <w:t xml:space="preserve">API STRIPE </w:t>
-      </w:r>
-      <w:r>
-        <w:rPr>
-          <w:rFonts w:ascii="TH SarabunPSK" w:hAnsi="TH SarabunPSK" w:cs="TH SarabunPSK" w:hint="cs"/>
-          <w:color w:val="000000" w:themeColor="text1"/>
-          <w:cs/>
-        </w:rPr>
-        <w:t>และรอรับข้อมูลกลับมาว่า</w:t>
-      </w:r>
-      <w:r>
-        <w:rPr>
-          <w:rFonts w:ascii="TH SarabunPSK" w:hAnsi="TH SarabunPSK" w:cs="TH SarabunPSK" w:hint="cs"/>
-          <w:cs/>
-        </w:rPr>
-        <w:t>ชำระเงินสำเร็จหรือยังถ้าไม่จะเริ่มทำงานใหม่</w:t>
+        <w:t>ชำระเงิน</w:t>
       </w:r>
     </w:p>
     <w:p>
       <w:pPr>
         <w:pStyle w:val="Thesis-Style"/>
-        <w:jc w:val="thaiDistribute"/>
-        <w:rPr>
-          <w:rFonts w:ascii="TH SarabunPSK" w:hAnsi="TH SarabunPSK" w:cs="TH SarabunPSK"/>
-        </w:rPr>
-      </w:pPr>
-    </w:p>
-    <w:p>
-      <w:pPr>
-        <w:pStyle w:val="Thesis-Style"/>
-        <w:jc w:val="thaiDistribute"/>
-        <w:rPr>
-          <w:rFonts w:ascii="TH SarabunPSK" w:hAnsi="TH SarabunPSK" w:cs="TH SarabunPSK"/>
-        </w:rPr>
-      </w:pPr>
+        <w:rPr>
+          <w:rFonts w:ascii="TH SarabunPSK" w:hAnsi="TH SarabunPSK" w:cs="TH SarabunPSK" w:hint="cs"/>
+          <w:color w:val="000000" w:themeColor="text1"/>
+          <w:cs/>
+        </w:rPr>
+      </w:pPr>
+      <w:r>
+        <w:rPr>
+          <w:rFonts w:ascii="TH SarabunPSK" w:hAnsi="TH SarabunPSK" w:cs="TH SarabunPSK"/>
+          <w:cs/>
+        </w:rPr>
+        <w:tab/>
+      </w:r>
+      <w:r>
+        <w:rPr>
+          <w:rFonts w:ascii="TH SarabunPSK" w:hAnsi="TH SarabunPSK" w:cs="TH SarabunPSK" w:hint="cs"/>
+          <w:cs/>
+        </w:rPr>
+        <w:t>จากภาพที่ 3.</w:t>
+      </w:r>
+      <w:r>
+        <w:rPr>
+          <w:rFonts w:ascii="TH SarabunPSK" w:hAnsi="TH SarabunPSK" w:cs="TH SarabunPSK"/>
+        </w:rPr>
+        <w:t>7</w:t>
+      </w:r>
+      <w:r>
+        <w:rPr>
+          <w:rFonts w:ascii="TH SarabunPSK" w:hAnsi="TH SarabunPSK" w:cs="TH SarabunPSK" w:hint="cs"/>
+          <w:cs/>
+        </w:rPr>
+        <w:t xml:space="preserve"> สามารถอธิบายขั้นตอน</w:t>
+      </w:r>
+      <w:r>
+        <w:rPr>
+          <w:rFonts w:ascii="TH SarabunPSK" w:hAnsi="TH SarabunPSK" w:cs="TH SarabunPSK"/>
+          <w:cs/>
+        </w:rPr>
+        <w:t xml:space="preserve">การทำงานใน </w:t>
+      </w:r>
+      <w:r>
+        <w:rPr>
+          <w:rFonts w:ascii="TH SarabunPSK" w:hAnsi="TH SarabunPSK" w:cs="TH SarabunPSK"/>
+        </w:rPr>
+        <w:t xml:space="preserve">Flowchart </w:t>
+      </w:r>
+      <w:r>
+        <w:rPr>
+          <w:rFonts w:ascii="TH SarabunPSK" w:hAnsi="TH SarabunPSK" w:cs="TH SarabunPSK" w:hint="cs"/>
+          <w:color w:val="000000" w:themeColor="text1"/>
+          <w:cs/>
+        </w:rPr>
+        <w:t>การ</w:t>
+      </w:r>
+      <w:r>
+        <w:rPr>
+          <w:rFonts w:ascii="TH SarabunPSK" w:hAnsi="TH SarabunPSK" w:cs="TH SarabunPSK" w:hint="cs"/>
+          <w:color w:val="000000" w:themeColor="text1"/>
+          <w:cs/>
+        </w:rPr>
+        <w:t>ชำระเงิน</w:t>
+      </w:r>
+      <w:r>
+        <w:rPr>
+          <w:rFonts w:ascii="TH SarabunPSK" w:hAnsi="TH SarabunPSK" w:cs="TH SarabunPSK"/>
+          <w:color w:val="000000" w:themeColor="text1"/>
+        </w:rPr>
+        <w:t xml:space="preserve"> </w:t>
+      </w:r>
+      <w:r>
+        <w:rPr>
+          <w:rFonts w:ascii="TH SarabunPSK" w:hAnsi="TH SarabunPSK" w:cs="TH SarabunPSK"/>
+          <w:cs/>
+        </w:rPr>
+        <w:t>ดังนี้</w:t>
+      </w:r>
+      <w:r>
+        <w:rPr>
+          <w:rFonts w:ascii="TH SarabunPSK" w:hAnsi="TH SarabunPSK" w:cs="TH SarabunPSK" w:hint="cs"/>
+          <w:cs/>
+        </w:rPr>
+        <w:t xml:space="preserve"> </w:t>
+      </w:r>
+      <w:r>
+        <w:rPr>
+          <w:rFonts w:ascii="TH SarabunPSK" w:hAnsi="TH SarabunPSK" w:cs="TH SarabunPSK" w:hint="cs"/>
+          <w:cs/>
+        </w:rPr>
+        <w:t xml:space="preserve">เริ่มการทำงานกรอกจำนวนเงิน ตรวจสอบยืนยันจำนวนเงินถ้าไม่ ให้กลับไปกรอกใหม่ถ้ายืนยันส่งข้อมูลไปที่ </w:t>
+      </w:r>
+      <w:r>
+        <w:rPr>
+          <w:rFonts w:ascii="TH SarabunPSK" w:hAnsi="TH SarabunPSK" w:cs="TH SarabunPSK"/>
+        </w:rPr>
+        <w:t xml:space="preserve">API </w:t>
+      </w:r>
+      <w:r>
+        <w:rPr>
+          <w:rFonts w:ascii="TH SarabunPSK" w:hAnsi="TH SarabunPSK" w:cs="TH SarabunPSK" w:hint="cs"/>
+          <w:cs/>
+        </w:rPr>
+        <w:t xml:space="preserve">และรอรับค่าจาก </w:t>
+      </w:r>
+      <w:r>
+        <w:rPr>
+          <w:rFonts w:ascii="TH SarabunPSK" w:hAnsi="TH SarabunPSK" w:cs="TH SarabunPSK"/>
+        </w:rPr>
+        <w:t xml:space="preserve">API </w:t>
+      </w:r>
+      <w:r>
+        <w:rPr>
+          <w:rFonts w:ascii="TH SarabunPSK" w:hAnsi="TH SarabunPSK" w:cs="TH SarabunPSK" w:hint="cs"/>
+          <w:cs/>
+        </w:rPr>
+        <w:t>ตรวจ</w:t>
+      </w:r>
+      <w:r>
+        <w:rPr>
+          <w:rFonts w:ascii="TH SarabunPSK" w:hAnsi="TH SarabunPSK" w:cs="TH SarabunPSK" w:hint="cs"/>
+          <w:cs/>
+        </w:rPr>
+        <w:t>สอบมียอดเข้าบัญชีหรือยังถ้ายังให้กลับไปยืนยันใหม่ถ้าเข้าแล้วจบการทำงาน</w:t>
+      </w:r>
     </w:p>
     <w:p>
       <w:pPr>
@@ -4074,21 +4140,132 @@
         </w:rPr>
         <w:t>แก้ไขข้อมูล</w:t>
       </w:r>
-      <w:r>
-        <w:rPr>
-          <w:rFonts w:ascii="TH SarabunPSK" w:hAnsi="TH SarabunPSK" w:cs="TH SarabunPSK" w:hint="cs"/>
-          <w:color w:val="000000" w:themeColor="text1"/>
-          <w:cs/>
-        </w:rPr>
-        <w:t xml:space="preserve">ได้ ดังนี้ </w:t>
-      </w:r>
-      <w:r>
-        <w:rPr>
-          <w:rFonts w:ascii="TH SarabunPSK" w:hAnsi="TH SarabunPSK" w:cs="TH SarabunPSK"/>
-          <w:color w:val="000000" w:themeColor="text1"/>
-          <w:cs/>
-        </w:rPr>
-        <w:t>เริ่มต้นระบบจะทำการแสดงข้อมูลสมาชิกจากนั้นระบบจะทำการตรวจสอบว่าต้องการแก้ไขข้อมูลหรือไม่ หากต้องการแก้ไขข้อมูลระบบจะทำการบันทึกข้อมูล หากไม่ต้องการบันทึกข้อมูล จบการทำงาน</w:t>
+    </w:p>
+    <w:p>
+      <w:pPr>
+        <w:pStyle w:val="Thesis-Style"/>
+        <w:jc w:val="thaiDistribute"/>
+        <w:rPr>
+          <w:rFonts w:ascii="TH SarabunPSK" w:hAnsi="TH SarabunPSK" w:cs="TH SarabunPSK"/>
+        </w:rPr>
+      </w:pPr>
+      <w:r>
+        <w:rPr>
+          <w:rFonts w:ascii="TH SarabunPSK" w:hAnsi="TH SarabunPSK" w:cs="TH SarabunPSK"/>
+          <w:cs/>
+        </w:rPr>
+        <w:tab/>
+      </w:r>
+      <w:r>
+        <w:rPr>
+          <w:rFonts w:ascii="TH SarabunPSK" w:hAnsi="TH SarabunPSK" w:cs="TH SarabunPSK" w:hint="cs"/>
+          <w:cs/>
+        </w:rPr>
+        <w:t>จากภาพที่ 3.</w:t>
+      </w:r>
+      <w:r>
+        <w:rPr>
+          <w:rFonts w:ascii="TH SarabunPSK" w:hAnsi="TH SarabunPSK" w:cs="TH SarabunPSK"/>
+        </w:rPr>
+        <w:t>8</w:t>
+      </w:r>
+      <w:r>
+        <w:rPr>
+          <w:rFonts w:ascii="TH SarabunPSK" w:hAnsi="TH SarabunPSK" w:cs="TH SarabunPSK" w:hint="cs"/>
+          <w:cs/>
+        </w:rPr>
+        <w:t xml:space="preserve"> สามารถอธิบายขั้นตอน</w:t>
+      </w:r>
+      <w:r>
+        <w:rPr>
+          <w:rFonts w:ascii="TH SarabunPSK" w:hAnsi="TH SarabunPSK" w:cs="TH SarabunPSK"/>
+          <w:cs/>
+        </w:rPr>
+        <w:t xml:space="preserve">การทำงานใน </w:t>
+      </w:r>
+      <w:r>
+        <w:rPr>
+          <w:rFonts w:ascii="TH SarabunPSK" w:hAnsi="TH SarabunPSK" w:cs="TH SarabunPSK"/>
+        </w:rPr>
+        <w:t xml:space="preserve">Flowchart </w:t>
+      </w:r>
+      <w:r>
+        <w:rPr>
+          <w:rFonts w:ascii="TH SarabunPSK" w:hAnsi="TH SarabunPSK" w:cs="TH SarabunPSK" w:hint="cs"/>
+          <w:color w:val="000000" w:themeColor="text1"/>
+          <w:cs/>
+        </w:rPr>
+        <w:t>แก้ไขข้อมูล</w:t>
+      </w:r>
+      <w:r>
+        <w:rPr>
+          <w:rFonts w:ascii="TH SarabunPSK" w:hAnsi="TH SarabunPSK" w:cs="TH SarabunPSK"/>
+          <w:color w:val="000000" w:themeColor="text1"/>
+        </w:rPr>
+        <w:t xml:space="preserve"> </w:t>
+      </w:r>
+      <w:r>
+        <w:rPr>
+          <w:rFonts w:ascii="TH SarabunPSK" w:hAnsi="TH SarabunPSK" w:cs="TH SarabunPSK"/>
+          <w:cs/>
+        </w:rPr>
+        <w:t>ดังนี้</w:t>
+      </w:r>
+      <w:r>
+        <w:rPr>
+          <w:rFonts w:ascii="TH SarabunPSK" w:hAnsi="TH SarabunPSK" w:cs="TH SarabunPSK" w:hint="cs"/>
+          <w:cs/>
+        </w:rPr>
+        <w:t xml:space="preserve"> </w:t>
+      </w:r>
+      <w:r>
+        <w:rPr>
+          <w:rFonts w:ascii="TH SarabunPSK" w:hAnsi="TH SarabunPSK" w:cs="TH SarabunPSK"/>
+          <w:cs/>
+        </w:rPr>
+        <w:t>เริ่มต้นระบบจะทำการแสดงข้อมูล</w:t>
+      </w:r>
+      <w:r>
+        <w:rPr>
+          <w:rFonts w:ascii="TH SarabunPSK" w:hAnsi="TH SarabunPSK" w:cs="TH SarabunPSK" w:hint="cs"/>
+          <w:cs/>
+        </w:rPr>
+        <w:t>และให้เปลี่ยนข้อมูลที่ต้องการแก้</w:t>
+      </w:r>
+      <w:r>
+        <w:rPr>
+          <w:rFonts w:ascii="TH SarabunPSK" w:hAnsi="TH SarabunPSK" w:cs="TH SarabunPSK" w:hint="cs"/>
+          <w:cs/>
+        </w:rPr>
+        <w:t>และ</w:t>
+      </w:r>
+      <w:r>
+        <w:rPr>
+          <w:rFonts w:ascii="TH SarabunPSK" w:hAnsi="TH SarabunPSK" w:cs="TH SarabunPSK"/>
+          <w:cs/>
+        </w:rPr>
+        <w:t>ระบบจะทำการบันทึกข้อมูล</w:t>
+      </w:r>
+      <w:r>
+        <w:rPr>
+          <w:rFonts w:ascii="TH SarabunPSK" w:hAnsi="TH SarabunPSK" w:cs="TH SarabunPSK" w:hint="cs"/>
+          <w:cs/>
+        </w:rPr>
+        <w:t>และแสดงข้อมูล</w:t>
+      </w:r>
+      <w:r>
+        <w:rPr>
+          <w:rFonts w:ascii="TH SarabunPSK" w:hAnsi="TH SarabunPSK" w:cs="TH SarabunPSK" w:hint="cs"/>
+          <w:cs/>
+        </w:rPr>
+        <w:t>ก่อนจะ</w:t>
+      </w:r>
+      <w:r>
+        <w:rPr>
+          <w:rFonts w:ascii="TH SarabunPSK" w:hAnsi="TH SarabunPSK" w:cs="TH SarabunPSK"/>
+          <w:cs/>
+        </w:rPr>
+        <w:t>จบการทำงาน</w:t>
       </w:r>
     </w:p>
     <w:p>
@@ -4169,25 +4346,15 @@
         <w:jc w:val="center"/>
         <w:rPr>
           <w:rFonts w:ascii="TH SarabunPSK" w:hAnsi="TH SarabunPSK" w:cs="TH SarabunPSK"/>
+          <w:cs/>
         </w:rPr>
       </w:pPr>
     </w:p>
     <w:p>
       <w:pPr>
         <w:pStyle w:val="Thesis-Style"/>
-        <w:jc w:val="center"/>
-        <w:rPr>
-          <w:rFonts w:ascii="TH SarabunPSK" w:hAnsi="TH SarabunPSK" w:cs="TH SarabunPSK"/>
-          <w:cs/>
-        </w:rPr>
-      </w:pPr>
-    </w:p>
-    <w:p>
-      <w:pPr>
-        <w:pStyle w:val="Thesis-Style"/>
-        <w:jc w:val="center"/>
-        <w:rPr>
-          <w:rFonts w:ascii="TH SarabunPSK" w:hAnsi="TH SarabunPSK" w:cs="TH SarabunPSK"/>
+        <w:rPr>
+          <w:rFonts w:ascii="TH SarabunPSK" w:hAnsi="TH SarabunPSK" w:cs="TH SarabunPSK" w:hint="cs"/>
         </w:rPr>
       </w:pPr>
     </w:p>
@@ -4364,7 +4531,7 @@
         <w:jc w:val="center"/>
         <w:rPr>
           <w:rFonts w:ascii="TH SarabunPSK" w:hAnsi="TH SarabunPSK" w:cs="TH SarabunPSK"/>
-          <w:cs/>
+          <w:color w:val="000000" w:themeColor="text1"/>
         </w:rPr>
       </w:pPr>
       <w:r>
@@ -4396,48 +4563,142 @@
       <w:r>
         <w:rPr>
           <w:rFonts w:ascii="TH SarabunPSK" w:hAnsi="TH SarabunPSK" w:cs="TH SarabunPSK" w:hint="cs"/>
+          <w:cs/>
+        </w:rPr>
+        <w:t>การ</w:t>
+      </w:r>
+      <w:r>
+        <w:rPr>
+          <w:rFonts w:ascii="TH SarabunPSK" w:hAnsi="TH SarabunPSK" w:cs="TH SarabunPSK" w:hint="cs"/>
           <w:color w:val="000000" w:themeColor="text1"/>
           <w:cs/>
         </w:rPr>
         <w:t>เปลี่ยนรหัสผ่าน</w:t>
       </w:r>
-      <w:r>
-        <w:rPr>
-          <w:rFonts w:ascii="TH SarabunPSK" w:hAnsi="TH SarabunPSK" w:cs="TH SarabunPSK" w:hint="cs"/>
-          <w:color w:val="000000" w:themeColor="text1"/>
-          <w:cs/>
-        </w:rPr>
-        <w:t xml:space="preserve">ได้ ดังนี้ </w:t>
-      </w:r>
-      <w:r>
-        <w:rPr>
-          <w:rFonts w:ascii="TH SarabunPSK" w:hAnsi="TH SarabunPSK" w:cs="TH SarabunPSK"/>
-          <w:color w:val="000000" w:themeColor="text1"/>
-          <w:cs/>
-        </w:rPr>
-        <w:t>รหัสผ่านเก่าถูกต้องหรือไม่รหัสผ่า</w:t>
-      </w:r>
-      <w:r>
-        <w:rPr>
-          <w:rFonts w:ascii="TH SarabunPSK" w:hAnsi="TH SarabunPSK" w:cs="TH SarabunPSK" w:hint="cs"/>
-          <w:color w:val="000000" w:themeColor="text1"/>
-          <w:cs/>
-        </w:rPr>
-        <w:t>น</w:t>
-      </w:r>
-      <w:r>
-        <w:rPr>
-          <w:rFonts w:ascii="TH SarabunPSK" w:hAnsi="TH SarabunPSK" w:cs="TH SarabunPSK"/>
-          <w:color w:val="000000" w:themeColor="text1"/>
-          <w:cs/>
-        </w:rPr>
-        <w:t>ใหม่ตรงกับการยืนยันหรือไม่รหัสผ่านใหม่ปลอดภัยเพียงพอหรือไม่</w:t>
-      </w:r>
     </w:p>
     <w:p>
       <w:pPr>
         <w:pStyle w:val="Thesis-Style"/>
-        <w:jc w:val="center"/>
+        <w:rPr>
+          <w:rFonts w:ascii="TH SarabunPSK" w:hAnsi="TH SarabunPSK" w:cs="TH SarabunPSK" w:hint="cs"/>
+          <w:cs/>
+        </w:rPr>
+      </w:pPr>
+      <w:r>
+        <w:rPr>
+          <w:rFonts w:ascii="TH SarabunPSK" w:hAnsi="TH SarabunPSK" w:cs="TH SarabunPSK"/>
+          <w:cs/>
+        </w:rPr>
+        <w:tab/>
+      </w:r>
+      <w:r>
+        <w:rPr>
+          <w:rFonts w:ascii="TH SarabunPSK" w:hAnsi="TH SarabunPSK" w:cs="TH SarabunPSK" w:hint="cs"/>
+          <w:cs/>
+        </w:rPr>
+        <w:t>จากภาพที่ 3.</w:t>
+      </w:r>
+      <w:r>
+        <w:rPr>
+          <w:rFonts w:ascii="TH SarabunPSK" w:hAnsi="TH SarabunPSK" w:cs="TH SarabunPSK"/>
+        </w:rPr>
+        <w:t>9</w:t>
+      </w:r>
+      <w:r>
+        <w:rPr>
+          <w:rFonts w:ascii="TH SarabunPSK" w:hAnsi="TH SarabunPSK" w:cs="TH SarabunPSK" w:hint="cs"/>
+          <w:cs/>
+        </w:rPr>
+        <w:t xml:space="preserve"> สามารถอธิบายขั้นตอน</w:t>
+      </w:r>
+      <w:r>
+        <w:rPr>
+          <w:rFonts w:ascii="TH SarabunPSK" w:hAnsi="TH SarabunPSK" w:cs="TH SarabunPSK"/>
+          <w:cs/>
+        </w:rPr>
+        <w:t xml:space="preserve">การทำงานใน </w:t>
+      </w:r>
+      <w:r>
+        <w:rPr>
+          <w:rFonts w:ascii="TH SarabunPSK" w:hAnsi="TH SarabunPSK" w:cs="TH SarabunPSK"/>
+        </w:rPr>
+        <w:t xml:space="preserve">Flowchart </w:t>
+      </w:r>
+      <w:r>
+        <w:rPr>
+          <w:rFonts w:ascii="TH SarabunPSK" w:hAnsi="TH SarabunPSK" w:cs="TH SarabunPSK" w:hint="cs"/>
+          <w:cs/>
+        </w:rPr>
+        <w:t>การ</w:t>
+      </w:r>
+      <w:r>
+        <w:rPr>
+          <w:rFonts w:ascii="TH SarabunPSK" w:hAnsi="TH SarabunPSK" w:cs="TH SarabunPSK" w:hint="cs"/>
+          <w:color w:val="000000" w:themeColor="text1"/>
+          <w:cs/>
+        </w:rPr>
+        <w:t>เปลี่ยนรหัสผ่าน</w:t>
+      </w:r>
+      <w:r>
+        <w:rPr>
+          <w:rFonts w:ascii="TH SarabunPSK" w:hAnsi="TH SarabunPSK" w:cs="TH SarabunPSK"/>
+          <w:color w:val="000000" w:themeColor="text1"/>
+        </w:rPr>
+        <w:t xml:space="preserve"> </w:t>
+      </w:r>
+      <w:r>
+        <w:rPr>
+          <w:rFonts w:ascii="TH SarabunPSK" w:hAnsi="TH SarabunPSK" w:cs="TH SarabunPSK"/>
+          <w:cs/>
+        </w:rPr>
+        <w:t>ดังนี้</w:t>
+      </w:r>
+      <w:r>
+        <w:rPr>
+          <w:rFonts w:ascii="TH SarabunPSK" w:hAnsi="TH SarabunPSK" w:cs="TH SarabunPSK"/>
+          <w:cs/>
+        </w:rPr>
+        <w:tab/>
+      </w:r>
+      <w:r>
+        <w:rPr>
+          <w:rFonts w:ascii="TH SarabunPSK" w:hAnsi="TH SarabunPSK" w:cs="TH SarabunPSK" w:hint="cs"/>
+          <w:cs/>
+        </w:rPr>
+        <w:t xml:space="preserve"> เริ่มต้นการทำงาน</w:t>
+      </w:r>
+      <w:r>
+        <w:rPr>
+          <w:rFonts w:ascii="TH SarabunPSK" w:hAnsi="TH SarabunPSK" w:cs="TH SarabunPSK" w:hint="cs"/>
+          <w:cs/>
+        </w:rPr>
+        <w:t>รับรหัสผ่านเก่า รหัสผ่านใหม่และยืนยันรหัสผ่านใหม่</w:t>
+      </w:r>
+      <w:r>
+        <w:rPr>
+          <w:rFonts w:ascii="TH SarabunPSK" w:hAnsi="TH SarabunPSK" w:cs="TH SarabunPSK" w:hint="cs"/>
+          <w:cs/>
+        </w:rPr>
+        <w:t xml:space="preserve"> ตรวจสอบว่ารหัสผ่านเก่าถูกต้องหรือไม่ถ้าไม่แสดงรหัสผ่านเดิมไม่ถูกต้อง</w:t>
+      </w:r>
+      <w:r>
+        <w:rPr>
+          <w:rFonts w:ascii="TH SarabunPSK" w:hAnsi="TH SarabunPSK" w:cs="TH SarabunPSK" w:hint="cs"/>
+          <w:cs/>
+        </w:rPr>
+        <w:t>ถ้าถูกให้ตรวจสอบรหัสผ่านใหม่ตรงกับยืนยันรหัสผ่านไหมถ้าไม่ให้แสดงรหัสผ่านไม่ตรงกันถ้าถูกระบบจะบันทึกรหัสผ่านใหม่ลงฐานข้อมูล</w:t>
+      </w:r>
+      <w:r>
+        <w:rPr>
+          <w:rFonts w:ascii="TH SarabunPSK" w:hAnsi="TH SarabunPSK" w:cs="TH SarabunPSK" w:hint="cs"/>
+          <w:cs/>
+        </w:rPr>
+        <w:t>และแสดงเปลี่ยนรหัสผ่านสำเร็จก่อนจบการทำงาน</w:t>
+      </w:r>
+    </w:p>
+    <w:p>
+      <w:pPr>
+        <w:pStyle w:val="Thesis-Style"/>
         <w:rPr>
           <w:rFonts w:ascii="TH SarabunPSK" w:hAnsi="TH SarabunPSK" w:cs="TH SarabunPSK"/>
         </w:rPr>
@@ -4547,43 +4808,7 @@
         <w:pStyle w:val="Thesis-Style"/>
         <w:jc w:val="thaiDistribute"/>
         <w:rPr>
-          <w:rFonts w:ascii="TH SarabunPSK" w:hAnsi="TH SarabunPSK" w:cs="TH SarabunPSK"/>
-        </w:rPr>
-      </w:pPr>
-    </w:p>
-    <w:p>
-      <w:pPr>
-        <w:pStyle w:val="Thesis-Style"/>
-        <w:jc w:val="thaiDistribute"/>
-        <w:rPr>
-          <w:rFonts w:ascii="TH SarabunPSK" w:hAnsi="TH SarabunPSK" w:cs="TH SarabunPSK"/>
-        </w:rPr>
-      </w:pPr>
-    </w:p>
-    <w:p>
-      <w:pPr>
-        <w:pStyle w:val="Thesis-Style"/>
-        <w:jc w:val="thaiDistribute"/>
-        <w:rPr>
-          <w:rFonts w:ascii="TH SarabunPSK" w:hAnsi="TH SarabunPSK" w:cs="TH SarabunPSK"/>
-        </w:rPr>
-      </w:pPr>
-    </w:p>
-    <w:p>
-      <w:pPr>
-        <w:pStyle w:val="Thesis-Style"/>
-        <w:jc w:val="thaiDistribute"/>
-        <w:rPr>
-          <w:rFonts w:ascii="TH SarabunPSK" w:hAnsi="TH SarabunPSK" w:cs="TH SarabunPSK"/>
-        </w:rPr>
-      </w:pPr>
-    </w:p>
-    <w:p>
-      <w:pPr>
-        <w:pStyle w:val="Thesis-Style"/>
-        <w:jc w:val="thaiDistribute"/>
-        <w:rPr>
-          <w:rFonts w:ascii="TH SarabunPSK" w:hAnsi="TH SarabunPSK" w:cs="TH SarabunPSK"/>
+          <w:rFonts w:ascii="TH SarabunPSK" w:hAnsi="TH SarabunPSK" w:cs="TH SarabunPSK" w:hint="cs"/>
         </w:rPr>
       </w:pPr>
     </w:p>
@@ -5045,19 +5270,10 @@
       <w:r>
         <w:rPr>
           <w:rFonts w:ascii="TH SarabunPSK" w:hAnsi="TH SarabunPSK" w:cs="TH SarabunPSK" w:hint="cs"/>
-          <w:b/>
-          <w:bCs/>
           <w:cs/>
         </w:rPr>
         <w:lastRenderedPageBreak/>
-        <w:t>ตารางที่ 3.1</w:t>
-      </w:r>
-      <w:r>
-        <w:rPr>
-          <w:rFonts w:ascii="TH SarabunPSK" w:hAnsi="TH SarabunPSK" w:cs="TH SarabunPSK" w:hint="cs"/>
-          <w:cs/>
-        </w:rPr>
-        <w:t xml:space="preserve"> ตารางผู้ใช้งานระบบ </w:t>
+        <w:t xml:space="preserve">ตารางที่ 3.1 ตารางผู้ใช้งานระบบ </w:t>
       </w:r>
       <w:r>
         <w:rPr>
@@ -7088,8 +7304,6 @@
       <w:r>
         <w:rPr>
           <w:rFonts w:ascii="TH SarabunPSK" w:hAnsi="TH SarabunPSK" w:cs="TH SarabunPSK" w:hint="cs"/>
-          <w:b/>
-          <w:bCs/>
           <w:cs/>
         </w:rPr>
         <w:lastRenderedPageBreak/>
@@ -7098,8 +7312,6 @@
       <w:r>
         <w:rPr>
           <w:rFonts w:ascii="TH SarabunPSK" w:hAnsi="TH SarabunPSK" w:cs="TH SarabunPSK"/>
-          <w:b/>
-          <w:bCs/>
         </w:rPr>
         <w:t>2</w:t>
       </w:r>
@@ -8400,41 +8612,22 @@
     </w:p>
     <w:p>
       <w:pPr>
-        <w:spacing w:after="0" w:line="240" w:lineRule="auto"/>
-        <w:ind w:firstLine="720"/>
-        <w:rPr>
-          <w:rFonts w:ascii="TH SarabunPSK" w:hAnsi="TH SarabunPSK" w:cs="TH SarabunPSK"/>
-          <w:bCs/>
-          <w:sz w:val="32"/>
-          <w:szCs w:val="32"/>
-        </w:rPr>
-      </w:pPr>
-    </w:p>
-    <w:p>
-      <w:pPr>
-        <w:spacing w:after="0" w:line="240" w:lineRule="auto"/>
-        <w:ind w:firstLine="720"/>
         <w:jc w:val="center"/>
         <w:rPr>
-          <w:rFonts w:ascii="TH SarabunPSK" w:hAnsi="TH SarabunPSK" w:cs="TH SarabunPSK"/>
           <w:b/>
           <w:bCs/>
-          <w:sz w:val="32"/>
-          <w:szCs w:val="32"/>
-          <w:cs/>
-        </w:rPr>
-      </w:pPr>
-      <w:r>
-        <w:rPr>
-          <w:b/>
-          <w:bCs/>
+          <w:cs/>
+        </w:rPr>
+      </w:pPr>
+      <w:r>
+        <w:rPr>
           <w:noProof/>
         </w:rPr>
         <w:drawing>
-          <wp:inline distT="0" distB="0" distL="0" distR="0" wp14:anchorId="2EA54CB0" wp14:editId="44ACEE20">
-            <wp:extent cx="4200525" cy="3614899"/>
-            <wp:effectExtent l="0" t="0" r="0" b="5080"/>
-            <wp:docPr id="1778215292" name="Picture 1"/>
+          <wp:inline distT="0" distB="0" distL="0" distR="0" wp14:anchorId="1935E790" wp14:editId="07C15C10">
+            <wp:extent cx="4743450" cy="4074135"/>
+            <wp:effectExtent l="0" t="0" r="0" b="3175"/>
+            <wp:docPr id="5" name="Picture 5"/>
             <wp:cNvGraphicFramePr>
               <a:graphicFrameLocks xmlns:a="http://schemas.openxmlformats.org/drawingml/2006/main" noChangeAspect="1"/>
             </wp:cNvGraphicFramePr>
@@ -8442,23 +8635,36 @@
               <a:graphicData uri="http://schemas.openxmlformats.org/drawingml/2006/picture">
                 <pic:pic xmlns:pic="http://schemas.openxmlformats.org/drawingml/2006/picture">
                   <pic:nvPicPr>
-                    <pic:cNvPr id="1778215292" name=""/>
-                    <pic:cNvPicPr/>
+                    <pic:cNvPr id="0" name="Picture 7"/>
+                    <pic:cNvPicPr>
+                      <a:picLocks noChangeAspect="1" noChangeArrowheads="1"/>
+                    </pic:cNvPicPr>
                   </pic:nvPicPr>
                   <pic:blipFill>
-                    <a:blip r:embed="rId18"/>
+                    <a:blip r:embed="rId18">
+                      <a:extLst>
+                        <a:ext uri="{28A0092B-C50C-407E-A947-70E740481C1C}">
+                          <a14:useLocalDpi xmlns:a14="http://schemas.microsoft.com/office/drawing/2010/main" val="0"/>
+                        </a:ext>
+                      </a:extLst>
+                    </a:blip>
+                    <a:srcRect/>
                     <a:stretch>
                       <a:fillRect/>
                     </a:stretch>
                   </pic:blipFill>
-                  <pic:spPr>
+                  <pic:spPr bwMode="auto">
                     <a:xfrm>
                       <a:off x="0" y="0"/>
-                      <a:ext cx="4234042" cy="3643743"/>
+                      <a:ext cx="4784795" cy="4109646"/>
                     </a:xfrm>
                     <a:prstGeom prst="rect">
                       <a:avLst/>
                     </a:prstGeom>
+                    <a:noFill/>
+                    <a:ln>
+                      <a:noFill/>
+                    </a:ln>
                   </pic:spPr>
                 </pic:pic>
               </a:graphicData>
@@ -8469,16 +8675,6 @@
     </w:p>
     <w:p>
       <w:pPr>
-        <w:jc w:val="center"/>
-        <w:rPr>
-          <w:b/>
-          <w:bCs/>
-          <w:cs/>
-        </w:rPr>
-      </w:pPr>
-    </w:p>
-    <w:p>
-      <w:pPr>
         <w:pStyle w:val="Thesis-Style"/>
         <w:jc w:val="center"/>
         <w:rPr>
@@ -8563,19 +8759,14 @@
       </w:pPr>
       <w:r>
         <w:rPr>
-          <w:rFonts w:ascii="TH SarabunPSK" w:hAnsi="TH SarabunPSK" w:cs="TH SarabunPSK"/>
           <w:noProof/>
-          <w:color w:val="000000"/>
-          <w:sz w:val="32"/>
-          <w:szCs w:val="32"/>
-          <w:cs/>
         </w:rPr>
         <w:lastRenderedPageBreak/>
         <w:drawing>
-          <wp:inline distT="0" distB="0" distL="0" distR="0" wp14:anchorId="30371183" wp14:editId="1580FE97">
-            <wp:extent cx="5274310" cy="3860165"/>
-            <wp:effectExtent l="0" t="0" r="2540" b="6985"/>
-            <wp:docPr id="1508917547" name="Picture 1"/>
+          <wp:inline distT="0" distB="0" distL="0" distR="0" wp14:anchorId="1F518875" wp14:editId="7B4B6A5B">
+            <wp:extent cx="5274310" cy="3853815"/>
+            <wp:effectExtent l="0" t="0" r="2540" b="0"/>
+            <wp:docPr id="6" name="Picture 6"/>
             <wp:cNvGraphicFramePr>
               <a:graphicFrameLocks xmlns:a="http://schemas.openxmlformats.org/drawingml/2006/main" noChangeAspect="1"/>
             </wp:cNvGraphicFramePr>
@@ -8583,23 +8774,36 @@
               <a:graphicData uri="http://schemas.openxmlformats.org/drawingml/2006/picture">
                 <pic:pic xmlns:pic="http://schemas.openxmlformats.org/drawingml/2006/picture">
                   <pic:nvPicPr>
-                    <pic:cNvPr id="1508917547" name=""/>
-                    <pic:cNvPicPr/>
+                    <pic:cNvPr id="0" name="Picture 9"/>
+                    <pic:cNvPicPr>
+                      <a:picLocks noChangeAspect="1" noChangeArrowheads="1"/>
+                    </pic:cNvPicPr>
                   </pic:nvPicPr>
                   <pic:blipFill>
-                    <a:blip r:embed="rId19"/>
+                    <a:blip r:embed="rId19">
+                      <a:extLst>
+                        <a:ext uri="{28A0092B-C50C-407E-A947-70E740481C1C}">
+                          <a14:useLocalDpi xmlns:a14="http://schemas.microsoft.com/office/drawing/2010/main" val="0"/>
+                        </a:ext>
+                      </a:extLst>
+                    </a:blip>
+                    <a:srcRect/>
                     <a:stretch>
                       <a:fillRect/>
                     </a:stretch>
                   </pic:blipFill>
-                  <pic:spPr>
+                  <pic:spPr bwMode="auto">
                     <a:xfrm>
                       <a:off x="0" y="0"/>
-                      <a:ext cx="5274310" cy="3860165"/>
+                      <a:ext cx="5274310" cy="3853815"/>
                     </a:xfrm>
                     <a:prstGeom prst="rect">
                       <a:avLst/>
                     </a:prstGeom>
+                    <a:noFill/>
+                    <a:ln>
+                      <a:noFill/>
+                    </a:ln>
                   </pic:spPr>
                 </pic:pic>
               </a:graphicData>
@@ -8858,7 +9062,7 @@
       <w:r>
         <w:rPr>
           <w:rFonts w:ascii="TH SarabunPSK" w:hAnsi="TH SarabunPSK" w:cs="TH SarabunPSK"/>
-          <w:bCs/>
+          <w:b/>
           <w:sz w:val="32"/>
           <w:szCs w:val="32"/>
         </w:rPr>
@@ -9014,7 +9218,7 @@
         <w:pStyle w:val="Thesis-Style"/>
         <w:jc w:val="center"/>
         <w:rPr>
-          <w:rFonts w:ascii="TH SarabunPSK" w:hAnsi="TH SarabunPSK" w:cs="TH SarabunPSK"/>
+          <w:rFonts w:ascii="TH SarabunPSK" w:hAnsi="TH SarabunPSK" w:cs="TH SarabunPSK" w:hint="cs"/>
         </w:rPr>
       </w:pPr>
       <w:r>
@@ -9049,9 +9253,24 @@
           <w:rFonts w:ascii="TH SarabunPSK" w:hAnsi="TH SarabunPSK" w:cs="TH SarabunPSK"/>
           <w:cs/>
         </w:rPr>
-        <w:t>หน้าจอเข้าสู่ระบบเครือข่ายสังคมออนไลน์</w:t>
+        <w:t>หน้าจอเข้าส</w:t>
+      </w:r>
+      <w:r>
+        <w:rPr>
+          <w:rFonts w:ascii="TH SarabunPSK" w:hAnsi="TH SarabunPSK" w:cs="TH SarabunPSK"/>
+          <w:color w:val="000000" w:themeColor="text1"/>
+        </w:rPr>
+        <w:t>่</w:t>
       </w:r>
       <w:bookmarkEnd w:id="6"/>
+      <w:r>
+        <w:rPr>
+          <w:rFonts w:ascii="TH SarabunPSK" w:hAnsi="TH SarabunPSK" w:cs="TH SarabunPSK" w:hint="cs"/>
+          <w:color w:val="000000" w:themeColor="text1"/>
+          <w:cs/>
+        </w:rPr>
+        <w:t>ระบบ</w:t>
+      </w:r>
     </w:p>
     <w:p>
       <w:pPr>
@@ -9172,7 +9391,7 @@
         <w:pStyle w:val="Thesis-Style"/>
         <w:jc w:val="center"/>
         <w:rPr>
-          <w:rFonts w:ascii="TH SarabunPSK" w:hAnsi="TH SarabunPSK" w:cs="TH SarabunPSK"/>
+          <w:rFonts w:ascii="TH SarabunPSK" w:hAnsi="TH SarabunPSK" w:cs="TH SarabunPSK" w:hint="cs"/>
         </w:rPr>
       </w:pPr>
       <w:r>
@@ -9207,7 +9426,7 @@
           <w:rFonts w:ascii="TH SarabunPSK" w:hAnsi="TH SarabunPSK" w:cs="TH SarabunPSK"/>
           <w:cs/>
         </w:rPr>
-        <w:t>หน้าจอสมัครสมาชิกของผู้ใช้งานปกติ</w:t>
+        <w:t>หน้าจอสมัครสมาชิก</w:t>
       </w:r>
       <w:bookmarkEnd w:id="7"/>
     </w:p>
@@ -10878,17 +11097,18 @@
           <w:rFonts w:ascii="TH SarabunPSK" w:hAnsi="TH SarabunPSK" w:cs="TH SarabunPSK" w:hint="cs"/>
           <w:sz w:val="32"/>
           <w:szCs w:val="32"/>
-        </w:rPr>
-        <w:t>Login</w:t>
-      </w:r>
-      <w:r>
-        <w:rPr>
-          <w:rFonts w:ascii="TH SarabunPSK" w:hAnsi="TH SarabunPSK" w:cs="TH SarabunPSK" w:hint="cs"/>
-          <w:sz w:val="32"/>
-          <w:szCs w:val="32"/>
-          <w:cs/>
-        </w:rPr>
-        <w:t xml:space="preserve"> เข้าสู่ระบบ</w:t>
+          <w:cs/>
+        </w:rPr>
+        <w:t>การ</w:t>
+      </w:r>
+      <w:r>
+        <w:rPr>
+          <w:rFonts w:ascii="TH SarabunPSK" w:hAnsi="TH SarabunPSK" w:cs="TH SarabunPSK" w:hint="cs"/>
+          <w:sz w:val="32"/>
+          <w:szCs w:val="32"/>
+          <w:cs/>
+        </w:rPr>
+        <w:t>เข้าสู่ระบบ</w:t>
       </w:r>
     </w:p>
     <w:tbl>
@@ -14870,22 +15090,22 @@
       </w:r>
       <w:r>
         <w:rPr>
-          <w:rFonts w:ascii="TH SarabunPSK" w:hAnsi="TH SarabunPSK" w:cs="TH SarabunPSK"/>
-          <w:color w:val="000000" w:themeColor="text1"/>
-          <w:sz w:val="32"/>
-          <w:szCs w:val="32"/>
-        </w:rPr>
-        <w:t>Register</w:t>
-      </w:r>
-      <w:r>
-        <w:rPr>
-          <w:rFonts w:ascii="TH SarabunPSK" w:hAnsi="TH SarabunPSK" w:cs="TH SarabunPSK" w:hint="cs"/>
-          <w:color w:val="000000" w:themeColor="text1"/>
-          <w:sz w:val="32"/>
-          <w:szCs w:val="32"/>
-          <w:cs/>
-        </w:rPr>
-        <w:t xml:space="preserve"> ลงทะเบียน</w:t>
+          <w:rFonts w:ascii="TH SarabunPSK" w:hAnsi="TH SarabunPSK" w:cs="TH SarabunPSK" w:hint="cs"/>
+          <w:sz w:val="32"/>
+          <w:szCs w:val="32"/>
+          <w:cs/>
+        </w:rPr>
+        <w:t>การ</w:t>
+      </w:r>
+      <w:r>
+        <w:rPr>
+          <w:rFonts w:ascii="TH SarabunPSK" w:hAnsi="TH SarabunPSK" w:cs="TH SarabunPSK" w:hint="cs"/>
+          <w:color w:val="000000" w:themeColor="text1"/>
+          <w:sz w:val="32"/>
+          <w:szCs w:val="32"/>
+          <w:cs/>
+        </w:rPr>
+        <w:t>ลงทะเบียน</w:t>
       </w:r>
     </w:p>
     <w:p>
@@ -16653,6 +16873,16 @@
           <w:cs/>
         </w:rPr>
         <w:t xml:space="preserve"> กรณีทดสอบ: </w:t>
+      </w:r>
+      <w:r>
+        <w:rPr>
+          <w:rFonts w:ascii="TH SarabunPSK" w:hAnsi="TH SarabunPSK" w:cs="TH SarabunPSK" w:hint="cs"/>
+          <w:color w:val="000000" w:themeColor="text1"/>
+          <w:sz w:val="32"/>
+          <w:szCs w:val="32"/>
+          <w:cs/>
+        </w:rPr>
+        <w:t>การ</w:t>
       </w:r>
       <w:r>
         <w:rPr>
@@ -21965,7 +22195,7 @@
           <v:shape id="_x0000_i1025" type="#_x0000_t75" style="width:13.5pt;height:16.5pt" o:ole="">
             <v:imagedata r:id="rId37" o:title=""/>
           </v:shape>
-          <o:OLEObject Type="Embed" ProgID="Equation.3" ShapeID="_x0000_i1025" DrawAspect="Content" ObjectID="_1804284567" r:id="rId38"/>
+          <o:OLEObject Type="Embed" ProgID="Equation.3" ShapeID="_x0000_i1025" DrawAspect="Content" ObjectID="_1804333785" r:id="rId38"/>
         </w:object>
       </w:r>
       <w:r>
@@ -21987,7 +22217,7 @@
           <v:shape id="_x0000_i1026" type="#_x0000_t75" style="width:21pt;height:22.5pt" o:ole="">
             <v:imagedata r:id="rId39" o:title=""/>
           </v:shape>
-          <o:OLEObject Type="Embed" ProgID="Equation.3" ShapeID="_x0000_i1026" DrawAspect="Content" ObjectID="_1804284568" r:id="rId40"/>
+          <o:OLEObject Type="Embed" ProgID="Equation.3" ShapeID="_x0000_i1026" DrawAspect="Content" ObjectID="_1804333786" r:id="rId40"/>
         </w:object>
       </w:r>
       <w:r>
@@ -22058,7 +22288,7 @@
           <v:shape id="_x0000_i1027" type="#_x0000_t75" style="width:13.5pt;height:16.5pt" o:ole="">
             <v:imagedata r:id="rId41" o:title=""/>
           </v:shape>
-          <o:OLEObject Type="Embed" ProgID="Equation.3" ShapeID="_x0000_i1027" DrawAspect="Content" ObjectID="_1804284569" r:id="rId42"/>
+          <o:OLEObject Type="Embed" ProgID="Equation.3" ShapeID="_x0000_i1027" DrawAspect="Content" ObjectID="_1804333787" r:id="rId42"/>
         </w:object>
       </w:r>
       <w:r>
@@ -22131,7 +22361,7 @@
           <v:shape id="_x0000_i1028" type="#_x0000_t75" style="width:27.75pt;height:20.25pt" o:ole="">
             <v:imagedata r:id="rId43" o:title=""/>
           </v:shape>
-          <o:OLEObject Type="Embed" ProgID="Equation.3" ShapeID="_x0000_i1028" DrawAspect="Content" ObjectID="_1804284570" r:id="rId44"/>
+          <o:OLEObject Type="Embed" ProgID="Equation.3" ShapeID="_x0000_i1028" DrawAspect="Content" ObjectID="_1804333788" r:id="rId44"/>
         </w:object>
       </w:r>
       <w:r>
@@ -22265,10 +22495,10 @@
           <w:szCs w:val="32"/>
         </w:rPr>
         <w:object w:dxaOrig="2120" w:dyaOrig="1140" w14:anchorId="24492B86">
-          <v:shape id="_x0000_i1029" type="#_x0000_t75" style="width:105.05pt;height:57pt" o:ole="">
+          <v:shape id="_x0000_i1029" type="#_x0000_t75" style="width:105pt;height:57pt" o:ole="">
             <v:imagedata r:id="rId45" o:title=""/>
           </v:shape>
-          <o:OLEObject Type="Embed" ProgID="Equation.3" ShapeID="_x0000_i1029" DrawAspect="Content" ObjectID="_1804284571" r:id="rId46"/>
+          <o:OLEObject Type="Embed" ProgID="Equation.3" ShapeID="_x0000_i1029" DrawAspect="Content" ObjectID="_1804333789" r:id="rId46"/>
         </w:object>
       </w:r>
     </w:p>
@@ -23020,7 +23250,7 @@
           <v:shape id="_x0000_i1030" type="#_x0000_t75" style="width:13.5pt;height:16.5pt" o:ole="">
             <v:imagedata r:id="rId41" o:title=""/>
           </v:shape>
-          <o:OLEObject Type="Embed" ProgID="Equation.3" ShapeID="_x0000_i1030" DrawAspect="Content" ObjectID="_1804284572" r:id="rId47"/>
+          <o:OLEObject Type="Embed" ProgID="Equation.3" ShapeID="_x0000_i1030" DrawAspect="Content" ObjectID="_1804333790" r:id="rId47"/>
         </w:object>
       </w:r>
       <w:r>
